--- a/Working Folder/2 Stephen Yip 叶树坚 - Nine Actors 九角子/Errata_2. Nine Actors v3.docx
+++ b/Working Folder/2 Stephen Yip 叶树坚 - Nine Actors 九角子/Errata_2. Nine Actors v3.docx
@@ -1,6 +1,6 @@
 
 <file path=word/document.xml><?xml version="1.0" encoding="utf-8"?>
-<w:document xmlns:wpc="http://schemas.microsoft.com/office/word/2010/wordprocessingCanvas" xmlns:cx="http://schemas.microsoft.com/office/drawing/2014/chartex" xmlns:cx1="http://schemas.microsoft.com/office/drawing/2015/9/8/chartex" xmlns:cx2="http://schemas.microsoft.com/office/drawing/2015/10/21/chartex" xmlns:cx3="http://schemas.microsoft.com/office/drawing/2016/5/9/chartex" xmlns:cx4="http://schemas.microsoft.com/office/drawing/2016/5/10/chartex" xmlns:cx5="http://schemas.microsoft.com/office/drawing/2016/5/11/chartex" xmlns:cx6="http://schemas.microsoft.com/office/drawing/2016/5/12/chartex" xmlns:cx7="http://schemas.microsoft.com/office/drawing/2016/5/13/chartex" xmlns:cx8="http://schemas.microsoft.com/office/drawing/2016/5/14/chartex" xmlns:mc="http://schemas.openxmlformats.org/markup-compatibility/2006" xmlns:aink="http://schemas.microsoft.com/office/drawing/2016/ink" xmlns:am3d="http://schemas.microsoft.com/office/drawing/2017/model3d" xmlns:o="urn:schemas-microsoft-com:office:office" xmlns:r="http://schemas.openxmlformats.org/officeDocument/2006/relationships" xmlns:m="http://schemas.openxmlformats.org/officeDocument/2006/math" xmlns:v="urn:schemas-microsoft-com:vml" xmlns:wp14="http://schemas.microsoft.com/office/word/2010/wordprocessingDrawing" xmlns:wp="http://schemas.openxmlformats.org/drawingml/2006/wordprocessingDrawing" xmlns:w10="urn:schemas-microsoft-com:office:word" xmlns:w="http://schemas.openxmlformats.org/wordprocessingml/2006/main" xmlns:w14="http://schemas.microsoft.com/office/word/2010/wordml" xmlns:w15="http://schemas.microsoft.com/office/word/2012/wordml" xmlns:w16cid="http://schemas.microsoft.com/office/word/2016/wordml/cid" xmlns:w16se="http://schemas.microsoft.com/office/word/2015/wordml/symex" xmlns:wpg="http://schemas.microsoft.com/office/word/2010/wordprocessingGroup" xmlns:wpi="http://schemas.microsoft.com/office/word/2010/wordprocessingInk" xmlns:wne="http://schemas.microsoft.com/office/word/2006/wordml" xmlns:wps="http://schemas.microsoft.com/office/word/2010/wordprocessingShape" mc:Ignorable="w14 w15 w16se w16cid wp14">
+<w:document xmlns:wpc="http://schemas.microsoft.com/office/word/2010/wordprocessingCanvas" xmlns:cx="http://schemas.microsoft.com/office/drawing/2014/chartex" xmlns:cx1="http://schemas.microsoft.com/office/drawing/2015/9/8/chartex" xmlns:cx2="http://schemas.microsoft.com/office/drawing/2015/10/21/chartex" xmlns:cx3="http://schemas.microsoft.com/office/drawing/2016/5/9/chartex" xmlns:cx4="http://schemas.microsoft.com/office/drawing/2016/5/10/chartex" xmlns:cx5="http://schemas.microsoft.com/office/drawing/2016/5/11/chartex" xmlns:cx6="http://schemas.microsoft.com/office/drawing/2016/5/12/chartex" xmlns:cx7="http://schemas.microsoft.com/office/drawing/2016/5/13/chartex" xmlns:cx8="http://schemas.microsoft.com/office/drawing/2016/5/14/chartex" xmlns:mc="http://schemas.openxmlformats.org/markup-compatibility/2006" xmlns:aink="http://schemas.microsoft.com/office/drawing/2016/ink" xmlns:am3d="http://schemas.microsoft.com/office/drawing/2017/model3d" xmlns:o="urn:schemas-microsoft-com:office:office" xmlns:oel="http://schemas.microsoft.com/office/2019/extlst" xmlns:r="http://schemas.openxmlformats.org/officeDocument/2006/relationships" xmlns:m="http://schemas.openxmlformats.org/officeDocument/2006/math" xmlns:v="urn:schemas-microsoft-com:vml" xmlns:wp14="http://schemas.microsoft.com/office/word/2010/wordprocessingDrawing" xmlns:wp="http://schemas.openxmlformats.org/drawingml/2006/wordprocessingDrawing" xmlns:w10="urn:schemas-microsoft-com:office:word" xmlns:w="http://schemas.openxmlformats.org/wordprocessingml/2006/main" xmlns:w14="http://schemas.microsoft.com/office/word/2010/wordml" xmlns:w15="http://schemas.microsoft.com/office/word/2012/wordml" xmlns:w16cex="http://schemas.microsoft.com/office/word/2018/wordml/cex" xmlns:w16cid="http://schemas.microsoft.com/office/word/2016/wordml/cid" xmlns:w16="http://schemas.microsoft.com/office/word/2018/wordml" xmlns:w16du="http://schemas.microsoft.com/office/word/2023/wordml/word16du" xmlns:w16sdtdh="http://schemas.microsoft.com/office/word/2020/wordml/sdtdatahash" xmlns:w16se="http://schemas.microsoft.com/office/word/2015/wordml/symex" xmlns:wpg="http://schemas.microsoft.com/office/word/2010/wordprocessingGroup" xmlns:wpi="http://schemas.microsoft.com/office/word/2010/wordprocessingInk" xmlns:wne="http://schemas.microsoft.com/office/word/2006/wordml" xmlns:wps="http://schemas.microsoft.com/office/word/2010/wordprocessingShape" mc:Ignorable="w14 w15 w16se w16cid w16 w16cex w16sdtdh w16du wp14">
   <w:body>
     <w:p>
       <w:pPr>
@@ -108,8 +108,7 @@
     </w:p>
     <w:tbl>
       <w:tblPr>
-        <w:tblW w:w="0" w:type="auto"/>
-        <w:tblInd w:w="127" w:type="dxa"/>
+        <w:tblW w:w="5000" w:type="pct"/>
         <w:tblBorders>
           <w:top w:val="single" w:sz="6" w:space="0" w:color="000000"/>
           <w:left w:val="single" w:sz="6" w:space="0" w:color="000000"/>
@@ -118,7 +117,6 @@
           <w:insideH w:val="single" w:sz="6" w:space="0" w:color="000000"/>
           <w:insideV w:val="single" w:sz="6" w:space="0" w:color="000000"/>
         </w:tblBorders>
-        <w:tblLayout w:type="fixed"/>
         <w:tblCellMar>
           <w:left w:w="0" w:type="dxa"/>
           <w:right w:w="0" w:type="dxa"/>
@@ -126,13 +124,14 @@
         <w:tblLook w:val="01E0" w:firstRow="1" w:lastRow="1" w:firstColumn="1" w:lastColumn="1" w:noHBand="0" w:noVBand="0"/>
       </w:tblPr>
       <w:tblGrid>
-        <w:gridCol w:w="796"/>
-        <w:gridCol w:w="1383"/>
-        <w:gridCol w:w="737"/>
-        <w:gridCol w:w="852"/>
-        <w:gridCol w:w="852"/>
-        <w:gridCol w:w="737"/>
-        <w:gridCol w:w="5805"/>
+        <w:gridCol w:w="777"/>
+        <w:gridCol w:w="1624"/>
+        <w:gridCol w:w="710"/>
+        <w:gridCol w:w="849"/>
+        <w:gridCol w:w="851"/>
+        <w:gridCol w:w="710"/>
+        <w:gridCol w:w="1135"/>
+        <w:gridCol w:w="4718"/>
       </w:tblGrid>
       <w:tr>
         <w:trPr>
@@ -140,7 +139,7 @@
         </w:trPr>
         <w:tc>
           <w:tcPr>
-            <w:tcW w:w="796" w:type="dxa"/>
+            <w:tcW w:w="342" w:type="pct"/>
             <w:tcBorders>
               <w:right w:val="single" w:sz="4" w:space="0" w:color="000000"/>
             </w:tcBorders>
@@ -148,7 +147,7 @@
           <w:p>
             <w:pPr>
               <w:pStyle w:val="TableParagraph"/>
-              <w:ind w:left="119" w:right="118"/>
+              <w:spacing w:before="0"/>
             </w:pPr>
             <w:r>
               <w:rPr>
@@ -166,7 +165,7 @@
         </w:tc>
         <w:tc>
           <w:tcPr>
-            <w:tcW w:w="1383" w:type="dxa"/>
+            <w:tcW w:w="714" w:type="pct"/>
             <w:tcBorders>
               <w:left w:val="single" w:sz="4" w:space="0" w:color="000000"/>
             </w:tcBorders>
@@ -174,7 +173,7 @@
           <w:p>
             <w:pPr>
               <w:pStyle w:val="TableParagraph"/>
-              <w:ind w:left="119"/>
+              <w:spacing w:before="0"/>
             </w:pPr>
             <w:r>
               <w:rPr>
@@ -186,12 +185,12 @@
         </w:tc>
         <w:tc>
           <w:tcPr>
-            <w:tcW w:w="737" w:type="dxa"/>
-          </w:tcPr>
-          <w:p>
-            <w:pPr>
-              <w:pStyle w:val="TableParagraph"/>
-              <w:ind w:left="108" w:right="168"/>
+            <w:tcW w:w="312" w:type="pct"/>
+          </w:tcPr>
+          <w:p>
+            <w:pPr>
+              <w:pStyle w:val="TableParagraph"/>
+              <w:spacing w:before="0"/>
               <w:jc w:val="center"/>
             </w:pPr>
             <w:proofErr w:type="spellStart"/>
@@ -212,83 +211,88 @@
         </w:tc>
         <w:tc>
           <w:tcPr>
-            <w:tcW w:w="852" w:type="dxa"/>
-          </w:tcPr>
-          <w:p>
-            <w:pPr>
-              <w:pStyle w:val="TableParagraph"/>
-              <w:ind w:left="118" w:right="131" w:hanging="1"/>
-            </w:pPr>
-            <w:proofErr w:type="spellStart"/>
+            <w:tcW w:w="373" w:type="pct"/>
+          </w:tcPr>
+          <w:p>
+            <w:pPr>
+              <w:pStyle w:val="TableParagraph"/>
+              <w:spacing w:before="0"/>
+              <w:ind w:hanging="1"/>
+              <w:jc w:val="center"/>
+            </w:pPr>
             <w:r>
               <w:rPr>
                 <w:spacing w:val="-2"/>
               </w:rPr>
-              <w:t>Reh</w:t>
-            </w:r>
-            <w:proofErr w:type="spellEnd"/>
+              <w:t>Reh. Mark</w:t>
+            </w:r>
+          </w:p>
+        </w:tc>
+        <w:tc>
+          <w:tcPr>
+            <w:tcW w:w="374" w:type="pct"/>
+          </w:tcPr>
+          <w:p>
+            <w:pPr>
+              <w:pStyle w:val="TableParagraph"/>
+              <w:spacing w:before="0"/>
+              <w:jc w:val="center"/>
+            </w:pPr>
             <w:r>
               <w:rPr>
                 <w:spacing w:val="-2"/>
               </w:rPr>
-              <w:t>.</w:t>
-            </w:r>
-            <w:r>
+              <w:t>Bar No.</w:t>
+            </w:r>
+          </w:p>
+        </w:tc>
+        <w:tc>
+          <w:tcPr>
+            <w:tcW w:w="312" w:type="pct"/>
+          </w:tcPr>
+          <w:p>
+            <w:pPr>
+              <w:pStyle w:val="TableParagraph"/>
+              <w:spacing w:before="0"/>
+              <w:jc w:val="center"/>
+            </w:pPr>
+            <w:r>
+              <w:rPr>
+                <w:spacing w:val="-4"/>
+              </w:rPr>
+              <w:t>Beat</w:t>
+            </w:r>
+          </w:p>
+        </w:tc>
+        <w:tc>
+          <w:tcPr>
+            <w:tcW w:w="499" w:type="pct"/>
+          </w:tcPr>
+          <w:p>
+            <w:pPr>
+              <w:pStyle w:val="TableParagraph"/>
+              <w:spacing w:before="0"/>
+              <w:jc w:val="center"/>
               <w:rPr>
                 <w:spacing w:val="-2"/>
               </w:rPr>
-              <w:t xml:space="preserve"> </w:t>
-            </w:r>
+            </w:pPr>
             <w:r>
               <w:rPr>
                 <w:spacing w:val="-2"/>
               </w:rPr>
-              <w:t>Mark</w:t>
-            </w:r>
-          </w:p>
-        </w:tc>
-        <w:tc>
-          <w:tcPr>
-            <w:tcW w:w="852" w:type="dxa"/>
-          </w:tcPr>
-          <w:p>
-            <w:pPr>
-              <w:pStyle w:val="TableParagraph"/>
-              <w:ind w:left="118" w:right="177"/>
-            </w:pPr>
-            <w:r>
-              <w:rPr>
-                <w:spacing w:val="-2"/>
-              </w:rPr>
-              <w:t>Bar No.</w:t>
-            </w:r>
-          </w:p>
-        </w:tc>
-        <w:tc>
-          <w:tcPr>
-            <w:tcW w:w="737" w:type="dxa"/>
-          </w:tcPr>
-          <w:p>
-            <w:pPr>
-              <w:pStyle w:val="TableParagraph"/>
-              <w:ind w:left="118"/>
-            </w:pPr>
-            <w:r>
-              <w:rPr>
-                <w:spacing w:val="-4"/>
-              </w:rPr>
-              <w:t>Beat</w:t>
-            </w:r>
-          </w:p>
-        </w:tc>
-        <w:tc>
-          <w:tcPr>
-            <w:tcW w:w="5805" w:type="dxa"/>
-          </w:tcPr>
-          <w:p>
-            <w:pPr>
-              <w:pStyle w:val="TableParagraph"/>
-              <w:ind w:left="119"/>
+              <w:t>Resolved?</w:t>
+            </w:r>
+          </w:p>
+        </w:tc>
+        <w:tc>
+          <w:tcPr>
+            <w:tcW w:w="2074" w:type="pct"/>
+          </w:tcPr>
+          <w:p>
+            <w:pPr>
+              <w:pStyle w:val="TableParagraph"/>
+              <w:spacing w:before="0"/>
             </w:pPr>
             <w:r>
               <w:rPr>
@@ -305,29 +309,31 @@
         </w:trPr>
         <w:tc>
           <w:tcPr>
-            <w:tcW w:w="796" w:type="dxa"/>
+            <w:tcW w:w="342" w:type="pct"/>
             <w:tcBorders>
               <w:right w:val="single" w:sz="4" w:space="0" w:color="000000"/>
             </w:tcBorders>
-          </w:tcPr>
-          <w:p>
-            <w:pPr>
-              <w:pStyle w:val="TableParagraph"/>
-              <w:ind w:left="119"/>
-            </w:pPr>
-          </w:p>
-        </w:tc>
-        <w:tc>
-          <w:tcPr>
-            <w:tcW w:w="1383" w:type="dxa"/>
+            <w:vAlign w:val="center"/>
+          </w:tcPr>
+          <w:p>
+            <w:pPr>
+              <w:pStyle w:val="TableParagraph"/>
+              <w:spacing w:before="0"/>
+            </w:pPr>
+          </w:p>
+        </w:tc>
+        <w:tc>
+          <w:tcPr>
+            <w:tcW w:w="714" w:type="pct"/>
             <w:tcBorders>
               <w:left w:val="single" w:sz="4" w:space="0" w:color="000000"/>
             </w:tcBorders>
-          </w:tcPr>
-          <w:p>
-            <w:pPr>
-              <w:pStyle w:val="TableParagraph"/>
-              <w:ind w:left="119"/>
+            <w:vAlign w:val="center"/>
+          </w:tcPr>
+          <w:p>
+            <w:pPr>
+              <w:pStyle w:val="TableParagraph"/>
+              <w:spacing w:before="0"/>
             </w:pPr>
             <w:r>
               <w:t>GZ</w:t>
@@ -336,34 +342,40 @@
         </w:tc>
         <w:tc>
           <w:tcPr>
-            <w:tcW w:w="737" w:type="dxa"/>
-          </w:tcPr>
-          <w:p>
-            <w:pPr>
-              <w:pStyle w:val="TableParagraph"/>
-              <w:ind w:left="119"/>
-            </w:pPr>
-          </w:p>
-        </w:tc>
-        <w:tc>
-          <w:tcPr>
-            <w:tcW w:w="852" w:type="dxa"/>
-          </w:tcPr>
-          <w:p>
-            <w:pPr>
-              <w:pStyle w:val="TableParagraph"/>
-              <w:ind w:left="119"/>
-            </w:pPr>
-          </w:p>
-        </w:tc>
-        <w:tc>
-          <w:tcPr>
-            <w:tcW w:w="852" w:type="dxa"/>
-          </w:tcPr>
-          <w:p>
-            <w:pPr>
-              <w:pStyle w:val="TableParagraph"/>
-              <w:ind w:left="119"/>
+            <w:tcW w:w="312" w:type="pct"/>
+            <w:vAlign w:val="center"/>
+          </w:tcPr>
+          <w:p>
+            <w:pPr>
+              <w:pStyle w:val="TableParagraph"/>
+              <w:spacing w:before="0"/>
+              <w:jc w:val="center"/>
+            </w:pPr>
+          </w:p>
+        </w:tc>
+        <w:tc>
+          <w:tcPr>
+            <w:tcW w:w="373" w:type="pct"/>
+            <w:vAlign w:val="center"/>
+          </w:tcPr>
+          <w:p>
+            <w:pPr>
+              <w:pStyle w:val="TableParagraph"/>
+              <w:spacing w:before="0"/>
+              <w:jc w:val="center"/>
+            </w:pPr>
+          </w:p>
+        </w:tc>
+        <w:tc>
+          <w:tcPr>
+            <w:tcW w:w="374" w:type="pct"/>
+            <w:vAlign w:val="center"/>
+          </w:tcPr>
+          <w:p>
+            <w:pPr>
+              <w:pStyle w:val="TableParagraph"/>
+              <w:spacing w:before="0"/>
+              <w:jc w:val="center"/>
             </w:pPr>
             <w:r>
               <w:t>2</w:t>
@@ -372,12 +384,14 @@
         </w:tc>
         <w:tc>
           <w:tcPr>
-            <w:tcW w:w="737" w:type="dxa"/>
-          </w:tcPr>
-          <w:p>
-            <w:pPr>
-              <w:pStyle w:val="TableParagraph"/>
-              <w:ind w:left="119"/>
+            <w:tcW w:w="312" w:type="pct"/>
+            <w:vAlign w:val="center"/>
+          </w:tcPr>
+          <w:p>
+            <w:pPr>
+              <w:pStyle w:val="TableParagraph"/>
+              <w:spacing w:before="0"/>
+              <w:jc w:val="center"/>
             </w:pPr>
             <w:r>
               <w:t>3</w:t>
@@ -386,26 +400,36 @@
         </w:tc>
         <w:tc>
           <w:tcPr>
-            <w:tcW w:w="5805" w:type="dxa"/>
-          </w:tcPr>
-          <w:p>
-            <w:pPr>
-              <w:pStyle w:val="TableParagraph"/>
-              <w:ind w:left="119"/>
-            </w:pPr>
-            <w:proofErr w:type="spellStart"/>
-            <w:r>
-              <w:t>Gliss</w:t>
-            </w:r>
-            <w:proofErr w:type="spellEnd"/>
-            <w:r>
-              <w:t xml:space="preserve">. lines can be more accurate, nearer </w:t>
-            </w:r>
-            <w:proofErr w:type="spellStart"/>
-            <w:r>
-              <w:t>notehead</w:t>
-            </w:r>
-            <w:proofErr w:type="spellEnd"/>
+            <w:tcW w:w="499" w:type="pct"/>
+            <w:vAlign w:val="center"/>
+          </w:tcPr>
+          <w:p>
+            <w:pPr>
+              <w:pStyle w:val="TableParagraph"/>
+              <w:spacing w:before="0"/>
+              <w:jc w:val="center"/>
+            </w:pPr>
+            <w:r>
+              <w:rPr>
+                <w:rFonts w:ascii="Segoe UI Symbol" w:hAnsi="Segoe UI Symbol" w:cs="Segoe UI Symbol"/>
+              </w:rPr>
+              <w:t>✓</w:t>
+            </w:r>
+          </w:p>
+        </w:tc>
+        <w:tc>
+          <w:tcPr>
+            <w:tcW w:w="2074" w:type="pct"/>
+            <w:vAlign w:val="center"/>
+          </w:tcPr>
+          <w:p>
+            <w:pPr>
+              <w:pStyle w:val="TableParagraph"/>
+              <w:spacing w:before="0"/>
+            </w:pPr>
+            <w:r>
+              <w:t>Gliss. lines can be more accurate, nearer notehead</w:t>
+            </w:r>
           </w:p>
         </w:tc>
       </w:tr>
@@ -415,101 +439,197 @@
         </w:trPr>
         <w:tc>
           <w:tcPr>
-            <w:tcW w:w="796" w:type="dxa"/>
+            <w:tcW w:w="342" w:type="pct"/>
             <w:tcBorders>
               <w:right w:val="single" w:sz="4" w:space="0" w:color="000000"/>
             </w:tcBorders>
-          </w:tcPr>
-          <w:p>
-            <w:pPr>
-              <w:pStyle w:val="TableParagraph"/>
-              <w:ind w:left="119"/>
-            </w:pPr>
-          </w:p>
-        </w:tc>
-        <w:tc>
-          <w:tcPr>
-            <w:tcW w:w="1383" w:type="dxa"/>
+            <w:vAlign w:val="center"/>
+          </w:tcPr>
+          <w:p>
+            <w:pPr>
+              <w:pStyle w:val="TableParagraph"/>
+              <w:spacing w:before="0"/>
+            </w:pPr>
+          </w:p>
+        </w:tc>
+        <w:tc>
+          <w:tcPr>
+            <w:tcW w:w="714" w:type="pct"/>
             <w:tcBorders>
               <w:left w:val="single" w:sz="4" w:space="0" w:color="000000"/>
             </w:tcBorders>
-          </w:tcPr>
-          <w:p>
-            <w:pPr>
-              <w:pStyle w:val="TableParagraph"/>
-              <w:ind w:left="119"/>
-            </w:pPr>
-            <w:r>
-              <w:t xml:space="preserve">BD, QD, </w:t>
+            <w:vAlign w:val="center"/>
+          </w:tcPr>
+          <w:p>
+            <w:pPr>
+              <w:pStyle w:val="TableParagraph"/>
+              <w:spacing w:before="0"/>
+            </w:pPr>
+            <w:r>
+              <w:t>BD, QD, XinD</w:t>
+            </w:r>
+          </w:p>
+        </w:tc>
+        <w:tc>
+          <w:tcPr>
+            <w:tcW w:w="312" w:type="pct"/>
+            <w:vAlign w:val="center"/>
+          </w:tcPr>
+          <w:p>
+            <w:pPr>
+              <w:pStyle w:val="TableParagraph"/>
+              <w:spacing w:before="0"/>
+              <w:jc w:val="center"/>
+            </w:pPr>
+          </w:p>
+        </w:tc>
+        <w:tc>
+          <w:tcPr>
+            <w:tcW w:w="373" w:type="pct"/>
+            <w:vAlign w:val="center"/>
+          </w:tcPr>
+          <w:p>
+            <w:pPr>
+              <w:pStyle w:val="TableParagraph"/>
+              <w:spacing w:before="0"/>
+              <w:jc w:val="center"/>
+            </w:pPr>
+          </w:p>
+        </w:tc>
+        <w:tc>
+          <w:tcPr>
+            <w:tcW w:w="374" w:type="pct"/>
+            <w:vAlign w:val="center"/>
+          </w:tcPr>
+          <w:p>
+            <w:pPr>
+              <w:pStyle w:val="TableParagraph"/>
+              <w:spacing w:before="0"/>
+              <w:jc w:val="center"/>
+            </w:pPr>
+            <w:r>
+              <w:t>3</w:t>
+            </w:r>
+          </w:p>
+        </w:tc>
+        <w:tc>
+          <w:tcPr>
+            <w:tcW w:w="312" w:type="pct"/>
+            <w:vAlign w:val="center"/>
+          </w:tcPr>
+          <w:p>
+            <w:pPr>
+              <w:pStyle w:val="TableParagraph"/>
+              <w:spacing w:before="0"/>
+              <w:jc w:val="center"/>
+            </w:pPr>
+            <w:r>
+              <w:t>3</w:t>
+            </w:r>
+          </w:p>
+        </w:tc>
+        <w:tc>
+          <w:tcPr>
+            <w:tcW w:w="499" w:type="pct"/>
+            <w:vAlign w:val="center"/>
+          </w:tcPr>
+          <w:p>
+            <w:pPr>
+              <w:pStyle w:val="TableParagraph"/>
+              <w:spacing w:before="0"/>
+              <w:jc w:val="center"/>
+            </w:pPr>
+            <w:r>
+              <w:t>!</w:t>
+            </w:r>
+          </w:p>
+        </w:tc>
+        <w:tc>
+          <w:tcPr>
+            <w:tcW w:w="2074" w:type="pct"/>
+            <w:vAlign w:val="center"/>
+          </w:tcPr>
+          <w:p>
+            <w:pPr>
+              <w:pStyle w:val="TableParagraph"/>
+              <w:spacing w:before="0"/>
+            </w:pPr>
+            <w:r>
+              <w:t>There is an N above the notes, the font is wrong?</w:t>
+            </w:r>
+          </w:p>
+          <w:p>
+            <w:pPr>
+              <w:pStyle w:val="TableParagraph"/>
+              <w:spacing w:before="0"/>
+              <w:rPr>
+                <w:color w:val="FF66CC"/>
+              </w:rPr>
+            </w:pPr>
+            <w:r>
+              <w:rPr>
+                <w:color w:val="FF66CC"/>
+              </w:rPr>
+              <w:t xml:space="preserve">N </w:t>
+            </w:r>
+            <w:r>
+              <w:rPr>
+                <w:color w:val="FF66CC"/>
+              </w:rPr>
+              <w:t xml:space="preserve">means </w:t>
+            </w:r>
+            <w:r>
+              <w:rPr>
+                <w:i/>
+                <w:iCs/>
+                <w:color w:val="FF66CC"/>
+              </w:rPr>
+              <w:t xml:space="preserve">vibrato </w:t>
             </w:r>
             <w:proofErr w:type="spellStart"/>
             <w:r>
-              <w:t>XinD</w:t>
+              <w:rPr>
+                <w:i/>
+                <w:iCs/>
+                <w:color w:val="FF66CC"/>
+              </w:rPr>
+              <w:t>normale</w:t>
             </w:r>
             <w:proofErr w:type="spellEnd"/>
-          </w:p>
-        </w:tc>
-        <w:tc>
-          <w:tcPr>
-            <w:tcW w:w="737" w:type="dxa"/>
-          </w:tcPr>
-          <w:p>
-            <w:pPr>
-              <w:pStyle w:val="TableParagraph"/>
-              <w:ind w:left="119"/>
-            </w:pPr>
-          </w:p>
-        </w:tc>
-        <w:tc>
-          <w:tcPr>
-            <w:tcW w:w="852" w:type="dxa"/>
-          </w:tcPr>
-          <w:p>
-            <w:pPr>
-              <w:pStyle w:val="TableParagraph"/>
-              <w:ind w:left="119"/>
-            </w:pPr>
-          </w:p>
-        </w:tc>
-        <w:tc>
-          <w:tcPr>
-            <w:tcW w:w="852" w:type="dxa"/>
-          </w:tcPr>
-          <w:p>
-            <w:pPr>
-              <w:pStyle w:val="TableParagraph"/>
-              <w:ind w:left="119"/>
-            </w:pPr>
-            <w:r>
-              <w:t>3</w:t>
-            </w:r>
-          </w:p>
-        </w:tc>
-        <w:tc>
-          <w:tcPr>
-            <w:tcW w:w="737" w:type="dxa"/>
-          </w:tcPr>
-          <w:p>
-            <w:pPr>
-              <w:pStyle w:val="TableParagraph"/>
-              <w:ind w:left="119"/>
-            </w:pPr>
-            <w:r>
-              <w:t>3</w:t>
-            </w:r>
-          </w:p>
-        </w:tc>
-        <w:tc>
-          <w:tcPr>
-            <w:tcW w:w="5805" w:type="dxa"/>
-          </w:tcPr>
-          <w:p>
-            <w:pPr>
-              <w:pStyle w:val="TableParagraph"/>
-              <w:ind w:left="119"/>
-            </w:pPr>
-            <w:r>
-              <w:t>There is an N above the notes, the font is wrong?</w:t>
+            <w:r>
+              <w:rPr>
+                <w:color w:val="FF66CC"/>
+              </w:rPr>
+              <w:t>, it’s differentiated from “</w:t>
+            </w:r>
+            <w:proofErr w:type="spellStart"/>
+            <w:r>
+              <w:rPr>
+                <w:rFonts w:ascii="SimSun" w:eastAsia="SimSun" w:hAnsi="SimSun" w:cs="SimSun" w:hint="eastAsia"/>
+                <w:color w:val="FF66CC"/>
+              </w:rPr>
+              <w:t>飞指</w:t>
+            </w:r>
+            <w:proofErr w:type="spellEnd"/>
+            <w:r>
+              <w:rPr>
+                <w:color w:val="FF66CC"/>
+              </w:rPr>
+              <w:t xml:space="preserve">” to mean </w:t>
+            </w:r>
+            <w:r>
+              <w:rPr>
+                <w:i/>
+                <w:iCs/>
+                <w:color w:val="FF66CC"/>
+              </w:rPr>
+              <w:t>molto vibrato</w:t>
+            </w:r>
+            <w:r>
+              <w:rPr>
+                <w:color w:val="FF66CC"/>
+              </w:rPr>
+              <w:t>.</w:t>
             </w:r>
           </w:p>
         </w:tc>
@@ -520,29 +640,31 @@
         </w:trPr>
         <w:tc>
           <w:tcPr>
-            <w:tcW w:w="796" w:type="dxa"/>
+            <w:tcW w:w="342" w:type="pct"/>
             <w:tcBorders>
               <w:right w:val="single" w:sz="4" w:space="0" w:color="000000"/>
             </w:tcBorders>
-          </w:tcPr>
-          <w:p>
-            <w:pPr>
-              <w:pStyle w:val="TableParagraph"/>
-              <w:ind w:left="119"/>
-            </w:pPr>
-          </w:p>
-        </w:tc>
-        <w:tc>
-          <w:tcPr>
-            <w:tcW w:w="1383" w:type="dxa"/>
+            <w:vAlign w:val="center"/>
+          </w:tcPr>
+          <w:p>
+            <w:pPr>
+              <w:pStyle w:val="TableParagraph"/>
+              <w:spacing w:before="0"/>
+            </w:pPr>
+          </w:p>
+        </w:tc>
+        <w:tc>
+          <w:tcPr>
+            <w:tcW w:w="714" w:type="pct"/>
             <w:tcBorders>
               <w:left w:val="single" w:sz="4" w:space="0" w:color="000000"/>
             </w:tcBorders>
-          </w:tcPr>
-          <w:p>
-            <w:pPr>
-              <w:pStyle w:val="TableParagraph"/>
-              <w:ind w:left="119"/>
+            <w:vAlign w:val="center"/>
+          </w:tcPr>
+          <w:p>
+            <w:pPr>
+              <w:pStyle w:val="TableParagraph"/>
+              <w:spacing w:before="0"/>
             </w:pPr>
             <w:r>
               <w:t>SX</w:t>
@@ -551,34 +673,40 @@
         </w:tc>
         <w:tc>
           <w:tcPr>
-            <w:tcW w:w="737" w:type="dxa"/>
-          </w:tcPr>
-          <w:p>
-            <w:pPr>
-              <w:pStyle w:val="TableParagraph"/>
-              <w:ind w:left="119"/>
-            </w:pPr>
-          </w:p>
-        </w:tc>
-        <w:tc>
-          <w:tcPr>
-            <w:tcW w:w="852" w:type="dxa"/>
-          </w:tcPr>
-          <w:p>
-            <w:pPr>
-              <w:pStyle w:val="TableParagraph"/>
-              <w:ind w:left="119"/>
-            </w:pPr>
-          </w:p>
-        </w:tc>
-        <w:tc>
-          <w:tcPr>
-            <w:tcW w:w="852" w:type="dxa"/>
-          </w:tcPr>
-          <w:p>
-            <w:pPr>
-              <w:pStyle w:val="TableParagraph"/>
-              <w:ind w:left="119"/>
+            <w:tcW w:w="312" w:type="pct"/>
+            <w:vAlign w:val="center"/>
+          </w:tcPr>
+          <w:p>
+            <w:pPr>
+              <w:pStyle w:val="TableParagraph"/>
+              <w:spacing w:before="0"/>
+              <w:jc w:val="center"/>
+            </w:pPr>
+          </w:p>
+        </w:tc>
+        <w:tc>
+          <w:tcPr>
+            <w:tcW w:w="373" w:type="pct"/>
+            <w:vAlign w:val="center"/>
+          </w:tcPr>
+          <w:p>
+            <w:pPr>
+              <w:pStyle w:val="TableParagraph"/>
+              <w:spacing w:before="0"/>
+              <w:jc w:val="center"/>
+            </w:pPr>
+          </w:p>
+        </w:tc>
+        <w:tc>
+          <w:tcPr>
+            <w:tcW w:w="374" w:type="pct"/>
+            <w:vAlign w:val="center"/>
+          </w:tcPr>
+          <w:p>
+            <w:pPr>
+              <w:pStyle w:val="TableParagraph"/>
+              <w:spacing w:before="0"/>
+              <w:jc w:val="center"/>
             </w:pPr>
             <w:r>
               <w:t>4</w:t>
@@ -587,23 +715,45 @@
         </w:tc>
         <w:tc>
           <w:tcPr>
-            <w:tcW w:w="737" w:type="dxa"/>
-          </w:tcPr>
-          <w:p>
-            <w:pPr>
-              <w:pStyle w:val="TableParagraph"/>
-              <w:ind w:left="119"/>
-            </w:pPr>
-          </w:p>
-        </w:tc>
-        <w:tc>
-          <w:tcPr>
-            <w:tcW w:w="5805" w:type="dxa"/>
-          </w:tcPr>
-          <w:p>
-            <w:pPr>
-              <w:pStyle w:val="TableParagraph"/>
-              <w:ind w:left="119"/>
+            <w:tcW w:w="312" w:type="pct"/>
+            <w:vAlign w:val="center"/>
+          </w:tcPr>
+          <w:p>
+            <w:pPr>
+              <w:pStyle w:val="TableParagraph"/>
+              <w:spacing w:before="0"/>
+              <w:jc w:val="center"/>
+            </w:pPr>
+          </w:p>
+        </w:tc>
+        <w:tc>
+          <w:tcPr>
+            <w:tcW w:w="499" w:type="pct"/>
+            <w:vAlign w:val="center"/>
+          </w:tcPr>
+          <w:p>
+            <w:pPr>
+              <w:pStyle w:val="TableParagraph"/>
+              <w:spacing w:before="0"/>
+              <w:jc w:val="center"/>
+            </w:pPr>
+            <w:r>
+              <w:rPr>
+                <w:rFonts w:ascii="Segoe UI Symbol" w:hAnsi="Segoe UI Symbol" w:cs="Segoe UI Symbol"/>
+              </w:rPr>
+              <w:t>✓</w:t>
+            </w:r>
+          </w:p>
+        </w:tc>
+        <w:tc>
+          <w:tcPr>
+            <w:tcW w:w="2074" w:type="pct"/>
+            <w:vAlign w:val="center"/>
+          </w:tcPr>
+          <w:p>
+            <w:pPr>
+              <w:pStyle w:val="TableParagraph"/>
+              <w:spacing w:before="0"/>
             </w:pPr>
             <w:r>
               <w:t>Hairpin length</w:t>
@@ -617,29 +767,31 @@
         </w:trPr>
         <w:tc>
           <w:tcPr>
-            <w:tcW w:w="796" w:type="dxa"/>
+            <w:tcW w:w="342" w:type="pct"/>
             <w:tcBorders>
               <w:right w:val="single" w:sz="4" w:space="0" w:color="000000"/>
             </w:tcBorders>
-          </w:tcPr>
-          <w:p>
-            <w:pPr>
-              <w:pStyle w:val="TableParagraph"/>
-              <w:ind w:left="119"/>
-            </w:pPr>
-          </w:p>
-        </w:tc>
-        <w:tc>
-          <w:tcPr>
-            <w:tcW w:w="1383" w:type="dxa"/>
+            <w:vAlign w:val="center"/>
+          </w:tcPr>
+          <w:p>
+            <w:pPr>
+              <w:pStyle w:val="TableParagraph"/>
+              <w:spacing w:before="0"/>
+            </w:pPr>
+          </w:p>
+        </w:tc>
+        <w:tc>
+          <w:tcPr>
+            <w:tcW w:w="714" w:type="pct"/>
             <w:tcBorders>
               <w:left w:val="single" w:sz="4" w:space="0" w:color="000000"/>
             </w:tcBorders>
-          </w:tcPr>
-          <w:p>
-            <w:pPr>
-              <w:pStyle w:val="TableParagraph"/>
-              <w:ind w:left="119"/>
+            <w:vAlign w:val="center"/>
+          </w:tcPr>
+          <w:p>
+            <w:pPr>
+              <w:pStyle w:val="TableParagraph"/>
+              <w:spacing w:before="0"/>
             </w:pPr>
             <w:r>
               <w:t>GZ</w:t>
@@ -648,34 +800,40 @@
         </w:tc>
         <w:tc>
           <w:tcPr>
-            <w:tcW w:w="737" w:type="dxa"/>
-          </w:tcPr>
-          <w:p>
-            <w:pPr>
-              <w:pStyle w:val="TableParagraph"/>
-              <w:ind w:left="119"/>
-            </w:pPr>
-          </w:p>
-        </w:tc>
-        <w:tc>
-          <w:tcPr>
-            <w:tcW w:w="852" w:type="dxa"/>
-          </w:tcPr>
-          <w:p>
-            <w:pPr>
-              <w:pStyle w:val="TableParagraph"/>
-              <w:ind w:left="119"/>
-            </w:pPr>
-          </w:p>
-        </w:tc>
-        <w:tc>
-          <w:tcPr>
-            <w:tcW w:w="852" w:type="dxa"/>
-          </w:tcPr>
-          <w:p>
-            <w:pPr>
-              <w:pStyle w:val="TableParagraph"/>
-              <w:ind w:left="119"/>
+            <w:tcW w:w="312" w:type="pct"/>
+            <w:vAlign w:val="center"/>
+          </w:tcPr>
+          <w:p>
+            <w:pPr>
+              <w:pStyle w:val="TableParagraph"/>
+              <w:spacing w:before="0"/>
+              <w:jc w:val="center"/>
+            </w:pPr>
+          </w:p>
+        </w:tc>
+        <w:tc>
+          <w:tcPr>
+            <w:tcW w:w="373" w:type="pct"/>
+            <w:vAlign w:val="center"/>
+          </w:tcPr>
+          <w:p>
+            <w:pPr>
+              <w:pStyle w:val="TableParagraph"/>
+              <w:spacing w:before="0"/>
+              <w:jc w:val="center"/>
+            </w:pPr>
+          </w:p>
+        </w:tc>
+        <w:tc>
+          <w:tcPr>
+            <w:tcW w:w="374" w:type="pct"/>
+            <w:vAlign w:val="center"/>
+          </w:tcPr>
+          <w:p>
+            <w:pPr>
+              <w:pStyle w:val="TableParagraph"/>
+              <w:spacing w:before="0"/>
+              <w:jc w:val="center"/>
             </w:pPr>
             <w:r>
               <w:t>6</w:t>
@@ -684,12 +842,14 @@
         </w:tc>
         <w:tc>
           <w:tcPr>
-            <w:tcW w:w="737" w:type="dxa"/>
-          </w:tcPr>
-          <w:p>
-            <w:pPr>
-              <w:pStyle w:val="TableParagraph"/>
-              <w:ind w:left="119"/>
+            <w:tcW w:w="312" w:type="pct"/>
+            <w:vAlign w:val="center"/>
+          </w:tcPr>
+          <w:p>
+            <w:pPr>
+              <w:pStyle w:val="TableParagraph"/>
+              <w:spacing w:before="0"/>
+              <w:jc w:val="center"/>
             </w:pPr>
             <w:r>
               <w:t>3</w:t>
@@ -698,26 +858,36 @@
         </w:tc>
         <w:tc>
           <w:tcPr>
-            <w:tcW w:w="5805" w:type="dxa"/>
-          </w:tcPr>
-          <w:p>
-            <w:pPr>
-              <w:pStyle w:val="TableParagraph"/>
-              <w:ind w:left="119"/>
-            </w:pPr>
-            <w:proofErr w:type="spellStart"/>
-            <w:r>
-              <w:t>Gliss</w:t>
-            </w:r>
-            <w:proofErr w:type="spellEnd"/>
-            <w:r>
-              <w:t xml:space="preserve">. lines can be more accurate, nearer </w:t>
-            </w:r>
-            <w:proofErr w:type="spellStart"/>
-            <w:r>
-              <w:t>notehead</w:t>
-            </w:r>
-            <w:proofErr w:type="spellEnd"/>
+            <w:tcW w:w="499" w:type="pct"/>
+            <w:vAlign w:val="center"/>
+          </w:tcPr>
+          <w:p>
+            <w:pPr>
+              <w:pStyle w:val="TableParagraph"/>
+              <w:spacing w:before="0"/>
+              <w:jc w:val="center"/>
+            </w:pPr>
+            <w:r>
+              <w:rPr>
+                <w:rFonts w:ascii="Segoe UI Symbol" w:hAnsi="Segoe UI Symbol" w:cs="Segoe UI Symbol"/>
+              </w:rPr>
+              <w:t>✓</w:t>
+            </w:r>
+          </w:p>
+        </w:tc>
+        <w:tc>
+          <w:tcPr>
+            <w:tcW w:w="2074" w:type="pct"/>
+            <w:vAlign w:val="center"/>
+          </w:tcPr>
+          <w:p>
+            <w:pPr>
+              <w:pStyle w:val="TableParagraph"/>
+              <w:spacing w:before="0"/>
+            </w:pPr>
+            <w:r>
+              <w:t>Gliss. lines can be more accurate, nearer notehead</w:t>
+            </w:r>
           </w:p>
         </w:tc>
       </w:tr>
@@ -727,29 +897,31 @@
         </w:trPr>
         <w:tc>
           <w:tcPr>
-            <w:tcW w:w="796" w:type="dxa"/>
+            <w:tcW w:w="342" w:type="pct"/>
             <w:tcBorders>
               <w:right w:val="single" w:sz="4" w:space="0" w:color="000000"/>
             </w:tcBorders>
-          </w:tcPr>
-          <w:p>
-            <w:pPr>
-              <w:pStyle w:val="TableParagraph"/>
-              <w:ind w:left="119"/>
-            </w:pPr>
-          </w:p>
-        </w:tc>
-        <w:tc>
-          <w:tcPr>
-            <w:tcW w:w="1383" w:type="dxa"/>
+            <w:vAlign w:val="center"/>
+          </w:tcPr>
+          <w:p>
+            <w:pPr>
+              <w:pStyle w:val="TableParagraph"/>
+              <w:spacing w:before="0"/>
+            </w:pPr>
+          </w:p>
+        </w:tc>
+        <w:tc>
+          <w:tcPr>
+            <w:tcW w:w="714" w:type="pct"/>
             <w:tcBorders>
               <w:left w:val="single" w:sz="4" w:space="0" w:color="000000"/>
             </w:tcBorders>
-          </w:tcPr>
-          <w:p>
-            <w:pPr>
-              <w:pStyle w:val="TableParagraph"/>
-              <w:ind w:left="119"/>
+            <w:vAlign w:val="center"/>
+          </w:tcPr>
+          <w:p>
+            <w:pPr>
+              <w:pStyle w:val="TableParagraph"/>
+              <w:spacing w:before="0"/>
             </w:pPr>
             <w:r>
               <w:t>GH, EH I, EH II</w:t>
@@ -758,23 +930,27 @@
         </w:tc>
         <w:tc>
           <w:tcPr>
-            <w:tcW w:w="737" w:type="dxa"/>
-          </w:tcPr>
-          <w:p>
-            <w:pPr>
-              <w:pStyle w:val="TableParagraph"/>
-              <w:ind w:left="119"/>
-            </w:pPr>
-          </w:p>
-        </w:tc>
-        <w:tc>
-          <w:tcPr>
-            <w:tcW w:w="852" w:type="dxa"/>
-          </w:tcPr>
-          <w:p>
-            <w:pPr>
-              <w:pStyle w:val="TableParagraph"/>
-              <w:ind w:left="119"/>
+            <w:tcW w:w="312" w:type="pct"/>
+            <w:vAlign w:val="center"/>
+          </w:tcPr>
+          <w:p>
+            <w:pPr>
+              <w:pStyle w:val="TableParagraph"/>
+              <w:spacing w:before="0"/>
+              <w:jc w:val="center"/>
+            </w:pPr>
+          </w:p>
+        </w:tc>
+        <w:tc>
+          <w:tcPr>
+            <w:tcW w:w="373" w:type="pct"/>
+            <w:vAlign w:val="center"/>
+          </w:tcPr>
+          <w:p>
+            <w:pPr>
+              <w:pStyle w:val="TableParagraph"/>
+              <w:spacing w:before="0"/>
+              <w:jc w:val="center"/>
             </w:pPr>
             <w:r>
               <w:t>A</w:t>
@@ -783,12 +959,14 @@
         </w:tc>
         <w:tc>
           <w:tcPr>
-            <w:tcW w:w="852" w:type="dxa"/>
-          </w:tcPr>
-          <w:p>
-            <w:pPr>
-              <w:pStyle w:val="TableParagraph"/>
-              <w:ind w:left="119"/>
+            <w:tcW w:w="374" w:type="pct"/>
+            <w:vAlign w:val="center"/>
+          </w:tcPr>
+          <w:p>
+            <w:pPr>
+              <w:pStyle w:val="TableParagraph"/>
+              <w:spacing w:before="0"/>
+              <w:jc w:val="center"/>
             </w:pPr>
             <w:r>
               <w:t>7-9</w:t>
@@ -797,23 +975,45 @@
         </w:tc>
         <w:tc>
           <w:tcPr>
-            <w:tcW w:w="737" w:type="dxa"/>
-          </w:tcPr>
-          <w:p>
-            <w:pPr>
-              <w:pStyle w:val="TableParagraph"/>
-              <w:ind w:left="119"/>
-            </w:pPr>
-          </w:p>
-        </w:tc>
-        <w:tc>
-          <w:tcPr>
-            <w:tcW w:w="5805" w:type="dxa"/>
-          </w:tcPr>
-          <w:p>
-            <w:pPr>
-              <w:pStyle w:val="TableParagraph"/>
-              <w:ind w:left="119"/>
+            <w:tcW w:w="312" w:type="pct"/>
+            <w:vAlign w:val="center"/>
+          </w:tcPr>
+          <w:p>
+            <w:pPr>
+              <w:pStyle w:val="TableParagraph"/>
+              <w:spacing w:before="0"/>
+              <w:jc w:val="center"/>
+            </w:pPr>
+          </w:p>
+        </w:tc>
+        <w:tc>
+          <w:tcPr>
+            <w:tcW w:w="499" w:type="pct"/>
+            <w:vAlign w:val="center"/>
+          </w:tcPr>
+          <w:p>
+            <w:pPr>
+              <w:pStyle w:val="TableParagraph"/>
+              <w:spacing w:before="0"/>
+              <w:jc w:val="center"/>
+            </w:pPr>
+            <w:r>
+              <w:rPr>
+                <w:rFonts w:ascii="Segoe UI Symbol" w:hAnsi="Segoe UI Symbol" w:cs="Segoe UI Symbol"/>
+              </w:rPr>
+              <w:t>✓</w:t>
+            </w:r>
+          </w:p>
+        </w:tc>
+        <w:tc>
+          <w:tcPr>
+            <w:tcW w:w="2074" w:type="pct"/>
+            <w:vAlign w:val="center"/>
+          </w:tcPr>
+          <w:p>
+            <w:pPr>
+              <w:pStyle w:val="TableParagraph"/>
+              <w:spacing w:before="0"/>
             </w:pPr>
             <w:r>
               <w:t>Hairpin lengths</w:t>
@@ -827,29 +1027,31 @@
         </w:trPr>
         <w:tc>
           <w:tcPr>
-            <w:tcW w:w="796" w:type="dxa"/>
+            <w:tcW w:w="342" w:type="pct"/>
             <w:tcBorders>
               <w:right w:val="single" w:sz="4" w:space="0" w:color="000000"/>
             </w:tcBorders>
-          </w:tcPr>
-          <w:p>
-            <w:pPr>
-              <w:pStyle w:val="TableParagraph"/>
-              <w:ind w:left="119"/>
-            </w:pPr>
-          </w:p>
-        </w:tc>
-        <w:tc>
-          <w:tcPr>
-            <w:tcW w:w="1383" w:type="dxa"/>
+            <w:vAlign w:val="center"/>
+          </w:tcPr>
+          <w:p>
+            <w:pPr>
+              <w:pStyle w:val="TableParagraph"/>
+              <w:spacing w:before="0"/>
+            </w:pPr>
+          </w:p>
+        </w:tc>
+        <w:tc>
+          <w:tcPr>
+            <w:tcW w:w="714" w:type="pct"/>
             <w:tcBorders>
               <w:left w:val="single" w:sz="4" w:space="0" w:color="000000"/>
             </w:tcBorders>
-          </w:tcPr>
-          <w:p>
-            <w:pPr>
-              <w:pStyle w:val="TableParagraph"/>
-              <w:ind w:left="119"/>
+            <w:vAlign w:val="center"/>
+          </w:tcPr>
+          <w:p>
+            <w:pPr>
+              <w:pStyle w:val="TableParagraph"/>
+              <w:spacing w:before="0"/>
             </w:pPr>
             <w:r>
               <w:t>GZ</w:t>
@@ -858,23 +1060,27 @@
         </w:tc>
         <w:tc>
           <w:tcPr>
-            <w:tcW w:w="737" w:type="dxa"/>
-          </w:tcPr>
-          <w:p>
-            <w:pPr>
-              <w:pStyle w:val="TableParagraph"/>
-              <w:ind w:left="119"/>
-            </w:pPr>
-          </w:p>
-        </w:tc>
-        <w:tc>
-          <w:tcPr>
-            <w:tcW w:w="852" w:type="dxa"/>
-          </w:tcPr>
-          <w:p>
-            <w:pPr>
-              <w:pStyle w:val="TableParagraph"/>
-              <w:ind w:left="119"/>
+            <w:tcW w:w="312" w:type="pct"/>
+            <w:vAlign w:val="center"/>
+          </w:tcPr>
+          <w:p>
+            <w:pPr>
+              <w:pStyle w:val="TableParagraph"/>
+              <w:spacing w:before="0"/>
+              <w:jc w:val="center"/>
+            </w:pPr>
+          </w:p>
+        </w:tc>
+        <w:tc>
+          <w:tcPr>
+            <w:tcW w:w="373" w:type="pct"/>
+            <w:vAlign w:val="center"/>
+          </w:tcPr>
+          <w:p>
+            <w:pPr>
+              <w:pStyle w:val="TableParagraph"/>
+              <w:spacing w:before="0"/>
+              <w:jc w:val="center"/>
             </w:pPr>
             <w:r>
               <w:t>A</w:t>
@@ -883,12 +1089,14 @@
         </w:tc>
         <w:tc>
           <w:tcPr>
-            <w:tcW w:w="852" w:type="dxa"/>
-          </w:tcPr>
-          <w:p>
-            <w:pPr>
-              <w:pStyle w:val="TableParagraph"/>
-              <w:ind w:left="119"/>
+            <w:tcW w:w="374" w:type="pct"/>
+            <w:vAlign w:val="center"/>
+          </w:tcPr>
+          <w:p>
+            <w:pPr>
+              <w:pStyle w:val="TableParagraph"/>
+              <w:spacing w:before="0"/>
+              <w:jc w:val="center"/>
             </w:pPr>
             <w:r>
               <w:t>8</w:t>
@@ -897,12 +1105,14 @@
         </w:tc>
         <w:tc>
           <w:tcPr>
-            <w:tcW w:w="737" w:type="dxa"/>
-          </w:tcPr>
-          <w:p>
-            <w:pPr>
-              <w:pStyle w:val="TableParagraph"/>
-              <w:ind w:left="119"/>
+            <w:tcW w:w="312" w:type="pct"/>
+            <w:vAlign w:val="center"/>
+          </w:tcPr>
+          <w:p>
+            <w:pPr>
+              <w:pStyle w:val="TableParagraph"/>
+              <w:spacing w:before="0"/>
+              <w:jc w:val="center"/>
             </w:pPr>
             <w:r>
               <w:t>1</w:t>
@@ -911,26 +1121,36 @@
         </w:tc>
         <w:tc>
           <w:tcPr>
-            <w:tcW w:w="5805" w:type="dxa"/>
-          </w:tcPr>
-          <w:p>
-            <w:pPr>
-              <w:pStyle w:val="TableParagraph"/>
-              <w:ind w:left="119"/>
-            </w:pPr>
-            <w:proofErr w:type="spellStart"/>
-            <w:r>
-              <w:t>Gliss</w:t>
-            </w:r>
-            <w:proofErr w:type="spellEnd"/>
-            <w:r>
-              <w:t xml:space="preserve">. lines can be more accurate, nearer </w:t>
-            </w:r>
-            <w:proofErr w:type="spellStart"/>
-            <w:r>
-              <w:t>notehead</w:t>
-            </w:r>
-            <w:proofErr w:type="spellEnd"/>
+            <w:tcW w:w="499" w:type="pct"/>
+            <w:vAlign w:val="center"/>
+          </w:tcPr>
+          <w:p>
+            <w:pPr>
+              <w:pStyle w:val="TableParagraph"/>
+              <w:spacing w:before="0"/>
+              <w:jc w:val="center"/>
+            </w:pPr>
+            <w:r>
+              <w:rPr>
+                <w:rFonts w:ascii="Segoe UI Symbol" w:hAnsi="Segoe UI Symbol" w:cs="Segoe UI Symbol"/>
+              </w:rPr>
+              <w:t>✓</w:t>
+            </w:r>
+          </w:p>
+        </w:tc>
+        <w:tc>
+          <w:tcPr>
+            <w:tcW w:w="2074" w:type="pct"/>
+            <w:vAlign w:val="center"/>
+          </w:tcPr>
+          <w:p>
+            <w:pPr>
+              <w:pStyle w:val="TableParagraph"/>
+              <w:spacing w:before="0"/>
+            </w:pPr>
+            <w:r>
+              <w:t>Gliss. lines can be more accurate, nearer notehead</w:t>
+            </w:r>
           </w:p>
         </w:tc>
       </w:tr>
@@ -940,59 +1160,60 @@
         </w:trPr>
         <w:tc>
           <w:tcPr>
-            <w:tcW w:w="796" w:type="dxa"/>
+            <w:tcW w:w="342" w:type="pct"/>
             <w:tcBorders>
               <w:right w:val="single" w:sz="4" w:space="0" w:color="000000"/>
             </w:tcBorders>
-          </w:tcPr>
-          <w:p>
-            <w:pPr>
-              <w:pStyle w:val="TableParagraph"/>
-              <w:ind w:left="119"/>
-            </w:pPr>
-          </w:p>
-        </w:tc>
-        <w:tc>
-          <w:tcPr>
-            <w:tcW w:w="1383" w:type="dxa"/>
+            <w:vAlign w:val="center"/>
+          </w:tcPr>
+          <w:p>
+            <w:pPr>
+              <w:pStyle w:val="TableParagraph"/>
+              <w:spacing w:before="0"/>
+            </w:pPr>
+          </w:p>
+        </w:tc>
+        <w:tc>
+          <w:tcPr>
+            <w:tcW w:w="714" w:type="pct"/>
             <w:tcBorders>
               <w:left w:val="single" w:sz="4" w:space="0" w:color="000000"/>
             </w:tcBorders>
-          </w:tcPr>
-          <w:p>
-            <w:pPr>
-              <w:pStyle w:val="TableParagraph"/>
-              <w:ind w:left="119"/>
-            </w:pPr>
-            <w:r>
-              <w:t xml:space="preserve">BD, QD, </w:t>
-            </w:r>
-            <w:proofErr w:type="spellStart"/>
-            <w:r>
-              <w:t>XinD</w:t>
-            </w:r>
-            <w:proofErr w:type="spellEnd"/>
-          </w:p>
-        </w:tc>
-        <w:tc>
-          <w:tcPr>
-            <w:tcW w:w="737" w:type="dxa"/>
-          </w:tcPr>
-          <w:p>
-            <w:pPr>
-              <w:pStyle w:val="TableParagraph"/>
-              <w:ind w:left="119"/>
-            </w:pPr>
-          </w:p>
-        </w:tc>
-        <w:tc>
-          <w:tcPr>
-            <w:tcW w:w="852" w:type="dxa"/>
-          </w:tcPr>
-          <w:p>
-            <w:pPr>
-              <w:pStyle w:val="TableParagraph"/>
-              <w:ind w:left="119"/>
+            <w:vAlign w:val="center"/>
+          </w:tcPr>
+          <w:p>
+            <w:pPr>
+              <w:pStyle w:val="TableParagraph"/>
+              <w:spacing w:before="0"/>
+            </w:pPr>
+            <w:r>
+              <w:t>BD, QD, XinD</w:t>
+            </w:r>
+          </w:p>
+        </w:tc>
+        <w:tc>
+          <w:tcPr>
+            <w:tcW w:w="312" w:type="pct"/>
+            <w:vAlign w:val="center"/>
+          </w:tcPr>
+          <w:p>
+            <w:pPr>
+              <w:pStyle w:val="TableParagraph"/>
+              <w:spacing w:before="0"/>
+              <w:jc w:val="center"/>
+            </w:pPr>
+          </w:p>
+        </w:tc>
+        <w:tc>
+          <w:tcPr>
+            <w:tcW w:w="373" w:type="pct"/>
+            <w:vAlign w:val="center"/>
+          </w:tcPr>
+          <w:p>
+            <w:pPr>
+              <w:pStyle w:val="TableParagraph"/>
+              <w:spacing w:before="0"/>
+              <w:jc w:val="center"/>
             </w:pPr>
             <w:r>
               <w:t>A</w:t>
@@ -1001,12 +1222,14 @@
         </w:tc>
         <w:tc>
           <w:tcPr>
-            <w:tcW w:w="852" w:type="dxa"/>
-          </w:tcPr>
-          <w:p>
-            <w:pPr>
-              <w:pStyle w:val="TableParagraph"/>
-              <w:ind w:left="119"/>
+            <w:tcW w:w="374" w:type="pct"/>
+            <w:vAlign w:val="center"/>
+          </w:tcPr>
+          <w:p>
+            <w:pPr>
+              <w:pStyle w:val="TableParagraph"/>
+              <w:spacing w:before="0"/>
+              <w:jc w:val="center"/>
             </w:pPr>
             <w:r>
               <w:t>10</w:t>
@@ -1015,12 +1238,14 @@
         </w:tc>
         <w:tc>
           <w:tcPr>
-            <w:tcW w:w="737" w:type="dxa"/>
-          </w:tcPr>
-          <w:p>
-            <w:pPr>
-              <w:pStyle w:val="TableParagraph"/>
-              <w:ind w:left="119"/>
+            <w:tcW w:w="312" w:type="pct"/>
+            <w:vAlign w:val="center"/>
+          </w:tcPr>
+          <w:p>
+            <w:pPr>
+              <w:pStyle w:val="TableParagraph"/>
+              <w:spacing w:before="0"/>
+              <w:jc w:val="center"/>
             </w:pPr>
             <w:r>
               <w:t>4</w:t>
@@ -1029,12 +1254,32 @@
         </w:tc>
         <w:tc>
           <w:tcPr>
-            <w:tcW w:w="5805" w:type="dxa"/>
-          </w:tcPr>
-          <w:p>
-            <w:pPr>
-              <w:pStyle w:val="TableParagraph"/>
-              <w:ind w:left="119"/>
+            <w:tcW w:w="499" w:type="pct"/>
+            <w:vAlign w:val="center"/>
+          </w:tcPr>
+          <w:p>
+            <w:pPr>
+              <w:pStyle w:val="TableParagraph"/>
+              <w:spacing w:before="0"/>
+              <w:jc w:val="center"/>
+            </w:pPr>
+            <w:r>
+              <w:rPr>
+                <w:rFonts w:ascii="Segoe UI Symbol" w:hAnsi="Segoe UI Symbol" w:cs="Segoe UI Symbol"/>
+              </w:rPr>
+              <w:t>✓</w:t>
+            </w:r>
+          </w:p>
+        </w:tc>
+        <w:tc>
+          <w:tcPr>
+            <w:tcW w:w="2074" w:type="pct"/>
+            <w:vAlign w:val="center"/>
+          </w:tcPr>
+          <w:p>
+            <w:pPr>
+              <w:pStyle w:val="TableParagraph"/>
+              <w:spacing w:before="0"/>
             </w:pPr>
             <w:r>
               <w:t>Wavy line relatively longer compared to others</w:t>
@@ -1048,101 +1293,194 @@
         </w:trPr>
         <w:tc>
           <w:tcPr>
-            <w:tcW w:w="796" w:type="dxa"/>
+            <w:tcW w:w="342" w:type="pct"/>
             <w:tcBorders>
               <w:right w:val="single" w:sz="4" w:space="0" w:color="000000"/>
             </w:tcBorders>
-          </w:tcPr>
-          <w:p>
-            <w:pPr>
-              <w:pStyle w:val="TableParagraph"/>
-              <w:ind w:left="119"/>
-            </w:pPr>
-          </w:p>
-        </w:tc>
-        <w:tc>
-          <w:tcPr>
-            <w:tcW w:w="1383" w:type="dxa"/>
+            <w:vAlign w:val="center"/>
+          </w:tcPr>
+          <w:p>
+            <w:pPr>
+              <w:pStyle w:val="TableParagraph"/>
+              <w:spacing w:before="0"/>
+            </w:pPr>
+          </w:p>
+        </w:tc>
+        <w:tc>
+          <w:tcPr>
+            <w:tcW w:w="714" w:type="pct"/>
             <w:tcBorders>
               <w:left w:val="single" w:sz="4" w:space="0" w:color="000000"/>
             </w:tcBorders>
-          </w:tcPr>
-          <w:p>
-            <w:pPr>
-              <w:pStyle w:val="TableParagraph"/>
-              <w:ind w:left="119"/>
-            </w:pPr>
-            <w:r>
-              <w:t xml:space="preserve">BD, QD, </w:t>
+            <w:vAlign w:val="center"/>
+          </w:tcPr>
+          <w:p>
+            <w:pPr>
+              <w:pStyle w:val="TableParagraph"/>
+              <w:spacing w:before="0"/>
+            </w:pPr>
+            <w:r>
+              <w:t>BD, QD, XinD</w:t>
+            </w:r>
+          </w:p>
+        </w:tc>
+        <w:tc>
+          <w:tcPr>
+            <w:tcW w:w="312" w:type="pct"/>
+            <w:vAlign w:val="center"/>
+          </w:tcPr>
+          <w:p>
+            <w:pPr>
+              <w:pStyle w:val="TableParagraph"/>
+              <w:spacing w:before="0"/>
+              <w:jc w:val="center"/>
+            </w:pPr>
+          </w:p>
+        </w:tc>
+        <w:tc>
+          <w:tcPr>
+            <w:tcW w:w="373" w:type="pct"/>
+            <w:vAlign w:val="center"/>
+          </w:tcPr>
+          <w:p>
+            <w:pPr>
+              <w:pStyle w:val="TableParagraph"/>
+              <w:spacing w:before="0"/>
+              <w:jc w:val="center"/>
+            </w:pPr>
+            <w:r>
+              <w:t>A</w:t>
+            </w:r>
+          </w:p>
+        </w:tc>
+        <w:tc>
+          <w:tcPr>
+            <w:tcW w:w="374" w:type="pct"/>
+            <w:vAlign w:val="center"/>
+          </w:tcPr>
+          <w:p>
+            <w:pPr>
+              <w:pStyle w:val="TableParagraph"/>
+              <w:spacing w:before="0"/>
+              <w:jc w:val="center"/>
+            </w:pPr>
+            <w:r>
+              <w:t>11-14</w:t>
+            </w:r>
+          </w:p>
+        </w:tc>
+        <w:tc>
+          <w:tcPr>
+            <w:tcW w:w="312" w:type="pct"/>
+            <w:vAlign w:val="center"/>
+          </w:tcPr>
+          <w:p>
+            <w:pPr>
+              <w:pStyle w:val="TableParagraph"/>
+              <w:spacing w:before="0"/>
+              <w:jc w:val="center"/>
+            </w:pPr>
+          </w:p>
+        </w:tc>
+        <w:tc>
+          <w:tcPr>
+            <w:tcW w:w="499" w:type="pct"/>
+            <w:vAlign w:val="center"/>
+          </w:tcPr>
+          <w:p>
+            <w:pPr>
+              <w:pStyle w:val="TableParagraph"/>
+              <w:spacing w:before="0"/>
+              <w:jc w:val="center"/>
+            </w:pPr>
+            <w:r>
+              <w:t>!</w:t>
+            </w:r>
+          </w:p>
+        </w:tc>
+        <w:tc>
+          <w:tcPr>
+            <w:tcW w:w="2074" w:type="pct"/>
+            <w:vAlign w:val="center"/>
+          </w:tcPr>
+          <w:p>
+            <w:pPr>
+              <w:pStyle w:val="TableParagraph"/>
+              <w:spacing w:before="0"/>
+            </w:pPr>
+            <w:r>
+              <w:t>There is an N above the notes, the font is wrong?</w:t>
+            </w:r>
+          </w:p>
+          <w:p>
+            <w:pPr>
+              <w:pStyle w:val="TableParagraph"/>
+              <w:spacing w:before="0"/>
+            </w:pPr>
+            <w:r>
+              <w:rPr>
+                <w:color w:val="FF66CC"/>
+              </w:rPr>
+              <w:t xml:space="preserve">N </w:t>
+            </w:r>
+            <w:r>
+              <w:rPr>
+                <w:color w:val="FF66CC"/>
+              </w:rPr>
+              <w:t xml:space="preserve">means </w:t>
+            </w:r>
+            <w:r>
+              <w:rPr>
+                <w:i/>
+                <w:iCs/>
+                <w:color w:val="FF66CC"/>
+              </w:rPr>
+              <w:t xml:space="preserve">vibrato </w:t>
             </w:r>
             <w:proofErr w:type="spellStart"/>
             <w:r>
-              <w:t>XinD</w:t>
+              <w:rPr>
+                <w:i/>
+                <w:iCs/>
+                <w:color w:val="FF66CC"/>
+              </w:rPr>
+              <w:t>normale</w:t>
             </w:r>
             <w:proofErr w:type="spellEnd"/>
-          </w:p>
-        </w:tc>
-        <w:tc>
-          <w:tcPr>
-            <w:tcW w:w="737" w:type="dxa"/>
-          </w:tcPr>
-          <w:p>
-            <w:pPr>
-              <w:pStyle w:val="TableParagraph"/>
-              <w:ind w:left="119"/>
-            </w:pPr>
-          </w:p>
-        </w:tc>
-        <w:tc>
-          <w:tcPr>
-            <w:tcW w:w="852" w:type="dxa"/>
-          </w:tcPr>
-          <w:p>
-            <w:pPr>
-              <w:pStyle w:val="TableParagraph"/>
-              <w:ind w:left="119"/>
-            </w:pPr>
-            <w:r>
-              <w:t>A</w:t>
-            </w:r>
-          </w:p>
-        </w:tc>
-        <w:tc>
-          <w:tcPr>
-            <w:tcW w:w="852" w:type="dxa"/>
-          </w:tcPr>
-          <w:p>
-            <w:pPr>
-              <w:pStyle w:val="TableParagraph"/>
-              <w:ind w:left="119"/>
-            </w:pPr>
-            <w:r>
-              <w:t>11-14</w:t>
-            </w:r>
-          </w:p>
-        </w:tc>
-        <w:tc>
-          <w:tcPr>
-            <w:tcW w:w="737" w:type="dxa"/>
-          </w:tcPr>
-          <w:p>
-            <w:pPr>
-              <w:pStyle w:val="TableParagraph"/>
-              <w:ind w:left="119"/>
-            </w:pPr>
-          </w:p>
-        </w:tc>
-        <w:tc>
-          <w:tcPr>
-            <w:tcW w:w="5805" w:type="dxa"/>
-          </w:tcPr>
-          <w:p>
-            <w:pPr>
-              <w:pStyle w:val="TableParagraph"/>
-              <w:ind w:left="119"/>
-            </w:pPr>
-            <w:r>
-              <w:t>There is an N above the notes, the font is wrong?</w:t>
+            <w:r>
+              <w:rPr>
+                <w:color w:val="FF66CC"/>
+              </w:rPr>
+              <w:t>, it’s differentiated from “</w:t>
+            </w:r>
+            <w:proofErr w:type="spellStart"/>
+            <w:r>
+              <w:rPr>
+                <w:rFonts w:ascii="SimSun" w:eastAsia="SimSun" w:hAnsi="SimSun" w:cs="SimSun" w:hint="eastAsia"/>
+                <w:color w:val="FF66CC"/>
+              </w:rPr>
+              <w:t>飞指</w:t>
+            </w:r>
+            <w:proofErr w:type="spellEnd"/>
+            <w:r>
+              <w:rPr>
+                <w:color w:val="FF66CC"/>
+              </w:rPr>
+              <w:t xml:space="preserve">” to mean </w:t>
+            </w:r>
+            <w:r>
+              <w:rPr>
+                <w:i/>
+                <w:iCs/>
+                <w:color w:val="FF66CC"/>
+              </w:rPr>
+              <w:t>molto vibrato</w:t>
+            </w:r>
+            <w:r>
+              <w:rPr>
+                <w:color w:val="FF66CC"/>
+              </w:rPr>
+              <w:t>.</w:t>
             </w:r>
           </w:p>
         </w:tc>
@@ -1153,29 +1491,31 @@
         </w:trPr>
         <w:tc>
           <w:tcPr>
-            <w:tcW w:w="796" w:type="dxa"/>
+            <w:tcW w:w="342" w:type="pct"/>
             <w:tcBorders>
               <w:right w:val="single" w:sz="4" w:space="0" w:color="000000"/>
             </w:tcBorders>
-          </w:tcPr>
-          <w:p>
-            <w:pPr>
-              <w:pStyle w:val="TableParagraph"/>
-              <w:ind w:left="119"/>
-            </w:pPr>
-          </w:p>
-        </w:tc>
-        <w:tc>
-          <w:tcPr>
-            <w:tcW w:w="1383" w:type="dxa"/>
+            <w:vAlign w:val="center"/>
+          </w:tcPr>
+          <w:p>
+            <w:pPr>
+              <w:pStyle w:val="TableParagraph"/>
+              <w:spacing w:before="0"/>
+            </w:pPr>
+          </w:p>
+        </w:tc>
+        <w:tc>
+          <w:tcPr>
+            <w:tcW w:w="714" w:type="pct"/>
             <w:tcBorders>
               <w:left w:val="single" w:sz="4" w:space="0" w:color="000000"/>
             </w:tcBorders>
-          </w:tcPr>
-          <w:p>
-            <w:pPr>
-              <w:pStyle w:val="TableParagraph"/>
-              <w:ind w:left="119"/>
+            <w:vAlign w:val="center"/>
+          </w:tcPr>
+          <w:p>
+            <w:pPr>
+              <w:pStyle w:val="TableParagraph"/>
+              <w:spacing w:before="0"/>
             </w:pPr>
             <w:r>
               <w:t>GZ</w:t>
@@ -1184,23 +1524,27 @@
         </w:tc>
         <w:tc>
           <w:tcPr>
-            <w:tcW w:w="737" w:type="dxa"/>
-          </w:tcPr>
-          <w:p>
-            <w:pPr>
-              <w:pStyle w:val="TableParagraph"/>
-              <w:ind w:left="119"/>
-            </w:pPr>
-          </w:p>
-        </w:tc>
-        <w:tc>
-          <w:tcPr>
-            <w:tcW w:w="852" w:type="dxa"/>
-          </w:tcPr>
-          <w:p>
-            <w:pPr>
-              <w:pStyle w:val="TableParagraph"/>
-              <w:ind w:left="119"/>
+            <w:tcW w:w="312" w:type="pct"/>
+            <w:vAlign w:val="center"/>
+          </w:tcPr>
+          <w:p>
+            <w:pPr>
+              <w:pStyle w:val="TableParagraph"/>
+              <w:spacing w:before="0"/>
+              <w:jc w:val="center"/>
+            </w:pPr>
+          </w:p>
+        </w:tc>
+        <w:tc>
+          <w:tcPr>
+            <w:tcW w:w="373" w:type="pct"/>
+            <w:vAlign w:val="center"/>
+          </w:tcPr>
+          <w:p>
+            <w:pPr>
+              <w:pStyle w:val="TableParagraph"/>
+              <w:spacing w:before="0"/>
+              <w:jc w:val="center"/>
             </w:pPr>
             <w:r>
               <w:t>A</w:t>
@@ -1209,12 +1553,14 @@
         </w:tc>
         <w:tc>
           <w:tcPr>
-            <w:tcW w:w="852" w:type="dxa"/>
-          </w:tcPr>
-          <w:p>
-            <w:pPr>
-              <w:pStyle w:val="TableParagraph"/>
-              <w:ind w:left="119"/>
+            <w:tcW w:w="374" w:type="pct"/>
+            <w:vAlign w:val="center"/>
+          </w:tcPr>
+          <w:p>
+            <w:pPr>
+              <w:pStyle w:val="TableParagraph"/>
+              <w:spacing w:before="0"/>
+              <w:jc w:val="center"/>
             </w:pPr>
             <w:r>
               <w:t>11-12</w:t>
@@ -1223,23 +1569,45 @@
         </w:tc>
         <w:tc>
           <w:tcPr>
-            <w:tcW w:w="737" w:type="dxa"/>
-          </w:tcPr>
-          <w:p>
-            <w:pPr>
-              <w:pStyle w:val="TableParagraph"/>
-              <w:ind w:left="119"/>
-            </w:pPr>
-          </w:p>
-        </w:tc>
-        <w:tc>
-          <w:tcPr>
-            <w:tcW w:w="5805" w:type="dxa"/>
-          </w:tcPr>
-          <w:p>
-            <w:pPr>
-              <w:pStyle w:val="TableParagraph"/>
-              <w:ind w:left="119"/>
+            <w:tcW w:w="312" w:type="pct"/>
+            <w:vAlign w:val="center"/>
+          </w:tcPr>
+          <w:p>
+            <w:pPr>
+              <w:pStyle w:val="TableParagraph"/>
+              <w:spacing w:before="0"/>
+              <w:jc w:val="center"/>
+            </w:pPr>
+          </w:p>
+        </w:tc>
+        <w:tc>
+          <w:tcPr>
+            <w:tcW w:w="499" w:type="pct"/>
+            <w:vAlign w:val="center"/>
+          </w:tcPr>
+          <w:p>
+            <w:pPr>
+              <w:pStyle w:val="TableParagraph"/>
+              <w:spacing w:before="0"/>
+              <w:jc w:val="center"/>
+            </w:pPr>
+            <w:r>
+              <w:rPr>
+                <w:rFonts w:ascii="Segoe UI Symbol" w:hAnsi="Segoe UI Symbol" w:cs="Segoe UI Symbol"/>
+              </w:rPr>
+              <w:t>✓</w:t>
+            </w:r>
+          </w:p>
+        </w:tc>
+        <w:tc>
+          <w:tcPr>
+            <w:tcW w:w="2074" w:type="pct"/>
+            <w:vAlign w:val="center"/>
+          </w:tcPr>
+          <w:p>
+            <w:pPr>
+              <w:pStyle w:val="TableParagraph"/>
+              <w:spacing w:before="0"/>
             </w:pPr>
             <w:r>
               <w:t>Hairpin length</w:t>
@@ -1253,29 +1621,31 @@
         </w:trPr>
         <w:tc>
           <w:tcPr>
-            <w:tcW w:w="796" w:type="dxa"/>
+            <w:tcW w:w="342" w:type="pct"/>
             <w:tcBorders>
               <w:right w:val="single" w:sz="4" w:space="0" w:color="000000"/>
             </w:tcBorders>
-          </w:tcPr>
-          <w:p>
-            <w:pPr>
-              <w:pStyle w:val="TableParagraph"/>
-              <w:ind w:left="119"/>
-            </w:pPr>
-          </w:p>
-        </w:tc>
-        <w:tc>
-          <w:tcPr>
-            <w:tcW w:w="1383" w:type="dxa"/>
+            <w:vAlign w:val="center"/>
+          </w:tcPr>
+          <w:p>
+            <w:pPr>
+              <w:pStyle w:val="TableParagraph"/>
+              <w:spacing w:before="0"/>
+            </w:pPr>
+          </w:p>
+        </w:tc>
+        <w:tc>
+          <w:tcPr>
+            <w:tcW w:w="714" w:type="pct"/>
             <w:tcBorders>
               <w:left w:val="single" w:sz="4" w:space="0" w:color="000000"/>
             </w:tcBorders>
-          </w:tcPr>
-          <w:p>
-            <w:pPr>
-              <w:pStyle w:val="TableParagraph"/>
-              <w:ind w:left="119"/>
+            <w:vAlign w:val="center"/>
+          </w:tcPr>
+          <w:p>
+            <w:pPr>
+              <w:pStyle w:val="TableParagraph"/>
+              <w:spacing w:before="0"/>
             </w:pPr>
             <w:proofErr w:type="spellStart"/>
             <w:r>
@@ -1286,23 +1656,27 @@
         </w:tc>
         <w:tc>
           <w:tcPr>
-            <w:tcW w:w="737" w:type="dxa"/>
-          </w:tcPr>
-          <w:p>
-            <w:pPr>
-              <w:pStyle w:val="TableParagraph"/>
-              <w:ind w:left="119"/>
-            </w:pPr>
-          </w:p>
-        </w:tc>
-        <w:tc>
-          <w:tcPr>
-            <w:tcW w:w="852" w:type="dxa"/>
-          </w:tcPr>
-          <w:p>
-            <w:pPr>
-              <w:pStyle w:val="TableParagraph"/>
-              <w:ind w:left="119"/>
+            <w:tcW w:w="312" w:type="pct"/>
+            <w:vAlign w:val="center"/>
+          </w:tcPr>
+          <w:p>
+            <w:pPr>
+              <w:pStyle w:val="TableParagraph"/>
+              <w:spacing w:before="0"/>
+              <w:jc w:val="center"/>
+            </w:pPr>
+          </w:p>
+        </w:tc>
+        <w:tc>
+          <w:tcPr>
+            <w:tcW w:w="373" w:type="pct"/>
+            <w:vAlign w:val="center"/>
+          </w:tcPr>
+          <w:p>
+            <w:pPr>
+              <w:pStyle w:val="TableParagraph"/>
+              <w:spacing w:before="0"/>
+              <w:jc w:val="center"/>
             </w:pPr>
             <w:r>
               <w:t>A</w:t>
@@ -1311,12 +1685,14 @@
         </w:tc>
         <w:tc>
           <w:tcPr>
-            <w:tcW w:w="852" w:type="dxa"/>
-          </w:tcPr>
-          <w:p>
-            <w:pPr>
-              <w:pStyle w:val="TableParagraph"/>
-              <w:ind w:left="119"/>
+            <w:tcW w:w="374" w:type="pct"/>
+            <w:vAlign w:val="center"/>
+          </w:tcPr>
+          <w:p>
+            <w:pPr>
+              <w:pStyle w:val="TableParagraph"/>
+              <w:spacing w:before="0"/>
+              <w:jc w:val="center"/>
             </w:pPr>
             <w:r>
               <w:t>13</w:t>
@@ -1325,23 +1701,45 @@
         </w:tc>
         <w:tc>
           <w:tcPr>
-            <w:tcW w:w="737" w:type="dxa"/>
-          </w:tcPr>
-          <w:p>
-            <w:pPr>
-              <w:pStyle w:val="TableParagraph"/>
-              <w:ind w:left="119"/>
-            </w:pPr>
-          </w:p>
-        </w:tc>
-        <w:tc>
-          <w:tcPr>
-            <w:tcW w:w="5805" w:type="dxa"/>
-          </w:tcPr>
-          <w:p>
-            <w:pPr>
-              <w:pStyle w:val="TableParagraph"/>
-              <w:ind w:left="119"/>
+            <w:tcW w:w="312" w:type="pct"/>
+            <w:vAlign w:val="center"/>
+          </w:tcPr>
+          <w:p>
+            <w:pPr>
+              <w:pStyle w:val="TableParagraph"/>
+              <w:spacing w:before="0"/>
+              <w:jc w:val="center"/>
+            </w:pPr>
+          </w:p>
+        </w:tc>
+        <w:tc>
+          <w:tcPr>
+            <w:tcW w:w="499" w:type="pct"/>
+            <w:vAlign w:val="center"/>
+          </w:tcPr>
+          <w:p>
+            <w:pPr>
+              <w:pStyle w:val="TableParagraph"/>
+              <w:spacing w:before="0"/>
+              <w:jc w:val="center"/>
+            </w:pPr>
+            <w:r>
+              <w:rPr>
+                <w:rFonts w:ascii="Segoe UI Symbol" w:hAnsi="Segoe UI Symbol" w:cs="Segoe UI Symbol"/>
+              </w:rPr>
+              <w:t>✓</w:t>
+            </w:r>
+          </w:p>
+        </w:tc>
+        <w:tc>
+          <w:tcPr>
+            <w:tcW w:w="2074" w:type="pct"/>
+            <w:vAlign w:val="center"/>
+          </w:tcPr>
+          <w:p>
+            <w:pPr>
+              <w:pStyle w:val="TableParagraph"/>
+              <w:spacing w:before="0"/>
             </w:pPr>
             <w:r>
               <w:t>Hairpin length</w:t>
@@ -1355,29 +1753,31 @@
         </w:trPr>
         <w:tc>
           <w:tcPr>
-            <w:tcW w:w="796" w:type="dxa"/>
+            <w:tcW w:w="342" w:type="pct"/>
             <w:tcBorders>
               <w:right w:val="single" w:sz="4" w:space="0" w:color="000000"/>
             </w:tcBorders>
-          </w:tcPr>
-          <w:p>
-            <w:pPr>
-              <w:pStyle w:val="TableParagraph"/>
-              <w:ind w:left="119"/>
-            </w:pPr>
-          </w:p>
-        </w:tc>
-        <w:tc>
-          <w:tcPr>
-            <w:tcW w:w="1383" w:type="dxa"/>
+            <w:vAlign w:val="center"/>
+          </w:tcPr>
+          <w:p>
+            <w:pPr>
+              <w:pStyle w:val="TableParagraph"/>
+              <w:spacing w:before="0"/>
+            </w:pPr>
+          </w:p>
+        </w:tc>
+        <w:tc>
+          <w:tcPr>
+            <w:tcW w:w="714" w:type="pct"/>
             <w:tcBorders>
               <w:left w:val="single" w:sz="4" w:space="0" w:color="000000"/>
             </w:tcBorders>
-          </w:tcPr>
-          <w:p>
-            <w:pPr>
-              <w:pStyle w:val="TableParagraph"/>
-              <w:ind w:left="119"/>
+            <w:vAlign w:val="center"/>
+          </w:tcPr>
+          <w:p>
+            <w:pPr>
+              <w:pStyle w:val="TableParagraph"/>
+              <w:spacing w:before="0"/>
             </w:pPr>
             <w:proofErr w:type="spellStart"/>
             <w:r>
@@ -1407,23 +1807,27 @@
         </w:tc>
         <w:tc>
           <w:tcPr>
-            <w:tcW w:w="737" w:type="dxa"/>
-          </w:tcPr>
-          <w:p>
-            <w:pPr>
-              <w:pStyle w:val="TableParagraph"/>
-              <w:ind w:left="119"/>
-            </w:pPr>
-          </w:p>
-        </w:tc>
-        <w:tc>
-          <w:tcPr>
-            <w:tcW w:w="852" w:type="dxa"/>
-          </w:tcPr>
-          <w:p>
-            <w:pPr>
-              <w:pStyle w:val="TableParagraph"/>
-              <w:ind w:left="119"/>
+            <w:tcW w:w="312" w:type="pct"/>
+            <w:vAlign w:val="center"/>
+          </w:tcPr>
+          <w:p>
+            <w:pPr>
+              <w:pStyle w:val="TableParagraph"/>
+              <w:spacing w:before="0"/>
+              <w:jc w:val="center"/>
+            </w:pPr>
+          </w:p>
+        </w:tc>
+        <w:tc>
+          <w:tcPr>
+            <w:tcW w:w="373" w:type="pct"/>
+            <w:vAlign w:val="center"/>
+          </w:tcPr>
+          <w:p>
+            <w:pPr>
+              <w:pStyle w:val="TableParagraph"/>
+              <w:spacing w:before="0"/>
+              <w:jc w:val="center"/>
             </w:pPr>
             <w:r>
               <w:t>B</w:t>
@@ -1432,12 +1836,14 @@
         </w:tc>
         <w:tc>
           <w:tcPr>
-            <w:tcW w:w="852" w:type="dxa"/>
-          </w:tcPr>
-          <w:p>
-            <w:pPr>
-              <w:pStyle w:val="TableParagraph"/>
-              <w:ind w:left="119"/>
+            <w:tcW w:w="374" w:type="pct"/>
+            <w:vAlign w:val="center"/>
+          </w:tcPr>
+          <w:p>
+            <w:pPr>
+              <w:pStyle w:val="TableParagraph"/>
+              <w:spacing w:before="0"/>
+              <w:jc w:val="center"/>
             </w:pPr>
             <w:r>
               <w:t>17</w:t>
@@ -1446,23 +1852,45 @@
         </w:tc>
         <w:tc>
           <w:tcPr>
-            <w:tcW w:w="737" w:type="dxa"/>
-          </w:tcPr>
-          <w:p>
-            <w:pPr>
-              <w:pStyle w:val="TableParagraph"/>
-              <w:ind w:left="119"/>
-            </w:pPr>
-          </w:p>
-        </w:tc>
-        <w:tc>
-          <w:tcPr>
-            <w:tcW w:w="5805" w:type="dxa"/>
-          </w:tcPr>
-          <w:p>
-            <w:pPr>
-              <w:pStyle w:val="TableParagraph"/>
-              <w:ind w:left="119"/>
+            <w:tcW w:w="312" w:type="pct"/>
+            <w:vAlign w:val="center"/>
+          </w:tcPr>
+          <w:p>
+            <w:pPr>
+              <w:pStyle w:val="TableParagraph"/>
+              <w:spacing w:before="0"/>
+              <w:jc w:val="center"/>
+            </w:pPr>
+          </w:p>
+        </w:tc>
+        <w:tc>
+          <w:tcPr>
+            <w:tcW w:w="499" w:type="pct"/>
+            <w:vAlign w:val="center"/>
+          </w:tcPr>
+          <w:p>
+            <w:pPr>
+              <w:pStyle w:val="TableParagraph"/>
+              <w:spacing w:before="0"/>
+              <w:jc w:val="center"/>
+            </w:pPr>
+            <w:r>
+              <w:rPr>
+                <w:rFonts w:ascii="Segoe UI Symbol" w:hAnsi="Segoe UI Symbol" w:cs="Segoe UI Symbol"/>
+              </w:rPr>
+              <w:t>✓</w:t>
+            </w:r>
+          </w:p>
+        </w:tc>
+        <w:tc>
+          <w:tcPr>
+            <w:tcW w:w="2074" w:type="pct"/>
+            <w:vAlign w:val="center"/>
+          </w:tcPr>
+          <w:p>
+            <w:pPr>
+              <w:pStyle w:val="TableParagraph"/>
+              <w:spacing w:before="0"/>
             </w:pPr>
             <w:r>
               <w:t>Hairpin length</w:t>
@@ -1476,29 +1904,31 @@
         </w:trPr>
         <w:tc>
           <w:tcPr>
-            <w:tcW w:w="796" w:type="dxa"/>
+            <w:tcW w:w="342" w:type="pct"/>
             <w:tcBorders>
               <w:right w:val="single" w:sz="4" w:space="0" w:color="000000"/>
             </w:tcBorders>
-          </w:tcPr>
-          <w:p>
-            <w:pPr>
-              <w:pStyle w:val="TableParagraph"/>
-              <w:ind w:left="119"/>
-            </w:pPr>
-          </w:p>
-        </w:tc>
-        <w:tc>
-          <w:tcPr>
-            <w:tcW w:w="1383" w:type="dxa"/>
+            <w:vAlign w:val="center"/>
+          </w:tcPr>
+          <w:p>
+            <w:pPr>
+              <w:pStyle w:val="TableParagraph"/>
+              <w:spacing w:before="0"/>
+            </w:pPr>
+          </w:p>
+        </w:tc>
+        <w:tc>
+          <w:tcPr>
+            <w:tcW w:w="714" w:type="pct"/>
             <w:tcBorders>
               <w:left w:val="single" w:sz="4" w:space="0" w:color="000000"/>
             </w:tcBorders>
-          </w:tcPr>
-          <w:p>
-            <w:pPr>
-              <w:pStyle w:val="TableParagraph"/>
-              <w:ind w:left="119"/>
+            <w:vAlign w:val="center"/>
+          </w:tcPr>
+          <w:p>
+            <w:pPr>
+              <w:pStyle w:val="TableParagraph"/>
+              <w:spacing w:before="0"/>
             </w:pPr>
             <w:r>
               <w:t>GZ</w:t>
@@ -1507,23 +1937,27 @@
         </w:tc>
         <w:tc>
           <w:tcPr>
-            <w:tcW w:w="737" w:type="dxa"/>
-          </w:tcPr>
-          <w:p>
-            <w:pPr>
-              <w:pStyle w:val="TableParagraph"/>
-              <w:ind w:left="119"/>
-            </w:pPr>
-          </w:p>
-        </w:tc>
-        <w:tc>
-          <w:tcPr>
-            <w:tcW w:w="852" w:type="dxa"/>
-          </w:tcPr>
-          <w:p>
-            <w:pPr>
-              <w:pStyle w:val="TableParagraph"/>
-              <w:ind w:left="119"/>
+            <w:tcW w:w="312" w:type="pct"/>
+            <w:vAlign w:val="center"/>
+          </w:tcPr>
+          <w:p>
+            <w:pPr>
+              <w:pStyle w:val="TableParagraph"/>
+              <w:spacing w:before="0"/>
+              <w:jc w:val="center"/>
+            </w:pPr>
+          </w:p>
+        </w:tc>
+        <w:tc>
+          <w:tcPr>
+            <w:tcW w:w="373" w:type="pct"/>
+            <w:vAlign w:val="center"/>
+          </w:tcPr>
+          <w:p>
+            <w:pPr>
+              <w:pStyle w:val="TableParagraph"/>
+              <w:spacing w:before="0"/>
+              <w:jc w:val="center"/>
             </w:pPr>
             <w:r>
               <w:t>B</w:t>
@@ -1532,12 +1966,14 @@
         </w:tc>
         <w:tc>
           <w:tcPr>
-            <w:tcW w:w="852" w:type="dxa"/>
-          </w:tcPr>
-          <w:p>
-            <w:pPr>
-              <w:pStyle w:val="TableParagraph"/>
-              <w:ind w:left="119"/>
+            <w:tcW w:w="374" w:type="pct"/>
+            <w:vAlign w:val="center"/>
+          </w:tcPr>
+          <w:p>
+            <w:pPr>
+              <w:pStyle w:val="TableParagraph"/>
+              <w:spacing w:before="0"/>
+              <w:jc w:val="center"/>
             </w:pPr>
             <w:r>
               <w:t>18</w:t>
@@ -1546,12 +1982,14 @@
         </w:tc>
         <w:tc>
           <w:tcPr>
-            <w:tcW w:w="737" w:type="dxa"/>
-          </w:tcPr>
-          <w:p>
-            <w:pPr>
-              <w:pStyle w:val="TableParagraph"/>
-              <w:ind w:left="119"/>
+            <w:tcW w:w="312" w:type="pct"/>
+            <w:vAlign w:val="center"/>
+          </w:tcPr>
+          <w:p>
+            <w:pPr>
+              <w:pStyle w:val="TableParagraph"/>
+              <w:spacing w:before="0"/>
+              <w:jc w:val="center"/>
             </w:pPr>
             <w:r>
               <w:t>1</w:t>
@@ -1560,20 +1998,35 @@
         </w:tc>
         <w:tc>
           <w:tcPr>
-            <w:tcW w:w="5805" w:type="dxa"/>
-          </w:tcPr>
-          <w:p>
-            <w:pPr>
-              <w:pStyle w:val="TableParagraph"/>
-              <w:ind w:left="119"/>
-            </w:pPr>
-            <w:proofErr w:type="spellStart"/>
-            <w:r>
-              <w:t>Gliss</w:t>
-            </w:r>
-            <w:proofErr w:type="spellEnd"/>
-            <w:r>
-              <w:t>. line starting slightly too near the note</w:t>
+            <w:tcW w:w="499" w:type="pct"/>
+            <w:vAlign w:val="center"/>
+          </w:tcPr>
+          <w:p>
+            <w:pPr>
+              <w:pStyle w:val="TableParagraph"/>
+              <w:spacing w:before="0"/>
+              <w:jc w:val="center"/>
+            </w:pPr>
+            <w:r>
+              <w:rPr>
+                <w:rFonts w:ascii="Segoe UI Symbol" w:hAnsi="Segoe UI Symbol" w:cs="Segoe UI Symbol"/>
+              </w:rPr>
+              <w:t>✓</w:t>
+            </w:r>
+          </w:p>
+        </w:tc>
+        <w:tc>
+          <w:tcPr>
+            <w:tcW w:w="2074" w:type="pct"/>
+            <w:vAlign w:val="center"/>
+          </w:tcPr>
+          <w:p>
+            <w:pPr>
+              <w:pStyle w:val="TableParagraph"/>
+              <w:spacing w:before="0"/>
+            </w:pPr>
+            <w:r>
+              <w:t>Gliss. line starting slightly too near the note</w:t>
             </w:r>
           </w:p>
         </w:tc>
@@ -1584,56 +2037,60 @@
         </w:trPr>
         <w:tc>
           <w:tcPr>
-            <w:tcW w:w="796" w:type="dxa"/>
+            <w:tcW w:w="342" w:type="pct"/>
             <w:tcBorders>
               <w:right w:val="single" w:sz="4" w:space="0" w:color="000000"/>
             </w:tcBorders>
-          </w:tcPr>
-          <w:p>
-            <w:pPr>
-              <w:pStyle w:val="TableParagraph"/>
-              <w:ind w:left="119"/>
-            </w:pPr>
-          </w:p>
-        </w:tc>
-        <w:tc>
-          <w:tcPr>
-            <w:tcW w:w="1383" w:type="dxa"/>
+            <w:vAlign w:val="center"/>
+          </w:tcPr>
+          <w:p>
+            <w:pPr>
+              <w:pStyle w:val="TableParagraph"/>
+              <w:spacing w:before="0"/>
+            </w:pPr>
+          </w:p>
+        </w:tc>
+        <w:tc>
+          <w:tcPr>
+            <w:tcW w:w="714" w:type="pct"/>
             <w:tcBorders>
               <w:left w:val="single" w:sz="4" w:space="0" w:color="000000"/>
             </w:tcBorders>
-          </w:tcPr>
-          <w:p>
-            <w:pPr>
-              <w:pStyle w:val="TableParagraph"/>
-              <w:ind w:left="119"/>
-            </w:pPr>
-            <w:proofErr w:type="spellStart"/>
+            <w:vAlign w:val="center"/>
+          </w:tcPr>
+          <w:p>
+            <w:pPr>
+              <w:pStyle w:val="TableParagraph"/>
+              <w:spacing w:before="0"/>
+            </w:pPr>
             <w:r>
               <w:t>XinD</w:t>
             </w:r>
-            <w:proofErr w:type="spellEnd"/>
-          </w:p>
-        </w:tc>
-        <w:tc>
-          <w:tcPr>
-            <w:tcW w:w="737" w:type="dxa"/>
-          </w:tcPr>
-          <w:p>
-            <w:pPr>
-              <w:pStyle w:val="TableParagraph"/>
-              <w:ind w:left="119"/>
-            </w:pPr>
-          </w:p>
-        </w:tc>
-        <w:tc>
-          <w:tcPr>
-            <w:tcW w:w="852" w:type="dxa"/>
-          </w:tcPr>
-          <w:p>
-            <w:pPr>
-              <w:pStyle w:val="TableParagraph"/>
-              <w:ind w:left="119"/>
+          </w:p>
+        </w:tc>
+        <w:tc>
+          <w:tcPr>
+            <w:tcW w:w="312" w:type="pct"/>
+            <w:vAlign w:val="center"/>
+          </w:tcPr>
+          <w:p>
+            <w:pPr>
+              <w:pStyle w:val="TableParagraph"/>
+              <w:spacing w:before="0"/>
+              <w:jc w:val="center"/>
+            </w:pPr>
+          </w:p>
+        </w:tc>
+        <w:tc>
+          <w:tcPr>
+            <w:tcW w:w="373" w:type="pct"/>
+            <w:vAlign w:val="center"/>
+          </w:tcPr>
+          <w:p>
+            <w:pPr>
+              <w:pStyle w:val="TableParagraph"/>
+              <w:spacing w:before="0"/>
+              <w:jc w:val="center"/>
             </w:pPr>
             <w:r>
               <w:t>B</w:t>
@@ -1642,12 +2099,14 @@
         </w:tc>
         <w:tc>
           <w:tcPr>
-            <w:tcW w:w="852" w:type="dxa"/>
-          </w:tcPr>
-          <w:p>
-            <w:pPr>
-              <w:pStyle w:val="TableParagraph"/>
-              <w:ind w:left="119"/>
+            <w:tcW w:w="374" w:type="pct"/>
+            <w:vAlign w:val="center"/>
+          </w:tcPr>
+          <w:p>
+            <w:pPr>
+              <w:pStyle w:val="TableParagraph"/>
+              <w:spacing w:before="0"/>
+              <w:jc w:val="center"/>
             </w:pPr>
             <w:r>
               <w:t>19</w:t>
@@ -1656,12 +2115,14 @@
         </w:tc>
         <w:tc>
           <w:tcPr>
-            <w:tcW w:w="737" w:type="dxa"/>
-          </w:tcPr>
-          <w:p>
-            <w:pPr>
-              <w:pStyle w:val="TableParagraph"/>
-              <w:ind w:left="119"/>
+            <w:tcW w:w="312" w:type="pct"/>
+            <w:vAlign w:val="center"/>
+          </w:tcPr>
+          <w:p>
+            <w:pPr>
+              <w:pStyle w:val="TableParagraph"/>
+              <w:spacing w:before="0"/>
+              <w:jc w:val="center"/>
             </w:pPr>
             <w:r>
               <w:t>1</w:t>
@@ -1670,12 +2131,32 @@
         </w:tc>
         <w:tc>
           <w:tcPr>
-            <w:tcW w:w="5805" w:type="dxa"/>
-          </w:tcPr>
-          <w:p>
-            <w:pPr>
-              <w:pStyle w:val="TableParagraph"/>
-              <w:ind w:left="119"/>
+            <w:tcW w:w="499" w:type="pct"/>
+            <w:vAlign w:val="center"/>
+          </w:tcPr>
+          <w:p>
+            <w:pPr>
+              <w:pStyle w:val="TableParagraph"/>
+              <w:spacing w:before="0"/>
+              <w:jc w:val="center"/>
+            </w:pPr>
+            <w:r>
+              <w:rPr>
+                <w:rFonts w:ascii="Segoe UI Symbol" w:hAnsi="Segoe UI Symbol" w:cs="Segoe UI Symbol"/>
+              </w:rPr>
+              <w:t>✓</w:t>
+            </w:r>
+          </w:p>
+        </w:tc>
+        <w:tc>
+          <w:tcPr>
+            <w:tcW w:w="2074" w:type="pct"/>
+            <w:vAlign w:val="center"/>
+          </w:tcPr>
+          <w:p>
+            <w:pPr>
+              <w:pStyle w:val="TableParagraph"/>
+              <w:spacing w:before="0"/>
             </w:pPr>
             <w:r>
               <w:t>Wavy line too long</w:t>
@@ -1689,29 +2170,31 @@
         </w:trPr>
         <w:tc>
           <w:tcPr>
-            <w:tcW w:w="796" w:type="dxa"/>
+            <w:tcW w:w="342" w:type="pct"/>
             <w:tcBorders>
               <w:right w:val="single" w:sz="4" w:space="0" w:color="000000"/>
             </w:tcBorders>
-          </w:tcPr>
-          <w:p>
-            <w:pPr>
-              <w:pStyle w:val="TableParagraph"/>
-              <w:ind w:left="119"/>
-            </w:pPr>
-          </w:p>
-        </w:tc>
-        <w:tc>
-          <w:tcPr>
-            <w:tcW w:w="1383" w:type="dxa"/>
+            <w:vAlign w:val="center"/>
+          </w:tcPr>
+          <w:p>
+            <w:pPr>
+              <w:pStyle w:val="TableParagraph"/>
+              <w:spacing w:before="0"/>
+            </w:pPr>
+          </w:p>
+        </w:tc>
+        <w:tc>
+          <w:tcPr>
+            <w:tcW w:w="714" w:type="pct"/>
             <w:tcBorders>
               <w:left w:val="single" w:sz="4" w:space="0" w:color="000000"/>
             </w:tcBorders>
-          </w:tcPr>
-          <w:p>
-            <w:pPr>
-              <w:pStyle w:val="TableParagraph"/>
-              <w:ind w:left="119"/>
+            <w:vAlign w:val="center"/>
+          </w:tcPr>
+          <w:p>
+            <w:pPr>
+              <w:pStyle w:val="TableParagraph"/>
+              <w:spacing w:before="0"/>
             </w:pPr>
             <w:proofErr w:type="spellStart"/>
             <w:r>
@@ -1730,23 +2213,27 @@
         </w:tc>
         <w:tc>
           <w:tcPr>
-            <w:tcW w:w="737" w:type="dxa"/>
-          </w:tcPr>
-          <w:p>
-            <w:pPr>
-              <w:pStyle w:val="TableParagraph"/>
-              <w:ind w:left="119"/>
-            </w:pPr>
-          </w:p>
-        </w:tc>
-        <w:tc>
-          <w:tcPr>
-            <w:tcW w:w="852" w:type="dxa"/>
-          </w:tcPr>
-          <w:p>
-            <w:pPr>
-              <w:pStyle w:val="TableParagraph"/>
-              <w:ind w:left="119"/>
+            <w:tcW w:w="312" w:type="pct"/>
+            <w:vAlign w:val="center"/>
+          </w:tcPr>
+          <w:p>
+            <w:pPr>
+              <w:pStyle w:val="TableParagraph"/>
+              <w:spacing w:before="0"/>
+              <w:jc w:val="center"/>
+            </w:pPr>
+          </w:p>
+        </w:tc>
+        <w:tc>
+          <w:tcPr>
+            <w:tcW w:w="373" w:type="pct"/>
+            <w:vAlign w:val="center"/>
+          </w:tcPr>
+          <w:p>
+            <w:pPr>
+              <w:pStyle w:val="TableParagraph"/>
+              <w:spacing w:before="0"/>
+              <w:jc w:val="center"/>
             </w:pPr>
             <w:r>
               <w:t>B</w:t>
@@ -1755,12 +2242,14 @@
         </w:tc>
         <w:tc>
           <w:tcPr>
-            <w:tcW w:w="852" w:type="dxa"/>
-          </w:tcPr>
-          <w:p>
-            <w:pPr>
-              <w:pStyle w:val="TableParagraph"/>
-              <w:ind w:left="119"/>
+            <w:tcW w:w="374" w:type="pct"/>
+            <w:vAlign w:val="center"/>
+          </w:tcPr>
+          <w:p>
+            <w:pPr>
+              <w:pStyle w:val="TableParagraph"/>
+              <w:spacing w:before="0"/>
+              <w:jc w:val="center"/>
             </w:pPr>
             <w:r>
               <w:t>23-25</w:t>
@@ -1769,23 +2258,45 @@
         </w:tc>
         <w:tc>
           <w:tcPr>
-            <w:tcW w:w="737" w:type="dxa"/>
-          </w:tcPr>
-          <w:p>
-            <w:pPr>
-              <w:pStyle w:val="TableParagraph"/>
-              <w:ind w:left="119"/>
-            </w:pPr>
-          </w:p>
-        </w:tc>
-        <w:tc>
-          <w:tcPr>
-            <w:tcW w:w="5805" w:type="dxa"/>
-          </w:tcPr>
-          <w:p>
-            <w:pPr>
-              <w:pStyle w:val="TableParagraph"/>
-              <w:ind w:left="119"/>
+            <w:tcW w:w="312" w:type="pct"/>
+            <w:vAlign w:val="center"/>
+          </w:tcPr>
+          <w:p>
+            <w:pPr>
+              <w:pStyle w:val="TableParagraph"/>
+              <w:spacing w:before="0"/>
+              <w:jc w:val="center"/>
+            </w:pPr>
+          </w:p>
+        </w:tc>
+        <w:tc>
+          <w:tcPr>
+            <w:tcW w:w="499" w:type="pct"/>
+            <w:vAlign w:val="center"/>
+          </w:tcPr>
+          <w:p>
+            <w:pPr>
+              <w:pStyle w:val="TableParagraph"/>
+              <w:spacing w:before="0"/>
+              <w:jc w:val="center"/>
+            </w:pPr>
+            <w:r>
+              <w:rPr>
+                <w:rFonts w:ascii="Segoe UI Symbol" w:hAnsi="Segoe UI Symbol" w:cs="Segoe UI Symbol"/>
+              </w:rPr>
+              <w:t>✓</w:t>
+            </w:r>
+          </w:p>
+        </w:tc>
+        <w:tc>
+          <w:tcPr>
+            <w:tcW w:w="2074" w:type="pct"/>
+            <w:vAlign w:val="center"/>
+          </w:tcPr>
+          <w:p>
+            <w:pPr>
+              <w:pStyle w:val="TableParagraph"/>
+              <w:spacing w:before="0"/>
             </w:pPr>
             <w:r>
               <w:t>Stem direction wrong</w:t>
@@ -1799,29 +2310,31 @@
         </w:trPr>
         <w:tc>
           <w:tcPr>
-            <w:tcW w:w="796" w:type="dxa"/>
+            <w:tcW w:w="342" w:type="pct"/>
             <w:tcBorders>
               <w:right w:val="single" w:sz="4" w:space="0" w:color="000000"/>
             </w:tcBorders>
-          </w:tcPr>
-          <w:p>
-            <w:pPr>
-              <w:pStyle w:val="TableParagraph"/>
-              <w:ind w:left="119"/>
-            </w:pPr>
-          </w:p>
-        </w:tc>
-        <w:tc>
-          <w:tcPr>
-            <w:tcW w:w="1383" w:type="dxa"/>
+            <w:vAlign w:val="center"/>
+          </w:tcPr>
+          <w:p>
+            <w:pPr>
+              <w:pStyle w:val="TableParagraph"/>
+              <w:spacing w:before="0"/>
+            </w:pPr>
+          </w:p>
+        </w:tc>
+        <w:tc>
+          <w:tcPr>
+            <w:tcW w:w="714" w:type="pct"/>
             <w:tcBorders>
               <w:left w:val="single" w:sz="4" w:space="0" w:color="000000"/>
             </w:tcBorders>
-          </w:tcPr>
-          <w:p>
-            <w:pPr>
-              <w:pStyle w:val="TableParagraph"/>
-              <w:ind w:left="119"/>
+            <w:vAlign w:val="center"/>
+          </w:tcPr>
+          <w:p>
+            <w:pPr>
+              <w:pStyle w:val="TableParagraph"/>
+              <w:spacing w:before="0"/>
             </w:pPr>
             <w:proofErr w:type="spellStart"/>
             <w:r>
@@ -1835,23 +2348,27 @@
         </w:tc>
         <w:tc>
           <w:tcPr>
-            <w:tcW w:w="737" w:type="dxa"/>
-          </w:tcPr>
-          <w:p>
-            <w:pPr>
-              <w:pStyle w:val="TableParagraph"/>
-              <w:ind w:left="119"/>
-            </w:pPr>
-          </w:p>
-        </w:tc>
-        <w:tc>
-          <w:tcPr>
-            <w:tcW w:w="852" w:type="dxa"/>
-          </w:tcPr>
-          <w:p>
-            <w:pPr>
-              <w:pStyle w:val="TableParagraph"/>
-              <w:ind w:left="119"/>
+            <w:tcW w:w="312" w:type="pct"/>
+            <w:vAlign w:val="center"/>
+          </w:tcPr>
+          <w:p>
+            <w:pPr>
+              <w:pStyle w:val="TableParagraph"/>
+              <w:spacing w:before="0"/>
+              <w:jc w:val="center"/>
+            </w:pPr>
+          </w:p>
+        </w:tc>
+        <w:tc>
+          <w:tcPr>
+            <w:tcW w:w="373" w:type="pct"/>
+            <w:vAlign w:val="center"/>
+          </w:tcPr>
+          <w:p>
+            <w:pPr>
+              <w:pStyle w:val="TableParagraph"/>
+              <w:spacing w:before="0"/>
+              <w:jc w:val="center"/>
             </w:pPr>
             <w:r>
               <w:t>C</w:t>
@@ -1860,12 +2377,14 @@
         </w:tc>
         <w:tc>
           <w:tcPr>
-            <w:tcW w:w="852" w:type="dxa"/>
-          </w:tcPr>
-          <w:p>
-            <w:pPr>
-              <w:pStyle w:val="TableParagraph"/>
-              <w:ind w:left="119"/>
+            <w:tcW w:w="374" w:type="pct"/>
+            <w:vAlign w:val="center"/>
+          </w:tcPr>
+          <w:p>
+            <w:pPr>
+              <w:pStyle w:val="TableParagraph"/>
+              <w:spacing w:before="0"/>
+              <w:jc w:val="center"/>
             </w:pPr>
             <w:r>
               <w:t>30</w:t>
@@ -1874,23 +2393,45 @@
         </w:tc>
         <w:tc>
           <w:tcPr>
-            <w:tcW w:w="737" w:type="dxa"/>
-          </w:tcPr>
-          <w:p>
-            <w:pPr>
-              <w:pStyle w:val="TableParagraph"/>
-              <w:ind w:left="119"/>
-            </w:pPr>
-          </w:p>
-        </w:tc>
-        <w:tc>
-          <w:tcPr>
-            <w:tcW w:w="5805" w:type="dxa"/>
-          </w:tcPr>
-          <w:p>
-            <w:pPr>
-              <w:pStyle w:val="TableParagraph"/>
-              <w:ind w:left="119"/>
+            <w:tcW w:w="312" w:type="pct"/>
+            <w:vAlign w:val="center"/>
+          </w:tcPr>
+          <w:p>
+            <w:pPr>
+              <w:pStyle w:val="TableParagraph"/>
+              <w:spacing w:before="0"/>
+              <w:jc w:val="center"/>
+            </w:pPr>
+          </w:p>
+        </w:tc>
+        <w:tc>
+          <w:tcPr>
+            <w:tcW w:w="499" w:type="pct"/>
+            <w:vAlign w:val="center"/>
+          </w:tcPr>
+          <w:p>
+            <w:pPr>
+              <w:pStyle w:val="TableParagraph"/>
+              <w:spacing w:before="0"/>
+              <w:jc w:val="center"/>
+            </w:pPr>
+            <w:r>
+              <w:rPr>
+                <w:rFonts w:ascii="Segoe UI Symbol" w:hAnsi="Segoe UI Symbol" w:cs="Segoe UI Symbol"/>
+              </w:rPr>
+              <w:t>✓</w:t>
+            </w:r>
+          </w:p>
+        </w:tc>
+        <w:tc>
+          <w:tcPr>
+            <w:tcW w:w="2074" w:type="pct"/>
+            <w:vAlign w:val="center"/>
+          </w:tcPr>
+          <w:p>
+            <w:pPr>
+              <w:pStyle w:val="TableParagraph"/>
+              <w:spacing w:before="0"/>
             </w:pPr>
             <w:r>
               <w:t>Wavy line too long</w:t>
@@ -1904,29 +2445,31 @@
         </w:trPr>
         <w:tc>
           <w:tcPr>
-            <w:tcW w:w="796" w:type="dxa"/>
+            <w:tcW w:w="342" w:type="pct"/>
             <w:tcBorders>
               <w:right w:val="single" w:sz="4" w:space="0" w:color="000000"/>
             </w:tcBorders>
-          </w:tcPr>
-          <w:p>
-            <w:pPr>
-              <w:pStyle w:val="TableParagraph"/>
-              <w:ind w:left="119"/>
-            </w:pPr>
-          </w:p>
-        </w:tc>
-        <w:tc>
-          <w:tcPr>
-            <w:tcW w:w="1383" w:type="dxa"/>
+            <w:vAlign w:val="center"/>
+          </w:tcPr>
+          <w:p>
+            <w:pPr>
+              <w:pStyle w:val="TableParagraph"/>
+              <w:spacing w:before="0"/>
+            </w:pPr>
+          </w:p>
+        </w:tc>
+        <w:tc>
+          <w:tcPr>
+            <w:tcW w:w="714" w:type="pct"/>
             <w:tcBorders>
               <w:left w:val="single" w:sz="4" w:space="0" w:color="000000"/>
             </w:tcBorders>
-          </w:tcPr>
-          <w:p>
-            <w:pPr>
-              <w:pStyle w:val="TableParagraph"/>
-              <w:ind w:left="119"/>
+            <w:vAlign w:val="center"/>
+          </w:tcPr>
+          <w:p>
+            <w:pPr>
+              <w:pStyle w:val="TableParagraph"/>
+              <w:spacing w:before="0"/>
             </w:pPr>
             <w:proofErr w:type="spellStart"/>
             <w:r>
@@ -1948,23 +2491,27 @@
         </w:tc>
         <w:tc>
           <w:tcPr>
-            <w:tcW w:w="737" w:type="dxa"/>
-          </w:tcPr>
-          <w:p>
-            <w:pPr>
-              <w:pStyle w:val="TableParagraph"/>
-              <w:ind w:left="119"/>
-            </w:pPr>
-          </w:p>
-        </w:tc>
-        <w:tc>
-          <w:tcPr>
-            <w:tcW w:w="852" w:type="dxa"/>
-          </w:tcPr>
-          <w:p>
-            <w:pPr>
-              <w:pStyle w:val="TableParagraph"/>
-              <w:ind w:left="119"/>
+            <w:tcW w:w="312" w:type="pct"/>
+            <w:vAlign w:val="center"/>
+          </w:tcPr>
+          <w:p>
+            <w:pPr>
+              <w:pStyle w:val="TableParagraph"/>
+              <w:spacing w:before="0"/>
+              <w:jc w:val="center"/>
+            </w:pPr>
+          </w:p>
+        </w:tc>
+        <w:tc>
+          <w:tcPr>
+            <w:tcW w:w="373" w:type="pct"/>
+            <w:vAlign w:val="center"/>
+          </w:tcPr>
+          <w:p>
+            <w:pPr>
+              <w:pStyle w:val="TableParagraph"/>
+              <w:spacing w:before="0"/>
+              <w:jc w:val="center"/>
             </w:pPr>
             <w:r>
               <w:t>C</w:t>
@@ -1973,12 +2520,14 @@
         </w:tc>
         <w:tc>
           <w:tcPr>
-            <w:tcW w:w="852" w:type="dxa"/>
-          </w:tcPr>
-          <w:p>
-            <w:pPr>
-              <w:pStyle w:val="TableParagraph"/>
-              <w:ind w:left="119"/>
+            <w:tcW w:w="374" w:type="pct"/>
+            <w:vAlign w:val="center"/>
+          </w:tcPr>
+          <w:p>
+            <w:pPr>
+              <w:pStyle w:val="TableParagraph"/>
+              <w:spacing w:before="0"/>
+              <w:jc w:val="center"/>
             </w:pPr>
             <w:r>
               <w:t>30</w:t>
@@ -1987,23 +2536,45 @@
         </w:tc>
         <w:tc>
           <w:tcPr>
-            <w:tcW w:w="737" w:type="dxa"/>
-          </w:tcPr>
-          <w:p>
-            <w:pPr>
-              <w:pStyle w:val="TableParagraph"/>
-              <w:ind w:left="119"/>
-            </w:pPr>
-          </w:p>
-        </w:tc>
-        <w:tc>
-          <w:tcPr>
-            <w:tcW w:w="5805" w:type="dxa"/>
-          </w:tcPr>
-          <w:p>
-            <w:pPr>
-              <w:pStyle w:val="TableParagraph"/>
-              <w:ind w:left="119"/>
+            <w:tcW w:w="312" w:type="pct"/>
+            <w:vAlign w:val="center"/>
+          </w:tcPr>
+          <w:p>
+            <w:pPr>
+              <w:pStyle w:val="TableParagraph"/>
+              <w:spacing w:before="0"/>
+              <w:jc w:val="center"/>
+            </w:pPr>
+          </w:p>
+        </w:tc>
+        <w:tc>
+          <w:tcPr>
+            <w:tcW w:w="499" w:type="pct"/>
+            <w:vAlign w:val="center"/>
+          </w:tcPr>
+          <w:p>
+            <w:pPr>
+              <w:pStyle w:val="TableParagraph"/>
+              <w:spacing w:before="0"/>
+              <w:jc w:val="center"/>
+            </w:pPr>
+            <w:r>
+              <w:rPr>
+                <w:rFonts w:ascii="Segoe UI Symbol" w:hAnsi="Segoe UI Symbol" w:cs="Segoe UI Symbol"/>
+              </w:rPr>
+              <w:t>✓</w:t>
+            </w:r>
+          </w:p>
+        </w:tc>
+        <w:tc>
+          <w:tcPr>
+            <w:tcW w:w="2074" w:type="pct"/>
+            <w:vAlign w:val="center"/>
+          </w:tcPr>
+          <w:p>
+            <w:pPr>
+              <w:pStyle w:val="TableParagraph"/>
+              <w:spacing w:before="0"/>
             </w:pPr>
             <w:r>
               <w:t>Hairpin length</w:t>
@@ -2017,29 +2588,31 @@
         </w:trPr>
         <w:tc>
           <w:tcPr>
-            <w:tcW w:w="796" w:type="dxa"/>
+            <w:tcW w:w="342" w:type="pct"/>
             <w:tcBorders>
               <w:right w:val="single" w:sz="4" w:space="0" w:color="000000"/>
             </w:tcBorders>
-          </w:tcPr>
-          <w:p>
-            <w:pPr>
-              <w:pStyle w:val="TableParagraph"/>
-              <w:ind w:left="119"/>
-            </w:pPr>
-          </w:p>
-        </w:tc>
-        <w:tc>
-          <w:tcPr>
-            <w:tcW w:w="1383" w:type="dxa"/>
+            <w:vAlign w:val="center"/>
+          </w:tcPr>
+          <w:p>
+            <w:pPr>
+              <w:pStyle w:val="TableParagraph"/>
+              <w:spacing w:before="0"/>
+            </w:pPr>
+          </w:p>
+        </w:tc>
+        <w:tc>
+          <w:tcPr>
+            <w:tcW w:w="714" w:type="pct"/>
             <w:tcBorders>
               <w:left w:val="single" w:sz="4" w:space="0" w:color="000000"/>
             </w:tcBorders>
-          </w:tcPr>
-          <w:p>
-            <w:pPr>
-              <w:pStyle w:val="TableParagraph"/>
-              <w:ind w:left="119"/>
+            <w:vAlign w:val="center"/>
+          </w:tcPr>
+          <w:p>
+            <w:pPr>
+              <w:pStyle w:val="TableParagraph"/>
+              <w:spacing w:before="0"/>
             </w:pPr>
             <w:r>
               <w:t>SX, Wb</w:t>
@@ -2048,23 +2621,27 @@
         </w:tc>
         <w:tc>
           <w:tcPr>
-            <w:tcW w:w="737" w:type="dxa"/>
-          </w:tcPr>
-          <w:p>
-            <w:pPr>
-              <w:pStyle w:val="TableParagraph"/>
-              <w:ind w:left="119"/>
-            </w:pPr>
-          </w:p>
-        </w:tc>
-        <w:tc>
-          <w:tcPr>
-            <w:tcW w:w="852" w:type="dxa"/>
-          </w:tcPr>
-          <w:p>
-            <w:pPr>
-              <w:pStyle w:val="TableParagraph"/>
-              <w:ind w:left="119"/>
+            <w:tcW w:w="312" w:type="pct"/>
+            <w:vAlign w:val="center"/>
+          </w:tcPr>
+          <w:p>
+            <w:pPr>
+              <w:pStyle w:val="TableParagraph"/>
+              <w:spacing w:before="0"/>
+              <w:jc w:val="center"/>
+            </w:pPr>
+          </w:p>
+        </w:tc>
+        <w:tc>
+          <w:tcPr>
+            <w:tcW w:w="373" w:type="pct"/>
+            <w:vAlign w:val="center"/>
+          </w:tcPr>
+          <w:p>
+            <w:pPr>
+              <w:pStyle w:val="TableParagraph"/>
+              <w:spacing w:before="0"/>
+              <w:jc w:val="center"/>
             </w:pPr>
             <w:r>
               <w:t>C</w:t>
@@ -2073,12 +2650,14 @@
         </w:tc>
         <w:tc>
           <w:tcPr>
-            <w:tcW w:w="852" w:type="dxa"/>
-          </w:tcPr>
-          <w:p>
-            <w:pPr>
-              <w:pStyle w:val="TableParagraph"/>
-              <w:ind w:left="119"/>
+            <w:tcW w:w="374" w:type="pct"/>
+            <w:vAlign w:val="center"/>
+          </w:tcPr>
+          <w:p>
+            <w:pPr>
+              <w:pStyle w:val="TableParagraph"/>
+              <w:spacing w:before="0"/>
+              <w:jc w:val="center"/>
             </w:pPr>
             <w:r>
               <w:t>32</w:t>
@@ -2087,23 +2666,45 @@
         </w:tc>
         <w:tc>
           <w:tcPr>
-            <w:tcW w:w="737" w:type="dxa"/>
-          </w:tcPr>
-          <w:p>
-            <w:pPr>
-              <w:pStyle w:val="TableParagraph"/>
-              <w:ind w:left="119"/>
-            </w:pPr>
-          </w:p>
-        </w:tc>
-        <w:tc>
-          <w:tcPr>
-            <w:tcW w:w="5805" w:type="dxa"/>
-          </w:tcPr>
-          <w:p>
-            <w:pPr>
-              <w:pStyle w:val="TableParagraph"/>
-              <w:ind w:left="119"/>
+            <w:tcW w:w="312" w:type="pct"/>
+            <w:vAlign w:val="center"/>
+          </w:tcPr>
+          <w:p>
+            <w:pPr>
+              <w:pStyle w:val="TableParagraph"/>
+              <w:spacing w:before="0"/>
+              <w:jc w:val="center"/>
+            </w:pPr>
+          </w:p>
+        </w:tc>
+        <w:tc>
+          <w:tcPr>
+            <w:tcW w:w="499" w:type="pct"/>
+            <w:vAlign w:val="center"/>
+          </w:tcPr>
+          <w:p>
+            <w:pPr>
+              <w:pStyle w:val="TableParagraph"/>
+              <w:spacing w:before="0"/>
+              <w:jc w:val="center"/>
+            </w:pPr>
+            <w:r>
+              <w:rPr>
+                <w:rFonts w:ascii="Segoe UI Symbol" w:hAnsi="Segoe UI Symbol" w:cs="Segoe UI Symbol"/>
+              </w:rPr>
+              <w:t>✓</w:t>
+            </w:r>
+          </w:p>
+        </w:tc>
+        <w:tc>
+          <w:tcPr>
+            <w:tcW w:w="2074" w:type="pct"/>
+            <w:vAlign w:val="center"/>
+          </w:tcPr>
+          <w:p>
+            <w:pPr>
+              <w:pStyle w:val="TableParagraph"/>
+              <w:spacing w:before="0"/>
             </w:pPr>
             <w:r>
               <w:t>Hairpin length</w:t>
@@ -2117,115 +2718,145 @@
         </w:trPr>
         <w:tc>
           <w:tcPr>
-            <w:tcW w:w="796" w:type="dxa"/>
+            <w:tcW w:w="342" w:type="pct"/>
             <w:tcBorders>
               <w:right w:val="single" w:sz="4" w:space="0" w:color="000000"/>
             </w:tcBorders>
-          </w:tcPr>
-          <w:p>
-            <w:pPr>
-              <w:pStyle w:val="TableParagraph"/>
-              <w:ind w:left="119"/>
-            </w:pPr>
-          </w:p>
-        </w:tc>
-        <w:tc>
-          <w:tcPr>
-            <w:tcW w:w="1383" w:type="dxa"/>
+            <w:vAlign w:val="center"/>
+          </w:tcPr>
+          <w:p>
+            <w:pPr>
+              <w:pStyle w:val="TableParagraph"/>
+              <w:spacing w:before="0"/>
+            </w:pPr>
+          </w:p>
+        </w:tc>
+        <w:tc>
+          <w:tcPr>
+            <w:tcW w:w="714" w:type="pct"/>
             <w:tcBorders>
               <w:left w:val="single" w:sz="4" w:space="0" w:color="000000"/>
             </w:tcBorders>
-          </w:tcPr>
-          <w:p>
-            <w:pPr>
-              <w:pStyle w:val="TableParagraph"/>
-              <w:ind w:left="119"/>
-            </w:pPr>
+            <w:vAlign w:val="center"/>
+          </w:tcPr>
+          <w:p>
+            <w:pPr>
+              <w:pStyle w:val="TableParagraph"/>
+              <w:spacing w:before="0"/>
+            </w:pPr>
+            <w:r>
+              <w:t xml:space="preserve">Timp, </w:t>
+            </w:r>
             <w:proofErr w:type="spellStart"/>
             <w:r>
-              <w:t>Timp</w:t>
+              <w:t>XGu</w:t>
             </w:r>
             <w:proofErr w:type="spellEnd"/>
             <w:r>
-              <w:t xml:space="preserve">, </w:t>
+              <w:t>/</w:t>
             </w:r>
             <w:proofErr w:type="spellStart"/>
             <w:r>
-              <w:t>XGu</w:t>
+              <w:t>DGu</w:t>
             </w:r>
             <w:proofErr w:type="spellEnd"/>
-            <w:r>
-              <w:t>/</w:t>
+          </w:p>
+        </w:tc>
+        <w:tc>
+          <w:tcPr>
+            <w:tcW w:w="312" w:type="pct"/>
+            <w:vAlign w:val="center"/>
+          </w:tcPr>
+          <w:p>
+            <w:pPr>
+              <w:pStyle w:val="TableParagraph"/>
+              <w:spacing w:before="0"/>
+              <w:jc w:val="center"/>
+            </w:pPr>
+          </w:p>
+        </w:tc>
+        <w:tc>
+          <w:tcPr>
+            <w:tcW w:w="373" w:type="pct"/>
+            <w:vAlign w:val="center"/>
+          </w:tcPr>
+          <w:p>
+            <w:pPr>
+              <w:pStyle w:val="TableParagraph"/>
+              <w:spacing w:before="0"/>
+              <w:jc w:val="center"/>
+            </w:pPr>
+            <w:r>
+              <w:t>D</w:t>
+            </w:r>
+          </w:p>
+        </w:tc>
+        <w:tc>
+          <w:tcPr>
+            <w:tcW w:w="374" w:type="pct"/>
+            <w:vAlign w:val="center"/>
+          </w:tcPr>
+          <w:p>
+            <w:pPr>
+              <w:pStyle w:val="TableParagraph"/>
+              <w:spacing w:before="0"/>
+              <w:jc w:val="center"/>
+            </w:pPr>
+            <w:r>
+              <w:t>33</w:t>
+            </w:r>
+          </w:p>
+        </w:tc>
+        <w:tc>
+          <w:tcPr>
+            <w:tcW w:w="312" w:type="pct"/>
+            <w:vAlign w:val="center"/>
+          </w:tcPr>
+          <w:p>
+            <w:pPr>
+              <w:pStyle w:val="TableParagraph"/>
+              <w:spacing w:before="0"/>
+              <w:jc w:val="center"/>
+            </w:pPr>
+          </w:p>
+        </w:tc>
+        <w:tc>
+          <w:tcPr>
+            <w:tcW w:w="499" w:type="pct"/>
+            <w:vAlign w:val="center"/>
+          </w:tcPr>
+          <w:p>
+            <w:pPr>
+              <w:pStyle w:val="TableParagraph"/>
+              <w:spacing w:before="0"/>
+              <w:jc w:val="center"/>
+            </w:pPr>
+            <w:r>
+              <w:rPr>
+                <w:rFonts w:ascii="Segoe UI Symbol" w:hAnsi="Segoe UI Symbol" w:cs="Segoe UI Symbol"/>
+              </w:rPr>
+              <w:t>✓</w:t>
+            </w:r>
+          </w:p>
+        </w:tc>
+        <w:tc>
+          <w:tcPr>
+            <w:tcW w:w="2074" w:type="pct"/>
+            <w:vAlign w:val="center"/>
+          </w:tcPr>
+          <w:p>
+            <w:pPr>
+              <w:pStyle w:val="TableParagraph"/>
+              <w:spacing w:before="0"/>
+            </w:pPr>
+            <w:r>
+              <w:t xml:space="preserve">Hairpin should not cross </w:t>
             </w:r>
             <w:proofErr w:type="spellStart"/>
             <w:r>
-              <w:t>DGu</w:t>
+              <w:t>barline</w:t>
             </w:r>
             <w:proofErr w:type="spellEnd"/>
-          </w:p>
-        </w:tc>
-        <w:tc>
-          <w:tcPr>
-            <w:tcW w:w="737" w:type="dxa"/>
-          </w:tcPr>
-          <w:p>
-            <w:pPr>
-              <w:pStyle w:val="TableParagraph"/>
-              <w:ind w:left="119"/>
-            </w:pPr>
-          </w:p>
-        </w:tc>
-        <w:tc>
-          <w:tcPr>
-            <w:tcW w:w="852" w:type="dxa"/>
-          </w:tcPr>
-          <w:p>
-            <w:pPr>
-              <w:pStyle w:val="TableParagraph"/>
-              <w:ind w:left="119"/>
-            </w:pPr>
-            <w:r>
-              <w:t>D</w:t>
-            </w:r>
-          </w:p>
-        </w:tc>
-        <w:tc>
-          <w:tcPr>
-            <w:tcW w:w="852" w:type="dxa"/>
-          </w:tcPr>
-          <w:p>
-            <w:pPr>
-              <w:pStyle w:val="TableParagraph"/>
-              <w:ind w:left="119"/>
-            </w:pPr>
-            <w:r>
-              <w:t>33</w:t>
-            </w:r>
-          </w:p>
-        </w:tc>
-        <w:tc>
-          <w:tcPr>
-            <w:tcW w:w="737" w:type="dxa"/>
-          </w:tcPr>
-          <w:p>
-            <w:pPr>
-              <w:pStyle w:val="TableParagraph"/>
-              <w:ind w:left="119"/>
-            </w:pPr>
-          </w:p>
-        </w:tc>
-        <w:tc>
-          <w:tcPr>
-            <w:tcW w:w="5805" w:type="dxa"/>
-          </w:tcPr>
-          <w:p>
-            <w:pPr>
-              <w:pStyle w:val="TableParagraph"/>
-              <w:ind w:left="119"/>
-            </w:pPr>
-            <w:r>
-              <w:t>Hairpin should not cross barline</w:t>
-            </w:r>
           </w:p>
         </w:tc>
       </w:tr>
@@ -2235,29 +2866,31 @@
         </w:trPr>
         <w:tc>
           <w:tcPr>
-            <w:tcW w:w="796" w:type="dxa"/>
+            <w:tcW w:w="342" w:type="pct"/>
             <w:tcBorders>
               <w:right w:val="single" w:sz="4" w:space="0" w:color="000000"/>
             </w:tcBorders>
-          </w:tcPr>
-          <w:p>
-            <w:pPr>
-              <w:pStyle w:val="TableParagraph"/>
-              <w:ind w:left="119"/>
-            </w:pPr>
-          </w:p>
-        </w:tc>
-        <w:tc>
-          <w:tcPr>
-            <w:tcW w:w="1383" w:type="dxa"/>
+            <w:vAlign w:val="center"/>
+          </w:tcPr>
+          <w:p>
+            <w:pPr>
+              <w:pStyle w:val="TableParagraph"/>
+              <w:spacing w:before="0"/>
+            </w:pPr>
+          </w:p>
+        </w:tc>
+        <w:tc>
+          <w:tcPr>
+            <w:tcW w:w="714" w:type="pct"/>
             <w:tcBorders>
               <w:left w:val="single" w:sz="4" w:space="0" w:color="000000"/>
             </w:tcBorders>
-          </w:tcPr>
-          <w:p>
-            <w:pPr>
-              <w:pStyle w:val="TableParagraph"/>
-              <w:ind w:left="119"/>
+            <w:vAlign w:val="center"/>
+          </w:tcPr>
+          <w:p>
+            <w:pPr>
+              <w:pStyle w:val="TableParagraph"/>
+              <w:spacing w:before="0"/>
             </w:pPr>
             <w:proofErr w:type="spellStart"/>
             <w:r>
@@ -2276,23 +2909,27 @@
         </w:tc>
         <w:tc>
           <w:tcPr>
-            <w:tcW w:w="737" w:type="dxa"/>
-          </w:tcPr>
-          <w:p>
-            <w:pPr>
-              <w:pStyle w:val="TableParagraph"/>
-              <w:ind w:left="119"/>
-            </w:pPr>
-          </w:p>
-        </w:tc>
-        <w:tc>
-          <w:tcPr>
-            <w:tcW w:w="852" w:type="dxa"/>
-          </w:tcPr>
-          <w:p>
-            <w:pPr>
-              <w:pStyle w:val="TableParagraph"/>
-              <w:ind w:left="119"/>
+            <w:tcW w:w="312" w:type="pct"/>
+            <w:vAlign w:val="center"/>
+          </w:tcPr>
+          <w:p>
+            <w:pPr>
+              <w:pStyle w:val="TableParagraph"/>
+              <w:spacing w:before="0"/>
+              <w:jc w:val="center"/>
+            </w:pPr>
+          </w:p>
+        </w:tc>
+        <w:tc>
+          <w:tcPr>
+            <w:tcW w:w="373" w:type="pct"/>
+            <w:vAlign w:val="center"/>
+          </w:tcPr>
+          <w:p>
+            <w:pPr>
+              <w:pStyle w:val="TableParagraph"/>
+              <w:spacing w:before="0"/>
+              <w:jc w:val="center"/>
             </w:pPr>
             <w:r>
               <w:t>D</w:t>
@@ -2301,12 +2938,14 @@
         </w:tc>
         <w:tc>
           <w:tcPr>
-            <w:tcW w:w="852" w:type="dxa"/>
-          </w:tcPr>
-          <w:p>
-            <w:pPr>
-              <w:pStyle w:val="TableParagraph"/>
-              <w:ind w:left="119"/>
+            <w:tcW w:w="374" w:type="pct"/>
+            <w:vAlign w:val="center"/>
+          </w:tcPr>
+          <w:p>
+            <w:pPr>
+              <w:pStyle w:val="TableParagraph"/>
+              <w:spacing w:before="0"/>
+              <w:jc w:val="center"/>
             </w:pPr>
             <w:r>
               <w:t>37</w:t>
@@ -2315,23 +2954,45 @@
         </w:tc>
         <w:tc>
           <w:tcPr>
-            <w:tcW w:w="737" w:type="dxa"/>
-          </w:tcPr>
-          <w:p>
-            <w:pPr>
-              <w:pStyle w:val="TableParagraph"/>
-              <w:ind w:left="119"/>
-            </w:pPr>
-          </w:p>
-        </w:tc>
-        <w:tc>
-          <w:tcPr>
-            <w:tcW w:w="5805" w:type="dxa"/>
-          </w:tcPr>
-          <w:p>
-            <w:pPr>
-              <w:pStyle w:val="TableParagraph"/>
-              <w:ind w:left="119"/>
+            <w:tcW w:w="312" w:type="pct"/>
+            <w:vAlign w:val="center"/>
+          </w:tcPr>
+          <w:p>
+            <w:pPr>
+              <w:pStyle w:val="TableParagraph"/>
+              <w:spacing w:before="0"/>
+              <w:jc w:val="center"/>
+            </w:pPr>
+          </w:p>
+        </w:tc>
+        <w:tc>
+          <w:tcPr>
+            <w:tcW w:w="499" w:type="pct"/>
+            <w:vAlign w:val="center"/>
+          </w:tcPr>
+          <w:p>
+            <w:pPr>
+              <w:pStyle w:val="TableParagraph"/>
+              <w:spacing w:before="0"/>
+              <w:jc w:val="center"/>
+            </w:pPr>
+            <w:r>
+              <w:rPr>
+                <w:rFonts w:ascii="Segoe UI Symbol" w:hAnsi="Segoe UI Symbol" w:cs="Segoe UI Symbol"/>
+              </w:rPr>
+              <w:t>✓</w:t>
+            </w:r>
+          </w:p>
+        </w:tc>
+        <w:tc>
+          <w:tcPr>
+            <w:tcW w:w="2074" w:type="pct"/>
+            <w:vAlign w:val="center"/>
+          </w:tcPr>
+          <w:p>
+            <w:pPr>
+              <w:pStyle w:val="TableParagraph"/>
+              <w:spacing w:before="0"/>
             </w:pPr>
             <w:r>
               <w:t>Hairpin length</w:t>
@@ -2345,29 +3006,31 @@
         </w:trPr>
         <w:tc>
           <w:tcPr>
-            <w:tcW w:w="796" w:type="dxa"/>
+            <w:tcW w:w="342" w:type="pct"/>
             <w:tcBorders>
               <w:right w:val="single" w:sz="4" w:space="0" w:color="000000"/>
             </w:tcBorders>
-          </w:tcPr>
-          <w:p>
-            <w:pPr>
-              <w:pStyle w:val="TableParagraph"/>
-              <w:ind w:left="119"/>
-            </w:pPr>
-          </w:p>
-        </w:tc>
-        <w:tc>
-          <w:tcPr>
-            <w:tcW w:w="1383" w:type="dxa"/>
+            <w:vAlign w:val="center"/>
+          </w:tcPr>
+          <w:p>
+            <w:pPr>
+              <w:pStyle w:val="TableParagraph"/>
+              <w:spacing w:before="0"/>
+            </w:pPr>
+          </w:p>
+        </w:tc>
+        <w:tc>
+          <w:tcPr>
+            <w:tcW w:w="714" w:type="pct"/>
             <w:tcBorders>
               <w:left w:val="single" w:sz="4" w:space="0" w:color="000000"/>
             </w:tcBorders>
-          </w:tcPr>
-          <w:p>
-            <w:pPr>
-              <w:pStyle w:val="TableParagraph"/>
-              <w:ind w:left="119"/>
+            <w:vAlign w:val="center"/>
+          </w:tcPr>
+          <w:p>
+            <w:pPr>
+              <w:pStyle w:val="TableParagraph"/>
+              <w:spacing w:before="0"/>
             </w:pPr>
             <w:r>
               <w:t>GYSN</w:t>
@@ -2376,23 +3039,27 @@
         </w:tc>
         <w:tc>
           <w:tcPr>
-            <w:tcW w:w="737" w:type="dxa"/>
-          </w:tcPr>
-          <w:p>
-            <w:pPr>
-              <w:pStyle w:val="TableParagraph"/>
-              <w:ind w:left="119"/>
-            </w:pPr>
-          </w:p>
-        </w:tc>
-        <w:tc>
-          <w:tcPr>
-            <w:tcW w:w="852" w:type="dxa"/>
-          </w:tcPr>
-          <w:p>
-            <w:pPr>
-              <w:pStyle w:val="TableParagraph"/>
-              <w:ind w:left="119"/>
+            <w:tcW w:w="312" w:type="pct"/>
+            <w:vAlign w:val="center"/>
+          </w:tcPr>
+          <w:p>
+            <w:pPr>
+              <w:pStyle w:val="TableParagraph"/>
+              <w:spacing w:before="0"/>
+              <w:jc w:val="center"/>
+            </w:pPr>
+          </w:p>
+        </w:tc>
+        <w:tc>
+          <w:tcPr>
+            <w:tcW w:w="373" w:type="pct"/>
+            <w:vAlign w:val="center"/>
+          </w:tcPr>
+          <w:p>
+            <w:pPr>
+              <w:pStyle w:val="TableParagraph"/>
+              <w:spacing w:before="0"/>
+              <w:jc w:val="center"/>
             </w:pPr>
             <w:r>
               <w:t>D</w:t>
@@ -2401,12 +3068,14 @@
         </w:tc>
         <w:tc>
           <w:tcPr>
-            <w:tcW w:w="852" w:type="dxa"/>
-          </w:tcPr>
-          <w:p>
-            <w:pPr>
-              <w:pStyle w:val="TableParagraph"/>
-              <w:ind w:left="119"/>
+            <w:tcW w:w="374" w:type="pct"/>
+            <w:vAlign w:val="center"/>
+          </w:tcPr>
+          <w:p>
+            <w:pPr>
+              <w:pStyle w:val="TableParagraph"/>
+              <w:spacing w:before="0"/>
+              <w:jc w:val="center"/>
             </w:pPr>
             <w:r>
               <w:t>39</w:t>
@@ -2415,23 +3084,45 @@
         </w:tc>
         <w:tc>
           <w:tcPr>
-            <w:tcW w:w="737" w:type="dxa"/>
-          </w:tcPr>
-          <w:p>
-            <w:pPr>
-              <w:pStyle w:val="TableParagraph"/>
-              <w:ind w:left="119"/>
-            </w:pPr>
-          </w:p>
-        </w:tc>
-        <w:tc>
-          <w:tcPr>
-            <w:tcW w:w="5805" w:type="dxa"/>
-          </w:tcPr>
-          <w:p>
-            <w:pPr>
-              <w:pStyle w:val="TableParagraph"/>
-              <w:ind w:left="119"/>
+            <w:tcW w:w="312" w:type="pct"/>
+            <w:vAlign w:val="center"/>
+          </w:tcPr>
+          <w:p>
+            <w:pPr>
+              <w:pStyle w:val="TableParagraph"/>
+              <w:spacing w:before="0"/>
+              <w:jc w:val="center"/>
+            </w:pPr>
+          </w:p>
+        </w:tc>
+        <w:tc>
+          <w:tcPr>
+            <w:tcW w:w="499" w:type="pct"/>
+            <w:vAlign w:val="center"/>
+          </w:tcPr>
+          <w:p>
+            <w:pPr>
+              <w:pStyle w:val="TableParagraph"/>
+              <w:spacing w:before="0"/>
+              <w:jc w:val="center"/>
+            </w:pPr>
+            <w:r>
+              <w:rPr>
+                <w:rFonts w:ascii="Segoe UI Symbol" w:hAnsi="Segoe UI Symbol" w:cs="Segoe UI Symbol"/>
+              </w:rPr>
+              <w:t>✓</w:t>
+            </w:r>
+          </w:p>
+        </w:tc>
+        <w:tc>
+          <w:tcPr>
+            <w:tcW w:w="2074" w:type="pct"/>
+            <w:vAlign w:val="center"/>
+          </w:tcPr>
+          <w:p>
+            <w:pPr>
+              <w:pStyle w:val="TableParagraph"/>
+              <w:spacing w:before="0"/>
             </w:pPr>
             <w:r>
               <w:t>Hairpin length</w:t>
@@ -2445,61 +3136,60 @@
         </w:trPr>
         <w:tc>
           <w:tcPr>
-            <w:tcW w:w="796" w:type="dxa"/>
+            <w:tcW w:w="342" w:type="pct"/>
             <w:tcBorders>
               <w:right w:val="single" w:sz="4" w:space="0" w:color="000000"/>
             </w:tcBorders>
-          </w:tcPr>
-          <w:p>
-            <w:pPr>
-              <w:pStyle w:val="TableParagraph"/>
-              <w:ind w:left="119"/>
-            </w:pPr>
-          </w:p>
-        </w:tc>
-        <w:tc>
-          <w:tcPr>
-            <w:tcW w:w="1383" w:type="dxa"/>
+            <w:vAlign w:val="center"/>
+          </w:tcPr>
+          <w:p>
+            <w:pPr>
+              <w:pStyle w:val="TableParagraph"/>
+              <w:spacing w:before="0"/>
+            </w:pPr>
+          </w:p>
+        </w:tc>
+        <w:tc>
+          <w:tcPr>
+            <w:tcW w:w="714" w:type="pct"/>
             <w:tcBorders>
               <w:left w:val="single" w:sz="4" w:space="0" w:color="000000"/>
             </w:tcBorders>
-          </w:tcPr>
-          <w:p>
-            <w:pPr>
-              <w:pStyle w:val="TableParagraph"/>
-              <w:ind w:left="119"/>
-            </w:pPr>
-            <w:r>
-              <w:t xml:space="preserve">Suona, </w:t>
-            </w:r>
-            <w:r>
-              <w:t xml:space="preserve">Plucked </w:t>
-            </w:r>
-            <w:r>
-              <w:lastRenderedPageBreak/>
-              <w:t>strings</w:t>
-            </w:r>
-          </w:p>
-        </w:tc>
-        <w:tc>
-          <w:tcPr>
-            <w:tcW w:w="737" w:type="dxa"/>
-          </w:tcPr>
-          <w:p>
-            <w:pPr>
-              <w:pStyle w:val="TableParagraph"/>
-              <w:ind w:left="119"/>
-            </w:pPr>
-          </w:p>
-        </w:tc>
-        <w:tc>
-          <w:tcPr>
-            <w:tcW w:w="852" w:type="dxa"/>
-          </w:tcPr>
-          <w:p>
-            <w:pPr>
-              <w:pStyle w:val="TableParagraph"/>
-              <w:ind w:left="119"/>
+            <w:vAlign w:val="center"/>
+          </w:tcPr>
+          <w:p>
+            <w:pPr>
+              <w:pStyle w:val="TableParagraph"/>
+              <w:spacing w:before="0"/>
+            </w:pPr>
+            <w:r>
+              <w:t>Suona, Plucked strings</w:t>
+            </w:r>
+          </w:p>
+        </w:tc>
+        <w:tc>
+          <w:tcPr>
+            <w:tcW w:w="312" w:type="pct"/>
+            <w:vAlign w:val="center"/>
+          </w:tcPr>
+          <w:p>
+            <w:pPr>
+              <w:pStyle w:val="TableParagraph"/>
+              <w:spacing w:before="0"/>
+              <w:jc w:val="center"/>
+            </w:pPr>
+          </w:p>
+        </w:tc>
+        <w:tc>
+          <w:tcPr>
+            <w:tcW w:w="373" w:type="pct"/>
+            <w:vAlign w:val="center"/>
+          </w:tcPr>
+          <w:p>
+            <w:pPr>
+              <w:pStyle w:val="TableParagraph"/>
+              <w:spacing w:before="0"/>
+              <w:jc w:val="center"/>
             </w:pPr>
             <w:r>
               <w:t>E</w:t>
@@ -2508,12 +3198,14 @@
         </w:tc>
         <w:tc>
           <w:tcPr>
-            <w:tcW w:w="852" w:type="dxa"/>
-          </w:tcPr>
-          <w:p>
-            <w:pPr>
-              <w:pStyle w:val="TableParagraph"/>
-              <w:ind w:left="119"/>
+            <w:tcW w:w="374" w:type="pct"/>
+            <w:vAlign w:val="center"/>
+          </w:tcPr>
+          <w:p>
+            <w:pPr>
+              <w:pStyle w:val="TableParagraph"/>
+              <w:spacing w:before="0"/>
+              <w:jc w:val="center"/>
             </w:pPr>
             <w:r>
               <w:t>41</w:t>
@@ -2522,23 +3214,45 @@
         </w:tc>
         <w:tc>
           <w:tcPr>
-            <w:tcW w:w="737" w:type="dxa"/>
-          </w:tcPr>
-          <w:p>
-            <w:pPr>
-              <w:pStyle w:val="TableParagraph"/>
-              <w:ind w:left="119"/>
-            </w:pPr>
-          </w:p>
-        </w:tc>
-        <w:tc>
-          <w:tcPr>
-            <w:tcW w:w="5805" w:type="dxa"/>
-          </w:tcPr>
-          <w:p>
-            <w:pPr>
-              <w:pStyle w:val="TableParagraph"/>
-              <w:ind w:left="119"/>
+            <w:tcW w:w="312" w:type="pct"/>
+            <w:vAlign w:val="center"/>
+          </w:tcPr>
+          <w:p>
+            <w:pPr>
+              <w:pStyle w:val="TableParagraph"/>
+              <w:spacing w:before="0"/>
+              <w:jc w:val="center"/>
+            </w:pPr>
+          </w:p>
+        </w:tc>
+        <w:tc>
+          <w:tcPr>
+            <w:tcW w:w="499" w:type="pct"/>
+            <w:vAlign w:val="center"/>
+          </w:tcPr>
+          <w:p>
+            <w:pPr>
+              <w:pStyle w:val="TableParagraph"/>
+              <w:spacing w:before="0"/>
+              <w:jc w:val="center"/>
+            </w:pPr>
+            <w:r>
+              <w:rPr>
+                <w:rFonts w:ascii="Segoe UI Symbol" w:hAnsi="Segoe UI Symbol" w:cs="Segoe UI Symbol"/>
+              </w:rPr>
+              <w:t>✓</w:t>
+            </w:r>
+          </w:p>
+        </w:tc>
+        <w:tc>
+          <w:tcPr>
+            <w:tcW w:w="2074" w:type="pct"/>
+            <w:vAlign w:val="center"/>
+          </w:tcPr>
+          <w:p>
+            <w:pPr>
+              <w:pStyle w:val="TableParagraph"/>
+              <w:spacing w:before="0"/>
             </w:pPr>
             <w:r>
               <w:t>Hairpin length</w:t>
@@ -2552,29 +3266,31 @@
         </w:trPr>
         <w:tc>
           <w:tcPr>
-            <w:tcW w:w="796" w:type="dxa"/>
+            <w:tcW w:w="342" w:type="pct"/>
             <w:tcBorders>
               <w:right w:val="single" w:sz="4" w:space="0" w:color="000000"/>
             </w:tcBorders>
-          </w:tcPr>
-          <w:p>
-            <w:pPr>
-              <w:pStyle w:val="TableParagraph"/>
-              <w:ind w:left="119"/>
-            </w:pPr>
-          </w:p>
-        </w:tc>
-        <w:tc>
-          <w:tcPr>
-            <w:tcW w:w="1383" w:type="dxa"/>
+            <w:vAlign w:val="center"/>
+          </w:tcPr>
+          <w:p>
+            <w:pPr>
+              <w:pStyle w:val="TableParagraph"/>
+              <w:spacing w:before="0"/>
+            </w:pPr>
+          </w:p>
+        </w:tc>
+        <w:tc>
+          <w:tcPr>
+            <w:tcW w:w="714" w:type="pct"/>
             <w:tcBorders>
               <w:left w:val="single" w:sz="4" w:space="0" w:color="000000"/>
             </w:tcBorders>
-          </w:tcPr>
-          <w:p>
-            <w:pPr>
-              <w:pStyle w:val="TableParagraph"/>
-              <w:ind w:left="119"/>
+            <w:vAlign w:val="center"/>
+          </w:tcPr>
+          <w:p>
+            <w:pPr>
+              <w:pStyle w:val="TableParagraph"/>
+              <w:spacing w:before="0"/>
             </w:pPr>
             <w:r>
               <w:t>GZ</w:t>
@@ -2583,23 +3299,27 @@
         </w:tc>
         <w:tc>
           <w:tcPr>
-            <w:tcW w:w="737" w:type="dxa"/>
-          </w:tcPr>
-          <w:p>
-            <w:pPr>
-              <w:pStyle w:val="TableParagraph"/>
-              <w:ind w:left="119"/>
-            </w:pPr>
-          </w:p>
-        </w:tc>
-        <w:tc>
-          <w:tcPr>
-            <w:tcW w:w="852" w:type="dxa"/>
-          </w:tcPr>
-          <w:p>
-            <w:pPr>
-              <w:pStyle w:val="TableParagraph"/>
-              <w:ind w:left="119"/>
+            <w:tcW w:w="312" w:type="pct"/>
+            <w:vAlign w:val="center"/>
+          </w:tcPr>
+          <w:p>
+            <w:pPr>
+              <w:pStyle w:val="TableParagraph"/>
+              <w:spacing w:before="0"/>
+              <w:jc w:val="center"/>
+            </w:pPr>
+          </w:p>
+        </w:tc>
+        <w:tc>
+          <w:tcPr>
+            <w:tcW w:w="373" w:type="pct"/>
+            <w:vAlign w:val="center"/>
+          </w:tcPr>
+          <w:p>
+            <w:pPr>
+              <w:pStyle w:val="TableParagraph"/>
+              <w:spacing w:before="0"/>
+              <w:jc w:val="center"/>
             </w:pPr>
             <w:r>
               <w:t>E</w:t>
@@ -2608,12 +3328,14 @@
         </w:tc>
         <w:tc>
           <w:tcPr>
-            <w:tcW w:w="852" w:type="dxa"/>
-          </w:tcPr>
-          <w:p>
-            <w:pPr>
-              <w:pStyle w:val="TableParagraph"/>
-              <w:ind w:left="119"/>
+            <w:tcW w:w="374" w:type="pct"/>
+            <w:vAlign w:val="center"/>
+          </w:tcPr>
+          <w:p>
+            <w:pPr>
+              <w:pStyle w:val="TableParagraph"/>
+              <w:spacing w:before="0"/>
+              <w:jc w:val="center"/>
             </w:pPr>
             <w:r>
               <w:t>42</w:t>
@@ -2622,34 +3344,48 @@
         </w:tc>
         <w:tc>
           <w:tcPr>
-            <w:tcW w:w="737" w:type="dxa"/>
-          </w:tcPr>
-          <w:p>
-            <w:pPr>
-              <w:pStyle w:val="TableParagraph"/>
-              <w:ind w:left="119"/>
-            </w:pPr>
-          </w:p>
-        </w:tc>
-        <w:tc>
-          <w:tcPr>
-            <w:tcW w:w="5805" w:type="dxa"/>
-          </w:tcPr>
-          <w:p>
-            <w:pPr>
-              <w:pStyle w:val="TableParagraph"/>
-              <w:ind w:left="119"/>
-            </w:pPr>
-            <w:r>
-              <w:t xml:space="preserve">Lower </w:t>
-            </w:r>
-            <w:proofErr w:type="spellStart"/>
-            <w:r>
-              <w:t>gliss</w:t>
-            </w:r>
-            <w:proofErr w:type="spellEnd"/>
-            <w:r>
-              <w:t>. line can end lower</w:t>
+            <w:tcW w:w="312" w:type="pct"/>
+            <w:vAlign w:val="center"/>
+          </w:tcPr>
+          <w:p>
+            <w:pPr>
+              <w:pStyle w:val="TableParagraph"/>
+              <w:spacing w:before="0"/>
+              <w:jc w:val="center"/>
+            </w:pPr>
+          </w:p>
+        </w:tc>
+        <w:tc>
+          <w:tcPr>
+            <w:tcW w:w="499" w:type="pct"/>
+            <w:vAlign w:val="center"/>
+          </w:tcPr>
+          <w:p>
+            <w:pPr>
+              <w:pStyle w:val="TableParagraph"/>
+              <w:spacing w:before="0"/>
+              <w:jc w:val="center"/>
+            </w:pPr>
+            <w:r>
+              <w:rPr>
+                <w:rFonts w:ascii="Segoe UI Symbol" w:hAnsi="Segoe UI Symbol" w:cs="Segoe UI Symbol"/>
+              </w:rPr>
+              <w:t>✓</w:t>
+            </w:r>
+          </w:p>
+        </w:tc>
+        <w:tc>
+          <w:tcPr>
+            <w:tcW w:w="2074" w:type="pct"/>
+            <w:vAlign w:val="center"/>
+          </w:tcPr>
+          <w:p>
+            <w:pPr>
+              <w:pStyle w:val="TableParagraph"/>
+              <w:spacing w:before="0"/>
+            </w:pPr>
+            <w:r>
+              <w:t>Lower gliss. line can end lower</w:t>
             </w:r>
           </w:p>
         </w:tc>
@@ -2660,29 +3396,31 @@
         </w:trPr>
         <w:tc>
           <w:tcPr>
-            <w:tcW w:w="796" w:type="dxa"/>
+            <w:tcW w:w="342" w:type="pct"/>
             <w:tcBorders>
               <w:right w:val="single" w:sz="4" w:space="0" w:color="000000"/>
             </w:tcBorders>
-          </w:tcPr>
-          <w:p>
-            <w:pPr>
-              <w:pStyle w:val="TableParagraph"/>
-              <w:ind w:left="119"/>
-            </w:pPr>
-          </w:p>
-        </w:tc>
-        <w:tc>
-          <w:tcPr>
-            <w:tcW w:w="1383" w:type="dxa"/>
+            <w:vAlign w:val="center"/>
+          </w:tcPr>
+          <w:p>
+            <w:pPr>
+              <w:pStyle w:val="TableParagraph"/>
+              <w:spacing w:before="0"/>
+            </w:pPr>
+          </w:p>
+        </w:tc>
+        <w:tc>
+          <w:tcPr>
+            <w:tcW w:w="714" w:type="pct"/>
             <w:tcBorders>
               <w:left w:val="single" w:sz="4" w:space="0" w:color="000000"/>
             </w:tcBorders>
-          </w:tcPr>
-          <w:p>
-            <w:pPr>
-              <w:pStyle w:val="TableParagraph"/>
-              <w:ind w:left="119"/>
+            <w:vAlign w:val="center"/>
+          </w:tcPr>
+          <w:p>
+            <w:pPr>
+              <w:pStyle w:val="TableParagraph"/>
+              <w:spacing w:before="0"/>
             </w:pPr>
             <w:r>
               <w:t xml:space="preserve">GH to </w:t>
@@ -2696,23 +3434,27 @@
         </w:tc>
         <w:tc>
           <w:tcPr>
-            <w:tcW w:w="737" w:type="dxa"/>
-          </w:tcPr>
-          <w:p>
-            <w:pPr>
-              <w:pStyle w:val="TableParagraph"/>
-              <w:ind w:left="119"/>
-            </w:pPr>
-          </w:p>
-        </w:tc>
-        <w:tc>
-          <w:tcPr>
-            <w:tcW w:w="852" w:type="dxa"/>
-          </w:tcPr>
-          <w:p>
-            <w:pPr>
-              <w:pStyle w:val="TableParagraph"/>
-              <w:ind w:left="119"/>
+            <w:tcW w:w="312" w:type="pct"/>
+            <w:vAlign w:val="center"/>
+          </w:tcPr>
+          <w:p>
+            <w:pPr>
+              <w:pStyle w:val="TableParagraph"/>
+              <w:spacing w:before="0"/>
+              <w:jc w:val="center"/>
+            </w:pPr>
+          </w:p>
+        </w:tc>
+        <w:tc>
+          <w:tcPr>
+            <w:tcW w:w="373" w:type="pct"/>
+            <w:vAlign w:val="center"/>
+          </w:tcPr>
+          <w:p>
+            <w:pPr>
+              <w:pStyle w:val="TableParagraph"/>
+              <w:spacing w:before="0"/>
+              <w:jc w:val="center"/>
             </w:pPr>
             <w:r>
               <w:t>E</w:t>
@@ -2721,12 +3463,14 @@
         </w:tc>
         <w:tc>
           <w:tcPr>
-            <w:tcW w:w="852" w:type="dxa"/>
-          </w:tcPr>
-          <w:p>
-            <w:pPr>
-              <w:pStyle w:val="TableParagraph"/>
-              <w:ind w:left="119"/>
+            <w:tcW w:w="374" w:type="pct"/>
+            <w:vAlign w:val="center"/>
+          </w:tcPr>
+          <w:p>
+            <w:pPr>
+              <w:pStyle w:val="TableParagraph"/>
+              <w:spacing w:before="0"/>
+              <w:jc w:val="center"/>
             </w:pPr>
             <w:r>
               <w:t>45</w:t>
@@ -2735,23 +3479,45 @@
         </w:tc>
         <w:tc>
           <w:tcPr>
-            <w:tcW w:w="737" w:type="dxa"/>
-          </w:tcPr>
-          <w:p>
-            <w:pPr>
-              <w:pStyle w:val="TableParagraph"/>
-              <w:ind w:left="119"/>
-            </w:pPr>
-          </w:p>
-        </w:tc>
-        <w:tc>
-          <w:tcPr>
-            <w:tcW w:w="5805" w:type="dxa"/>
-          </w:tcPr>
-          <w:p>
-            <w:pPr>
-              <w:pStyle w:val="TableParagraph"/>
-              <w:ind w:left="119"/>
+            <w:tcW w:w="312" w:type="pct"/>
+            <w:vAlign w:val="center"/>
+          </w:tcPr>
+          <w:p>
+            <w:pPr>
+              <w:pStyle w:val="TableParagraph"/>
+              <w:spacing w:before="0"/>
+              <w:jc w:val="center"/>
+            </w:pPr>
+          </w:p>
+        </w:tc>
+        <w:tc>
+          <w:tcPr>
+            <w:tcW w:w="499" w:type="pct"/>
+            <w:vAlign w:val="center"/>
+          </w:tcPr>
+          <w:p>
+            <w:pPr>
+              <w:pStyle w:val="TableParagraph"/>
+              <w:spacing w:before="0"/>
+              <w:jc w:val="center"/>
+            </w:pPr>
+            <w:r>
+              <w:rPr>
+                <w:rFonts w:ascii="Segoe UI Symbol" w:hAnsi="Segoe UI Symbol" w:cs="Segoe UI Symbol"/>
+              </w:rPr>
+              <w:t>✓</w:t>
+            </w:r>
+          </w:p>
+        </w:tc>
+        <w:tc>
+          <w:tcPr>
+            <w:tcW w:w="2074" w:type="pct"/>
+            <w:vAlign w:val="center"/>
+          </w:tcPr>
+          <w:p>
+            <w:pPr>
+              <w:pStyle w:val="TableParagraph"/>
+              <w:spacing w:before="0"/>
             </w:pPr>
             <w:r>
               <w:t>Hairpin length</w:t>
@@ -2765,29 +3531,31 @@
         </w:trPr>
         <w:tc>
           <w:tcPr>
-            <w:tcW w:w="796" w:type="dxa"/>
+            <w:tcW w:w="342" w:type="pct"/>
             <w:tcBorders>
               <w:right w:val="single" w:sz="4" w:space="0" w:color="000000"/>
             </w:tcBorders>
-          </w:tcPr>
-          <w:p>
-            <w:pPr>
-              <w:pStyle w:val="TableParagraph"/>
-              <w:ind w:left="119"/>
-            </w:pPr>
-          </w:p>
-        </w:tc>
-        <w:tc>
-          <w:tcPr>
-            <w:tcW w:w="1383" w:type="dxa"/>
+            <w:vAlign w:val="center"/>
+          </w:tcPr>
+          <w:p>
+            <w:pPr>
+              <w:pStyle w:val="TableParagraph"/>
+              <w:spacing w:before="0"/>
+            </w:pPr>
+          </w:p>
+        </w:tc>
+        <w:tc>
+          <w:tcPr>
+            <w:tcW w:w="714" w:type="pct"/>
             <w:tcBorders>
               <w:left w:val="single" w:sz="4" w:space="0" w:color="000000"/>
             </w:tcBorders>
-          </w:tcPr>
-          <w:p>
-            <w:pPr>
-              <w:pStyle w:val="TableParagraph"/>
-              <w:ind w:left="119"/>
+            <w:vAlign w:val="center"/>
+          </w:tcPr>
+          <w:p>
+            <w:pPr>
+              <w:pStyle w:val="TableParagraph"/>
+              <w:spacing w:before="0"/>
             </w:pPr>
             <w:r>
               <w:t>GZ</w:t>
@@ -2796,23 +3564,27 @@
         </w:tc>
         <w:tc>
           <w:tcPr>
-            <w:tcW w:w="737" w:type="dxa"/>
-          </w:tcPr>
-          <w:p>
-            <w:pPr>
-              <w:pStyle w:val="TableParagraph"/>
-              <w:ind w:left="119"/>
-            </w:pPr>
-          </w:p>
-        </w:tc>
-        <w:tc>
-          <w:tcPr>
-            <w:tcW w:w="852" w:type="dxa"/>
-          </w:tcPr>
-          <w:p>
-            <w:pPr>
-              <w:pStyle w:val="TableParagraph"/>
-              <w:ind w:left="119"/>
+            <w:tcW w:w="312" w:type="pct"/>
+            <w:vAlign w:val="center"/>
+          </w:tcPr>
+          <w:p>
+            <w:pPr>
+              <w:pStyle w:val="TableParagraph"/>
+              <w:spacing w:before="0"/>
+              <w:jc w:val="center"/>
+            </w:pPr>
+          </w:p>
+        </w:tc>
+        <w:tc>
+          <w:tcPr>
+            <w:tcW w:w="373" w:type="pct"/>
+            <w:vAlign w:val="center"/>
+          </w:tcPr>
+          <w:p>
+            <w:pPr>
+              <w:pStyle w:val="TableParagraph"/>
+              <w:spacing w:before="0"/>
+              <w:jc w:val="center"/>
             </w:pPr>
             <w:r>
               <w:t>E</w:t>
@@ -2821,12 +3593,14 @@
         </w:tc>
         <w:tc>
           <w:tcPr>
-            <w:tcW w:w="852" w:type="dxa"/>
-          </w:tcPr>
-          <w:p>
-            <w:pPr>
-              <w:pStyle w:val="TableParagraph"/>
-              <w:ind w:left="119"/>
+            <w:tcW w:w="374" w:type="pct"/>
+            <w:vAlign w:val="center"/>
+          </w:tcPr>
+          <w:p>
+            <w:pPr>
+              <w:pStyle w:val="TableParagraph"/>
+              <w:spacing w:before="0"/>
+              <w:jc w:val="center"/>
             </w:pPr>
             <w:r>
               <w:t>47</w:t>
@@ -2835,12 +3609,14 @@
         </w:tc>
         <w:tc>
           <w:tcPr>
-            <w:tcW w:w="737" w:type="dxa"/>
-          </w:tcPr>
-          <w:p>
-            <w:pPr>
-              <w:pStyle w:val="TableParagraph"/>
-              <w:ind w:left="119"/>
+            <w:tcW w:w="312" w:type="pct"/>
+            <w:vAlign w:val="center"/>
+          </w:tcPr>
+          <w:p>
+            <w:pPr>
+              <w:pStyle w:val="TableParagraph"/>
+              <w:spacing w:before="0"/>
+              <w:jc w:val="center"/>
             </w:pPr>
             <w:r>
               <w:t>1</w:t>
@@ -2849,15 +3625,47 @@
         </w:tc>
         <w:tc>
           <w:tcPr>
-            <w:tcW w:w="5805" w:type="dxa"/>
-          </w:tcPr>
-          <w:p>
-            <w:pPr>
-              <w:pStyle w:val="TableParagraph"/>
-              <w:ind w:left="119"/>
+            <w:tcW w:w="499" w:type="pct"/>
+            <w:vAlign w:val="center"/>
+          </w:tcPr>
+          <w:p>
+            <w:pPr>
+              <w:pStyle w:val="TableParagraph"/>
+              <w:spacing w:before="0"/>
+              <w:jc w:val="center"/>
+            </w:pPr>
+            <w:r>
+              <w:rPr>
+                <w:rFonts w:ascii="Segoe UI Symbol" w:hAnsi="Segoe UI Symbol" w:cs="Segoe UI Symbol"/>
+              </w:rPr>
+              <w:t>✓</w:t>
+            </w:r>
+          </w:p>
+        </w:tc>
+        <w:tc>
+          <w:tcPr>
+            <w:tcW w:w="2074" w:type="pct"/>
+            <w:vAlign w:val="center"/>
+          </w:tcPr>
+          <w:p>
+            <w:pPr>
+              <w:pStyle w:val="TableParagraph"/>
+              <w:spacing w:before="0"/>
             </w:pPr>
             <w:r>
               <w:t>Any reason for stemless note?</w:t>
+            </w:r>
+          </w:p>
+          <w:p>
+            <w:pPr>
+              <w:pStyle w:val="TableParagraph"/>
+              <w:spacing w:before="0"/>
+            </w:pPr>
+            <w:r>
+              <w:rPr>
+                <w:color w:val="FF66CC"/>
+              </w:rPr>
+              <w:t>Corrected. Now with stem.</w:t>
             </w:r>
           </w:p>
         </w:tc>
@@ -2868,29 +3676,31 @@
         </w:trPr>
         <w:tc>
           <w:tcPr>
-            <w:tcW w:w="796" w:type="dxa"/>
+            <w:tcW w:w="342" w:type="pct"/>
             <w:tcBorders>
               <w:right w:val="single" w:sz="4" w:space="0" w:color="000000"/>
             </w:tcBorders>
-          </w:tcPr>
-          <w:p>
-            <w:pPr>
-              <w:pStyle w:val="TableParagraph"/>
-              <w:ind w:left="119"/>
-            </w:pPr>
-          </w:p>
-        </w:tc>
-        <w:tc>
-          <w:tcPr>
-            <w:tcW w:w="1383" w:type="dxa"/>
+            <w:vAlign w:val="center"/>
+          </w:tcPr>
+          <w:p>
+            <w:pPr>
+              <w:pStyle w:val="TableParagraph"/>
+              <w:spacing w:before="0"/>
+            </w:pPr>
+          </w:p>
+        </w:tc>
+        <w:tc>
+          <w:tcPr>
+            <w:tcW w:w="714" w:type="pct"/>
             <w:tcBorders>
               <w:left w:val="single" w:sz="4" w:space="0" w:color="000000"/>
             </w:tcBorders>
-          </w:tcPr>
-          <w:p>
-            <w:pPr>
-              <w:pStyle w:val="TableParagraph"/>
-              <w:ind w:left="119"/>
+            <w:vAlign w:val="center"/>
+          </w:tcPr>
+          <w:p>
+            <w:pPr>
+              <w:pStyle w:val="TableParagraph"/>
+              <w:spacing w:before="0"/>
             </w:pPr>
             <w:r>
               <w:t>ZYSN</w:t>
@@ -2899,23 +3709,27 @@
         </w:tc>
         <w:tc>
           <w:tcPr>
-            <w:tcW w:w="737" w:type="dxa"/>
-          </w:tcPr>
-          <w:p>
-            <w:pPr>
-              <w:pStyle w:val="TableParagraph"/>
-              <w:ind w:left="119"/>
-            </w:pPr>
-          </w:p>
-        </w:tc>
-        <w:tc>
-          <w:tcPr>
-            <w:tcW w:w="852" w:type="dxa"/>
-          </w:tcPr>
-          <w:p>
-            <w:pPr>
-              <w:pStyle w:val="TableParagraph"/>
-              <w:ind w:left="119"/>
+            <w:tcW w:w="312" w:type="pct"/>
+            <w:vAlign w:val="center"/>
+          </w:tcPr>
+          <w:p>
+            <w:pPr>
+              <w:pStyle w:val="TableParagraph"/>
+              <w:spacing w:before="0"/>
+              <w:jc w:val="center"/>
+            </w:pPr>
+          </w:p>
+        </w:tc>
+        <w:tc>
+          <w:tcPr>
+            <w:tcW w:w="373" w:type="pct"/>
+            <w:vAlign w:val="center"/>
+          </w:tcPr>
+          <w:p>
+            <w:pPr>
+              <w:pStyle w:val="TableParagraph"/>
+              <w:spacing w:before="0"/>
+              <w:jc w:val="center"/>
             </w:pPr>
             <w:r>
               <w:t>E</w:t>
@@ -2924,12 +3738,14 @@
         </w:tc>
         <w:tc>
           <w:tcPr>
-            <w:tcW w:w="852" w:type="dxa"/>
-          </w:tcPr>
-          <w:p>
-            <w:pPr>
-              <w:pStyle w:val="TableParagraph"/>
-              <w:ind w:left="119"/>
+            <w:tcW w:w="374" w:type="pct"/>
+            <w:vAlign w:val="center"/>
+          </w:tcPr>
+          <w:p>
+            <w:pPr>
+              <w:pStyle w:val="TableParagraph"/>
+              <w:spacing w:before="0"/>
+              <w:jc w:val="center"/>
             </w:pPr>
             <w:r>
               <w:t>48</w:t>
@@ -2938,23 +3754,45 @@
         </w:tc>
         <w:tc>
           <w:tcPr>
-            <w:tcW w:w="737" w:type="dxa"/>
-          </w:tcPr>
-          <w:p>
-            <w:pPr>
-              <w:pStyle w:val="TableParagraph"/>
-              <w:ind w:left="119"/>
-            </w:pPr>
-          </w:p>
-        </w:tc>
-        <w:tc>
-          <w:tcPr>
-            <w:tcW w:w="5805" w:type="dxa"/>
-          </w:tcPr>
-          <w:p>
-            <w:pPr>
-              <w:pStyle w:val="TableParagraph"/>
-              <w:ind w:left="119"/>
+            <w:tcW w:w="312" w:type="pct"/>
+            <w:vAlign w:val="center"/>
+          </w:tcPr>
+          <w:p>
+            <w:pPr>
+              <w:pStyle w:val="TableParagraph"/>
+              <w:spacing w:before="0"/>
+              <w:jc w:val="center"/>
+            </w:pPr>
+          </w:p>
+        </w:tc>
+        <w:tc>
+          <w:tcPr>
+            <w:tcW w:w="499" w:type="pct"/>
+            <w:vAlign w:val="center"/>
+          </w:tcPr>
+          <w:p>
+            <w:pPr>
+              <w:pStyle w:val="TableParagraph"/>
+              <w:spacing w:before="0"/>
+              <w:jc w:val="center"/>
+            </w:pPr>
+            <w:r>
+              <w:rPr>
+                <w:rFonts w:ascii="Segoe UI Symbol" w:hAnsi="Segoe UI Symbol" w:cs="Segoe UI Symbol"/>
+              </w:rPr>
+              <w:t>✓</w:t>
+            </w:r>
+          </w:p>
+        </w:tc>
+        <w:tc>
+          <w:tcPr>
+            <w:tcW w:w="2074" w:type="pct"/>
+            <w:vAlign w:val="center"/>
+          </w:tcPr>
+          <w:p>
+            <w:pPr>
+              <w:pStyle w:val="TableParagraph"/>
+              <w:spacing w:before="0"/>
             </w:pPr>
             <w:r>
               <w:t>Dynamic can move to below the note</w:t>
@@ -2968,29 +3806,31 @@
         </w:trPr>
         <w:tc>
           <w:tcPr>
-            <w:tcW w:w="796" w:type="dxa"/>
+            <w:tcW w:w="342" w:type="pct"/>
             <w:tcBorders>
               <w:right w:val="single" w:sz="4" w:space="0" w:color="000000"/>
             </w:tcBorders>
-          </w:tcPr>
-          <w:p>
-            <w:pPr>
-              <w:pStyle w:val="TableParagraph"/>
-              <w:ind w:left="119"/>
-            </w:pPr>
-          </w:p>
-        </w:tc>
-        <w:tc>
-          <w:tcPr>
-            <w:tcW w:w="1383" w:type="dxa"/>
+            <w:vAlign w:val="center"/>
+          </w:tcPr>
+          <w:p>
+            <w:pPr>
+              <w:pStyle w:val="TableParagraph"/>
+              <w:spacing w:before="0"/>
+            </w:pPr>
+          </w:p>
+        </w:tc>
+        <w:tc>
+          <w:tcPr>
+            <w:tcW w:w="714" w:type="pct"/>
             <w:tcBorders>
               <w:left w:val="single" w:sz="4" w:space="0" w:color="000000"/>
             </w:tcBorders>
-          </w:tcPr>
-          <w:p>
-            <w:pPr>
-              <w:pStyle w:val="TableParagraph"/>
-              <w:ind w:left="119"/>
+            <w:vAlign w:val="center"/>
+          </w:tcPr>
+          <w:p>
+            <w:pPr>
+              <w:pStyle w:val="TableParagraph"/>
+              <w:spacing w:before="0"/>
             </w:pPr>
             <w:r>
               <w:t>Percussion</w:t>
@@ -2999,23 +3839,27 @@
         </w:tc>
         <w:tc>
           <w:tcPr>
-            <w:tcW w:w="737" w:type="dxa"/>
-          </w:tcPr>
-          <w:p>
-            <w:pPr>
-              <w:pStyle w:val="TableParagraph"/>
-              <w:ind w:left="119"/>
-            </w:pPr>
-          </w:p>
-        </w:tc>
-        <w:tc>
-          <w:tcPr>
-            <w:tcW w:w="852" w:type="dxa"/>
-          </w:tcPr>
-          <w:p>
-            <w:pPr>
-              <w:pStyle w:val="TableParagraph"/>
-              <w:ind w:left="119"/>
+            <w:tcW w:w="312" w:type="pct"/>
+            <w:vAlign w:val="center"/>
+          </w:tcPr>
+          <w:p>
+            <w:pPr>
+              <w:pStyle w:val="TableParagraph"/>
+              <w:spacing w:before="0"/>
+              <w:jc w:val="center"/>
+            </w:pPr>
+          </w:p>
+        </w:tc>
+        <w:tc>
+          <w:tcPr>
+            <w:tcW w:w="373" w:type="pct"/>
+            <w:vAlign w:val="center"/>
+          </w:tcPr>
+          <w:p>
+            <w:pPr>
+              <w:pStyle w:val="TableParagraph"/>
+              <w:spacing w:before="0"/>
+              <w:jc w:val="center"/>
             </w:pPr>
             <w:r>
               <w:t>E</w:t>
@@ -3024,12 +3868,14 @@
         </w:tc>
         <w:tc>
           <w:tcPr>
-            <w:tcW w:w="852" w:type="dxa"/>
-          </w:tcPr>
-          <w:p>
-            <w:pPr>
-              <w:pStyle w:val="TableParagraph"/>
-              <w:ind w:left="119"/>
+            <w:tcW w:w="374" w:type="pct"/>
+            <w:vAlign w:val="center"/>
+          </w:tcPr>
+          <w:p>
+            <w:pPr>
+              <w:pStyle w:val="TableParagraph"/>
+              <w:spacing w:before="0"/>
+              <w:jc w:val="center"/>
             </w:pPr>
             <w:r>
               <w:t>49</w:t>
@@ -3038,23 +3884,45 @@
         </w:tc>
         <w:tc>
           <w:tcPr>
-            <w:tcW w:w="737" w:type="dxa"/>
-          </w:tcPr>
-          <w:p>
-            <w:pPr>
-              <w:pStyle w:val="TableParagraph"/>
-              <w:ind w:left="119"/>
-            </w:pPr>
-          </w:p>
-        </w:tc>
-        <w:tc>
-          <w:tcPr>
-            <w:tcW w:w="5805" w:type="dxa"/>
-          </w:tcPr>
-          <w:p>
-            <w:pPr>
-              <w:pStyle w:val="TableParagraph"/>
-              <w:ind w:left="119"/>
+            <w:tcW w:w="312" w:type="pct"/>
+            <w:vAlign w:val="center"/>
+          </w:tcPr>
+          <w:p>
+            <w:pPr>
+              <w:pStyle w:val="TableParagraph"/>
+              <w:spacing w:before="0"/>
+              <w:jc w:val="center"/>
+            </w:pPr>
+          </w:p>
+        </w:tc>
+        <w:tc>
+          <w:tcPr>
+            <w:tcW w:w="499" w:type="pct"/>
+            <w:vAlign w:val="center"/>
+          </w:tcPr>
+          <w:p>
+            <w:pPr>
+              <w:pStyle w:val="TableParagraph"/>
+              <w:spacing w:before="0"/>
+              <w:jc w:val="center"/>
+            </w:pPr>
+            <w:r>
+              <w:rPr>
+                <w:rFonts w:ascii="Segoe UI Symbol" w:hAnsi="Segoe UI Symbol" w:cs="Segoe UI Symbol"/>
+              </w:rPr>
+              <w:t>✓</w:t>
+            </w:r>
+          </w:p>
+        </w:tc>
+        <w:tc>
+          <w:tcPr>
+            <w:tcW w:w="2074" w:type="pct"/>
+            <w:vAlign w:val="center"/>
+          </w:tcPr>
+          <w:p>
+            <w:pPr>
+              <w:pStyle w:val="TableParagraph"/>
+              <w:spacing w:before="0"/>
             </w:pPr>
             <w:r>
               <w:t>Hairpin length</w:t>
@@ -3068,29 +3936,31 @@
         </w:trPr>
         <w:tc>
           <w:tcPr>
-            <w:tcW w:w="796" w:type="dxa"/>
+            <w:tcW w:w="342" w:type="pct"/>
             <w:tcBorders>
               <w:right w:val="single" w:sz="4" w:space="0" w:color="000000"/>
             </w:tcBorders>
-          </w:tcPr>
-          <w:p>
-            <w:pPr>
-              <w:pStyle w:val="TableParagraph"/>
-              <w:ind w:left="119"/>
-            </w:pPr>
-          </w:p>
-        </w:tc>
-        <w:tc>
-          <w:tcPr>
-            <w:tcW w:w="1383" w:type="dxa"/>
+            <w:vAlign w:val="center"/>
+          </w:tcPr>
+          <w:p>
+            <w:pPr>
+              <w:pStyle w:val="TableParagraph"/>
+              <w:spacing w:before="0"/>
+            </w:pPr>
+          </w:p>
+        </w:tc>
+        <w:tc>
+          <w:tcPr>
+            <w:tcW w:w="714" w:type="pct"/>
             <w:tcBorders>
               <w:left w:val="single" w:sz="4" w:space="0" w:color="000000"/>
             </w:tcBorders>
-          </w:tcPr>
-          <w:p>
-            <w:pPr>
-              <w:pStyle w:val="TableParagraph"/>
-              <w:ind w:left="119"/>
+            <w:vAlign w:val="center"/>
+          </w:tcPr>
+          <w:p>
+            <w:pPr>
+              <w:pStyle w:val="TableParagraph"/>
+              <w:spacing w:before="0"/>
             </w:pPr>
             <w:proofErr w:type="spellStart"/>
             <w:r>
@@ -3109,23 +3979,27 @@
         </w:tc>
         <w:tc>
           <w:tcPr>
-            <w:tcW w:w="737" w:type="dxa"/>
-          </w:tcPr>
-          <w:p>
-            <w:pPr>
-              <w:pStyle w:val="TableParagraph"/>
-              <w:ind w:left="119"/>
-            </w:pPr>
-          </w:p>
-        </w:tc>
-        <w:tc>
-          <w:tcPr>
-            <w:tcW w:w="852" w:type="dxa"/>
-          </w:tcPr>
-          <w:p>
-            <w:pPr>
-              <w:pStyle w:val="TableParagraph"/>
-              <w:ind w:left="119"/>
+            <w:tcW w:w="312" w:type="pct"/>
+            <w:vAlign w:val="center"/>
+          </w:tcPr>
+          <w:p>
+            <w:pPr>
+              <w:pStyle w:val="TableParagraph"/>
+              <w:spacing w:before="0"/>
+              <w:jc w:val="center"/>
+            </w:pPr>
+          </w:p>
+        </w:tc>
+        <w:tc>
+          <w:tcPr>
+            <w:tcW w:w="373" w:type="pct"/>
+            <w:vAlign w:val="center"/>
+          </w:tcPr>
+          <w:p>
+            <w:pPr>
+              <w:pStyle w:val="TableParagraph"/>
+              <w:spacing w:before="0"/>
+              <w:jc w:val="center"/>
             </w:pPr>
             <w:r>
               <w:t>F</w:t>
@@ -3134,12 +4008,14 @@
         </w:tc>
         <w:tc>
           <w:tcPr>
-            <w:tcW w:w="852" w:type="dxa"/>
-          </w:tcPr>
-          <w:p>
-            <w:pPr>
-              <w:pStyle w:val="TableParagraph"/>
-              <w:ind w:left="119"/>
+            <w:tcW w:w="374" w:type="pct"/>
+            <w:vAlign w:val="center"/>
+          </w:tcPr>
+          <w:p>
+            <w:pPr>
+              <w:pStyle w:val="TableParagraph"/>
+              <w:spacing w:before="0"/>
+              <w:jc w:val="center"/>
             </w:pPr>
             <w:r>
               <w:t>52</w:t>
@@ -3148,12 +4024,14 @@
         </w:tc>
         <w:tc>
           <w:tcPr>
-            <w:tcW w:w="737" w:type="dxa"/>
-          </w:tcPr>
-          <w:p>
-            <w:pPr>
-              <w:pStyle w:val="TableParagraph"/>
-              <w:ind w:left="119"/>
+            <w:tcW w:w="312" w:type="pct"/>
+            <w:vAlign w:val="center"/>
+          </w:tcPr>
+          <w:p>
+            <w:pPr>
+              <w:pStyle w:val="TableParagraph"/>
+              <w:spacing w:before="0"/>
+              <w:jc w:val="center"/>
             </w:pPr>
             <w:r>
               <w:t>1</w:t>
@@ -3162,26 +4040,43 @@
         </w:tc>
         <w:tc>
           <w:tcPr>
-            <w:tcW w:w="5805" w:type="dxa"/>
-          </w:tcPr>
-          <w:p>
-            <w:pPr>
-              <w:pStyle w:val="TableParagraph"/>
-              <w:ind w:left="119"/>
-            </w:pPr>
-            <w:r>
-              <w:t>Slur grace note?</w:t>
-            </w:r>
-            <w:r>
-              <w:t xml:space="preserve"> </w:t>
+            <w:tcW w:w="499" w:type="pct"/>
+            <w:vAlign w:val="center"/>
+          </w:tcPr>
+          <w:p>
+            <w:pPr>
+              <w:pStyle w:val="TableParagraph"/>
+              <w:spacing w:before="0"/>
+              <w:jc w:val="center"/>
+            </w:pPr>
+            <w:r>
+              <w:rPr>
+                <w:rFonts w:ascii="Segoe UI Symbol" w:hAnsi="Segoe UI Symbol" w:cs="Segoe UI Symbol"/>
+              </w:rPr>
+              <w:t>✓</w:t>
+            </w:r>
+          </w:p>
+        </w:tc>
+        <w:tc>
+          <w:tcPr>
+            <w:tcW w:w="2074" w:type="pct"/>
+            <w:vAlign w:val="center"/>
+          </w:tcPr>
+          <w:p>
+            <w:pPr>
+              <w:pStyle w:val="TableParagraph"/>
+              <w:spacing w:before="0"/>
+            </w:pPr>
+            <w:r>
+              <w:t xml:space="preserve">Slur grace </w:t>
             </w:r>
             <w:proofErr w:type="gramStart"/>
             <w:r>
-              <w:t>Also</w:t>
+              <w:t>note?</w:t>
             </w:r>
             <w:proofErr w:type="gramEnd"/>
             <w:r>
-              <w:t xml:space="preserve"> is it upside down?</w:t>
+              <w:t xml:space="preserve"> Also is it upside down?</w:t>
             </w:r>
           </w:p>
         </w:tc>
@@ -3192,57 +4087,60 @@
         </w:trPr>
         <w:tc>
           <w:tcPr>
-            <w:tcW w:w="796" w:type="dxa"/>
+            <w:tcW w:w="342" w:type="pct"/>
             <w:tcBorders>
               <w:right w:val="single" w:sz="4" w:space="0" w:color="000000"/>
             </w:tcBorders>
-          </w:tcPr>
-          <w:p>
-            <w:pPr>
-              <w:pStyle w:val="TableParagraph"/>
-              <w:ind w:left="119"/>
-            </w:pPr>
-          </w:p>
-        </w:tc>
-        <w:tc>
-          <w:tcPr>
-            <w:tcW w:w="1383" w:type="dxa"/>
+            <w:vAlign w:val="center"/>
+          </w:tcPr>
+          <w:p>
+            <w:pPr>
+              <w:pStyle w:val="TableParagraph"/>
+              <w:spacing w:before="0"/>
+            </w:pPr>
+          </w:p>
+        </w:tc>
+        <w:tc>
+          <w:tcPr>
+            <w:tcW w:w="714" w:type="pct"/>
             <w:tcBorders>
               <w:left w:val="single" w:sz="4" w:space="0" w:color="000000"/>
             </w:tcBorders>
-          </w:tcPr>
-          <w:p>
-            <w:pPr>
-              <w:pStyle w:val="TableParagraph"/>
-              <w:ind w:left="119"/>
-            </w:pPr>
-            <w:r>
-              <w:t>XL</w:t>
-            </w:r>
-            <w:r>
-              <w:t>, bowed strings</w:t>
-            </w:r>
-          </w:p>
-        </w:tc>
-        <w:tc>
-          <w:tcPr>
-            <w:tcW w:w="737" w:type="dxa"/>
-          </w:tcPr>
-          <w:p>
-            <w:pPr>
-              <w:pStyle w:val="TableParagraph"/>
-              <w:ind w:left="119"/>
-            </w:pPr>
-          </w:p>
-        </w:tc>
-        <w:tc>
-          <w:tcPr>
-            <w:tcW w:w="852" w:type="dxa"/>
-          </w:tcPr>
-          <w:p>
-            <w:pPr>
-              <w:pStyle w:val="TableParagraph"/>
-              <w:ind w:left="119"/>
+            <w:vAlign w:val="center"/>
+          </w:tcPr>
+          <w:p>
+            <w:pPr>
+              <w:pStyle w:val="TableParagraph"/>
+              <w:spacing w:before="0"/>
+            </w:pPr>
+            <w:r>
+              <w:t>XL, bowed strings</w:t>
+            </w:r>
+          </w:p>
+        </w:tc>
+        <w:tc>
+          <w:tcPr>
+            <w:tcW w:w="312" w:type="pct"/>
+            <w:vAlign w:val="center"/>
+          </w:tcPr>
+          <w:p>
+            <w:pPr>
+              <w:pStyle w:val="TableParagraph"/>
+              <w:spacing w:before="0"/>
+              <w:jc w:val="center"/>
+            </w:pPr>
+          </w:p>
+        </w:tc>
+        <w:tc>
+          <w:tcPr>
+            <w:tcW w:w="373" w:type="pct"/>
+            <w:vAlign w:val="center"/>
+          </w:tcPr>
+          <w:p>
+            <w:pPr>
+              <w:pStyle w:val="TableParagraph"/>
+              <w:spacing w:before="0"/>
+              <w:jc w:val="center"/>
             </w:pPr>
             <w:r>
               <w:t>G</w:t>
@@ -3251,12 +4149,14 @@
         </w:tc>
         <w:tc>
           <w:tcPr>
-            <w:tcW w:w="852" w:type="dxa"/>
-          </w:tcPr>
-          <w:p>
-            <w:pPr>
-              <w:pStyle w:val="TableParagraph"/>
-              <w:ind w:left="119"/>
+            <w:tcW w:w="374" w:type="pct"/>
+            <w:vAlign w:val="center"/>
+          </w:tcPr>
+          <w:p>
+            <w:pPr>
+              <w:pStyle w:val="TableParagraph"/>
+              <w:spacing w:before="0"/>
+              <w:jc w:val="center"/>
             </w:pPr>
             <w:r>
               <w:t>54</w:t>
@@ -3265,23 +4165,45 @@
         </w:tc>
         <w:tc>
           <w:tcPr>
-            <w:tcW w:w="737" w:type="dxa"/>
-          </w:tcPr>
-          <w:p>
-            <w:pPr>
-              <w:pStyle w:val="TableParagraph"/>
-              <w:ind w:left="119"/>
-            </w:pPr>
-          </w:p>
-        </w:tc>
-        <w:tc>
-          <w:tcPr>
-            <w:tcW w:w="5805" w:type="dxa"/>
-          </w:tcPr>
-          <w:p>
-            <w:pPr>
-              <w:pStyle w:val="TableParagraph"/>
-              <w:ind w:left="119"/>
+            <w:tcW w:w="312" w:type="pct"/>
+            <w:vAlign w:val="center"/>
+          </w:tcPr>
+          <w:p>
+            <w:pPr>
+              <w:pStyle w:val="TableParagraph"/>
+              <w:spacing w:before="0"/>
+              <w:jc w:val="center"/>
+            </w:pPr>
+          </w:p>
+        </w:tc>
+        <w:tc>
+          <w:tcPr>
+            <w:tcW w:w="499" w:type="pct"/>
+            <w:vAlign w:val="center"/>
+          </w:tcPr>
+          <w:p>
+            <w:pPr>
+              <w:pStyle w:val="TableParagraph"/>
+              <w:spacing w:before="0"/>
+              <w:jc w:val="center"/>
+            </w:pPr>
+            <w:r>
+              <w:rPr>
+                <w:rFonts w:ascii="Segoe UI Symbol" w:hAnsi="Segoe UI Symbol" w:cs="Segoe UI Symbol"/>
+              </w:rPr>
+              <w:t>✓</w:t>
+            </w:r>
+          </w:p>
+        </w:tc>
+        <w:tc>
+          <w:tcPr>
+            <w:tcW w:w="2074" w:type="pct"/>
+            <w:vAlign w:val="center"/>
+          </w:tcPr>
+          <w:p>
+            <w:pPr>
+              <w:pStyle w:val="TableParagraph"/>
+              <w:spacing w:before="0"/>
             </w:pPr>
             <w:r>
               <w:t>Hairpin length</w:t>
@@ -3290,7 +4212,7 @@
           <w:p>
             <w:pPr>
               <w:pStyle w:val="TableParagraph"/>
-              <w:ind w:left="119"/>
+              <w:spacing w:before="0"/>
             </w:pPr>
             <w:r>
               <w:t>I feel bowed strings hairpins can be nearer to each other</w:t>
@@ -3304,29 +4226,31 @@
         </w:trPr>
         <w:tc>
           <w:tcPr>
-            <w:tcW w:w="796" w:type="dxa"/>
+            <w:tcW w:w="342" w:type="pct"/>
             <w:tcBorders>
               <w:right w:val="single" w:sz="4" w:space="0" w:color="000000"/>
             </w:tcBorders>
-          </w:tcPr>
-          <w:p>
-            <w:pPr>
-              <w:pStyle w:val="TableParagraph"/>
-              <w:ind w:left="119"/>
-            </w:pPr>
-          </w:p>
-        </w:tc>
-        <w:tc>
-          <w:tcPr>
-            <w:tcW w:w="1383" w:type="dxa"/>
+            <w:vAlign w:val="center"/>
+          </w:tcPr>
+          <w:p>
+            <w:pPr>
+              <w:pStyle w:val="TableParagraph"/>
+              <w:spacing w:before="0"/>
+            </w:pPr>
+          </w:p>
+        </w:tc>
+        <w:tc>
+          <w:tcPr>
+            <w:tcW w:w="714" w:type="pct"/>
             <w:tcBorders>
               <w:left w:val="single" w:sz="4" w:space="0" w:color="000000"/>
             </w:tcBorders>
-          </w:tcPr>
-          <w:p>
-            <w:pPr>
-              <w:pStyle w:val="TableParagraph"/>
-              <w:ind w:left="119"/>
+            <w:vAlign w:val="center"/>
+          </w:tcPr>
+          <w:p>
+            <w:pPr>
+              <w:pStyle w:val="TableParagraph"/>
+              <w:spacing w:before="0"/>
             </w:pPr>
             <w:r>
               <w:t>BD</w:t>
@@ -3335,23 +4259,27 @@
         </w:tc>
         <w:tc>
           <w:tcPr>
-            <w:tcW w:w="737" w:type="dxa"/>
-          </w:tcPr>
-          <w:p>
-            <w:pPr>
-              <w:pStyle w:val="TableParagraph"/>
-              <w:ind w:left="119"/>
-            </w:pPr>
-          </w:p>
-        </w:tc>
-        <w:tc>
-          <w:tcPr>
-            <w:tcW w:w="852" w:type="dxa"/>
-          </w:tcPr>
-          <w:p>
-            <w:pPr>
-              <w:pStyle w:val="TableParagraph"/>
-              <w:ind w:left="119"/>
+            <w:tcW w:w="312" w:type="pct"/>
+            <w:vAlign w:val="center"/>
+          </w:tcPr>
+          <w:p>
+            <w:pPr>
+              <w:pStyle w:val="TableParagraph"/>
+              <w:spacing w:before="0"/>
+              <w:jc w:val="center"/>
+            </w:pPr>
+          </w:p>
+        </w:tc>
+        <w:tc>
+          <w:tcPr>
+            <w:tcW w:w="373" w:type="pct"/>
+            <w:vAlign w:val="center"/>
+          </w:tcPr>
+          <w:p>
+            <w:pPr>
+              <w:pStyle w:val="TableParagraph"/>
+              <w:spacing w:before="0"/>
+              <w:jc w:val="center"/>
             </w:pPr>
             <w:r>
               <w:t>G</w:t>
@@ -3360,12 +4288,14 @@
         </w:tc>
         <w:tc>
           <w:tcPr>
-            <w:tcW w:w="852" w:type="dxa"/>
-          </w:tcPr>
-          <w:p>
-            <w:pPr>
-              <w:pStyle w:val="TableParagraph"/>
-              <w:ind w:left="119"/>
+            <w:tcW w:w="374" w:type="pct"/>
+            <w:vAlign w:val="center"/>
+          </w:tcPr>
+          <w:p>
+            <w:pPr>
+              <w:pStyle w:val="TableParagraph"/>
+              <w:spacing w:before="0"/>
+              <w:jc w:val="center"/>
             </w:pPr>
             <w:r>
               <w:t>67</w:t>
@@ -3374,23 +4304,45 @@
         </w:tc>
         <w:tc>
           <w:tcPr>
-            <w:tcW w:w="737" w:type="dxa"/>
-          </w:tcPr>
-          <w:p>
-            <w:pPr>
-              <w:pStyle w:val="TableParagraph"/>
-              <w:ind w:left="119"/>
-            </w:pPr>
-          </w:p>
-        </w:tc>
-        <w:tc>
-          <w:tcPr>
-            <w:tcW w:w="5805" w:type="dxa"/>
-          </w:tcPr>
-          <w:p>
-            <w:pPr>
-              <w:pStyle w:val="TableParagraph"/>
-              <w:ind w:left="119"/>
+            <w:tcW w:w="312" w:type="pct"/>
+            <w:vAlign w:val="center"/>
+          </w:tcPr>
+          <w:p>
+            <w:pPr>
+              <w:pStyle w:val="TableParagraph"/>
+              <w:spacing w:before="0"/>
+              <w:jc w:val="center"/>
+            </w:pPr>
+          </w:p>
+        </w:tc>
+        <w:tc>
+          <w:tcPr>
+            <w:tcW w:w="499" w:type="pct"/>
+            <w:vAlign w:val="center"/>
+          </w:tcPr>
+          <w:p>
+            <w:pPr>
+              <w:pStyle w:val="TableParagraph"/>
+              <w:spacing w:before="0"/>
+              <w:jc w:val="center"/>
+            </w:pPr>
+            <w:r>
+              <w:rPr>
+                <w:rFonts w:ascii="Segoe UI Symbol" w:hAnsi="Segoe UI Symbol" w:cs="Segoe UI Symbol"/>
+              </w:rPr>
+              <w:t>✓</w:t>
+            </w:r>
+          </w:p>
+        </w:tc>
+        <w:tc>
+          <w:tcPr>
+            <w:tcW w:w="2074" w:type="pct"/>
+            <w:vAlign w:val="center"/>
+          </w:tcPr>
+          <w:p>
+            <w:pPr>
+              <w:pStyle w:val="TableParagraph"/>
+              <w:spacing w:before="0"/>
             </w:pPr>
             <w:r>
               <w:t>Hairpin length</w:t>
@@ -3404,29 +4356,31 @@
         </w:trPr>
         <w:tc>
           <w:tcPr>
-            <w:tcW w:w="796" w:type="dxa"/>
+            <w:tcW w:w="342" w:type="pct"/>
             <w:tcBorders>
               <w:right w:val="single" w:sz="4" w:space="0" w:color="000000"/>
             </w:tcBorders>
-          </w:tcPr>
-          <w:p>
-            <w:pPr>
-              <w:pStyle w:val="TableParagraph"/>
-              <w:ind w:left="119"/>
-            </w:pPr>
-          </w:p>
-        </w:tc>
-        <w:tc>
-          <w:tcPr>
-            <w:tcW w:w="1383" w:type="dxa"/>
+            <w:vAlign w:val="center"/>
+          </w:tcPr>
+          <w:p>
+            <w:pPr>
+              <w:pStyle w:val="TableParagraph"/>
+              <w:spacing w:before="0"/>
+            </w:pPr>
+          </w:p>
+        </w:tc>
+        <w:tc>
+          <w:tcPr>
+            <w:tcW w:w="714" w:type="pct"/>
             <w:tcBorders>
               <w:left w:val="single" w:sz="4" w:space="0" w:color="000000"/>
             </w:tcBorders>
-          </w:tcPr>
-          <w:p>
-            <w:pPr>
-              <w:pStyle w:val="TableParagraph"/>
-              <w:ind w:left="119"/>
+            <w:vAlign w:val="center"/>
+          </w:tcPr>
+          <w:p>
+            <w:pPr>
+              <w:pStyle w:val="TableParagraph"/>
+              <w:spacing w:before="0"/>
             </w:pPr>
             <w:r>
               <w:t>All</w:t>
@@ -3435,23 +4389,27 @@
         </w:tc>
         <w:tc>
           <w:tcPr>
-            <w:tcW w:w="737" w:type="dxa"/>
-          </w:tcPr>
-          <w:p>
-            <w:pPr>
-              <w:pStyle w:val="TableParagraph"/>
-              <w:ind w:left="119"/>
-            </w:pPr>
-          </w:p>
-        </w:tc>
-        <w:tc>
-          <w:tcPr>
-            <w:tcW w:w="852" w:type="dxa"/>
-          </w:tcPr>
-          <w:p>
-            <w:pPr>
-              <w:pStyle w:val="TableParagraph"/>
-              <w:ind w:left="119"/>
+            <w:tcW w:w="312" w:type="pct"/>
+            <w:vAlign w:val="center"/>
+          </w:tcPr>
+          <w:p>
+            <w:pPr>
+              <w:pStyle w:val="TableParagraph"/>
+              <w:spacing w:before="0"/>
+              <w:jc w:val="center"/>
+            </w:pPr>
+          </w:p>
+        </w:tc>
+        <w:tc>
+          <w:tcPr>
+            <w:tcW w:w="373" w:type="pct"/>
+            <w:vAlign w:val="center"/>
+          </w:tcPr>
+          <w:p>
+            <w:pPr>
+              <w:pStyle w:val="TableParagraph"/>
+              <w:spacing w:before="0"/>
+              <w:jc w:val="center"/>
             </w:pPr>
             <w:r>
               <w:t>H</w:t>
@@ -3460,40 +4418,61 @@
         </w:tc>
         <w:tc>
           <w:tcPr>
-            <w:tcW w:w="852" w:type="dxa"/>
-          </w:tcPr>
-          <w:p>
-            <w:pPr>
-              <w:pStyle w:val="TableParagraph"/>
-              <w:ind w:left="119"/>
-            </w:pPr>
-            <w:r>
-              <w:t>69-</w:t>
-            </w:r>
-            <w:r>
-              <w:t>75</w:t>
-            </w:r>
-          </w:p>
-        </w:tc>
-        <w:tc>
-          <w:tcPr>
-            <w:tcW w:w="737" w:type="dxa"/>
-          </w:tcPr>
-          <w:p>
-            <w:pPr>
-              <w:pStyle w:val="TableParagraph"/>
-              <w:ind w:left="119"/>
-            </w:pPr>
-          </w:p>
-        </w:tc>
-        <w:tc>
-          <w:tcPr>
-            <w:tcW w:w="5805" w:type="dxa"/>
-          </w:tcPr>
-          <w:p>
-            <w:pPr>
-              <w:pStyle w:val="TableParagraph"/>
-              <w:ind w:left="119"/>
+            <w:tcW w:w="374" w:type="pct"/>
+            <w:vAlign w:val="center"/>
+          </w:tcPr>
+          <w:p>
+            <w:pPr>
+              <w:pStyle w:val="TableParagraph"/>
+              <w:spacing w:before="0"/>
+              <w:jc w:val="center"/>
+            </w:pPr>
+            <w:r>
+              <w:t>69-75</w:t>
+            </w:r>
+          </w:p>
+        </w:tc>
+        <w:tc>
+          <w:tcPr>
+            <w:tcW w:w="312" w:type="pct"/>
+            <w:vAlign w:val="center"/>
+          </w:tcPr>
+          <w:p>
+            <w:pPr>
+              <w:pStyle w:val="TableParagraph"/>
+              <w:spacing w:before="0"/>
+              <w:jc w:val="center"/>
+            </w:pPr>
+          </w:p>
+        </w:tc>
+        <w:tc>
+          <w:tcPr>
+            <w:tcW w:w="499" w:type="pct"/>
+            <w:vAlign w:val="center"/>
+          </w:tcPr>
+          <w:p>
+            <w:pPr>
+              <w:pStyle w:val="TableParagraph"/>
+              <w:spacing w:before="0"/>
+              <w:jc w:val="center"/>
+            </w:pPr>
+            <w:r>
+              <w:rPr>
+                <w:rFonts w:ascii="Segoe UI Symbol" w:hAnsi="Segoe UI Symbol" w:cs="Segoe UI Symbol"/>
+              </w:rPr>
+              <w:t>✓</w:t>
+            </w:r>
+          </w:p>
+        </w:tc>
+        <w:tc>
+          <w:tcPr>
+            <w:tcW w:w="2074" w:type="pct"/>
+            <w:vAlign w:val="center"/>
+          </w:tcPr>
+          <w:p>
+            <w:pPr>
+              <w:pStyle w:val="TableParagraph"/>
+              <w:spacing w:before="0"/>
             </w:pPr>
             <w:r>
               <w:t>Hairpin length</w:t>
@@ -3507,65 +4486,60 @@
         </w:trPr>
         <w:tc>
           <w:tcPr>
-            <w:tcW w:w="796" w:type="dxa"/>
+            <w:tcW w:w="342" w:type="pct"/>
             <w:tcBorders>
               <w:right w:val="single" w:sz="4" w:space="0" w:color="000000"/>
             </w:tcBorders>
-          </w:tcPr>
-          <w:p>
-            <w:pPr>
-              <w:pStyle w:val="TableParagraph"/>
-              <w:ind w:left="119"/>
-            </w:pPr>
-          </w:p>
-        </w:tc>
-        <w:tc>
-          <w:tcPr>
-            <w:tcW w:w="1383" w:type="dxa"/>
+            <w:vAlign w:val="center"/>
+          </w:tcPr>
+          <w:p>
+            <w:pPr>
+              <w:pStyle w:val="TableParagraph"/>
+              <w:spacing w:before="0"/>
+            </w:pPr>
+          </w:p>
+        </w:tc>
+        <w:tc>
+          <w:tcPr>
+            <w:tcW w:w="714" w:type="pct"/>
             <w:tcBorders>
               <w:left w:val="single" w:sz="4" w:space="0" w:color="000000"/>
             </w:tcBorders>
-          </w:tcPr>
-          <w:p>
-            <w:pPr>
-              <w:pStyle w:val="TableParagraph"/>
-              <w:ind w:left="119"/>
-            </w:pPr>
-            <w:r>
-              <w:t xml:space="preserve">BD, QD, </w:t>
-            </w:r>
-            <w:proofErr w:type="spellStart"/>
-            <w:r>
-              <w:t>XinD</w:t>
-            </w:r>
-            <w:proofErr w:type="spellEnd"/>
-            <w:r>
-              <w:t xml:space="preserve">, </w:t>
-            </w:r>
-            <w:r>
-              <w:t>EH I, EH II</w:t>
-            </w:r>
-          </w:p>
-        </w:tc>
-        <w:tc>
-          <w:tcPr>
-            <w:tcW w:w="737" w:type="dxa"/>
-          </w:tcPr>
-          <w:p>
-            <w:pPr>
-              <w:pStyle w:val="TableParagraph"/>
-              <w:ind w:left="119"/>
-            </w:pPr>
-          </w:p>
-        </w:tc>
-        <w:tc>
-          <w:tcPr>
-            <w:tcW w:w="852" w:type="dxa"/>
-          </w:tcPr>
-          <w:p>
-            <w:pPr>
-              <w:pStyle w:val="TableParagraph"/>
-              <w:ind w:left="119"/>
+            <w:vAlign w:val="center"/>
+          </w:tcPr>
+          <w:p>
+            <w:pPr>
+              <w:pStyle w:val="TableParagraph"/>
+              <w:spacing w:before="0"/>
+            </w:pPr>
+            <w:r>
+              <w:t>BD, QD, XinD, EH I, EH II</w:t>
+            </w:r>
+          </w:p>
+        </w:tc>
+        <w:tc>
+          <w:tcPr>
+            <w:tcW w:w="312" w:type="pct"/>
+            <w:vAlign w:val="center"/>
+          </w:tcPr>
+          <w:p>
+            <w:pPr>
+              <w:pStyle w:val="TableParagraph"/>
+              <w:spacing w:before="0"/>
+              <w:jc w:val="center"/>
+            </w:pPr>
+          </w:p>
+        </w:tc>
+        <w:tc>
+          <w:tcPr>
+            <w:tcW w:w="373" w:type="pct"/>
+            <w:vAlign w:val="center"/>
+          </w:tcPr>
+          <w:p>
+            <w:pPr>
+              <w:pStyle w:val="TableParagraph"/>
+              <w:spacing w:before="0"/>
+              <w:jc w:val="center"/>
             </w:pPr>
             <w:r>
               <w:t>L</w:t>
@@ -3574,12 +4548,14 @@
         </w:tc>
         <w:tc>
           <w:tcPr>
-            <w:tcW w:w="852" w:type="dxa"/>
-          </w:tcPr>
-          <w:p>
-            <w:pPr>
-              <w:pStyle w:val="TableParagraph"/>
-              <w:ind w:left="119"/>
+            <w:tcW w:w="374" w:type="pct"/>
+            <w:vAlign w:val="center"/>
+          </w:tcPr>
+          <w:p>
+            <w:pPr>
+              <w:pStyle w:val="TableParagraph"/>
+              <w:spacing w:before="0"/>
+              <w:jc w:val="center"/>
             </w:pPr>
             <w:r>
               <w:t>102</w:t>
@@ -3588,23 +4564,45 @@
         </w:tc>
         <w:tc>
           <w:tcPr>
-            <w:tcW w:w="737" w:type="dxa"/>
-          </w:tcPr>
-          <w:p>
-            <w:pPr>
-              <w:pStyle w:val="TableParagraph"/>
-              <w:ind w:left="119"/>
-            </w:pPr>
-          </w:p>
-        </w:tc>
-        <w:tc>
-          <w:tcPr>
-            <w:tcW w:w="5805" w:type="dxa"/>
-          </w:tcPr>
-          <w:p>
-            <w:pPr>
-              <w:pStyle w:val="TableParagraph"/>
-              <w:ind w:left="119"/>
+            <w:tcW w:w="312" w:type="pct"/>
+            <w:vAlign w:val="center"/>
+          </w:tcPr>
+          <w:p>
+            <w:pPr>
+              <w:pStyle w:val="TableParagraph"/>
+              <w:spacing w:before="0"/>
+              <w:jc w:val="center"/>
+            </w:pPr>
+          </w:p>
+        </w:tc>
+        <w:tc>
+          <w:tcPr>
+            <w:tcW w:w="499" w:type="pct"/>
+            <w:vAlign w:val="center"/>
+          </w:tcPr>
+          <w:p>
+            <w:pPr>
+              <w:pStyle w:val="TableParagraph"/>
+              <w:spacing w:before="0"/>
+              <w:jc w:val="center"/>
+            </w:pPr>
+            <w:r>
+              <w:rPr>
+                <w:rFonts w:ascii="Segoe UI Symbol" w:hAnsi="Segoe UI Symbol" w:cs="Segoe UI Symbol"/>
+              </w:rPr>
+              <w:t>✓</w:t>
+            </w:r>
+          </w:p>
+        </w:tc>
+        <w:tc>
+          <w:tcPr>
+            <w:tcW w:w="2074" w:type="pct"/>
+            <w:vAlign w:val="center"/>
+          </w:tcPr>
+          <w:p>
+            <w:pPr>
+              <w:pStyle w:val="TableParagraph"/>
+              <w:spacing w:before="0"/>
             </w:pPr>
             <w:r>
               <w:t>Should the trills have wavy lines?</w:t>
@@ -3618,56 +4616,60 @@
         </w:trPr>
         <w:tc>
           <w:tcPr>
-            <w:tcW w:w="796" w:type="dxa"/>
+            <w:tcW w:w="342" w:type="pct"/>
             <w:tcBorders>
               <w:right w:val="single" w:sz="4" w:space="0" w:color="000000"/>
             </w:tcBorders>
-          </w:tcPr>
-          <w:p>
-            <w:pPr>
-              <w:pStyle w:val="TableParagraph"/>
-              <w:ind w:left="119"/>
-            </w:pPr>
-          </w:p>
-        </w:tc>
-        <w:tc>
-          <w:tcPr>
-            <w:tcW w:w="1383" w:type="dxa"/>
+            <w:vAlign w:val="center"/>
+          </w:tcPr>
+          <w:p>
+            <w:pPr>
+              <w:pStyle w:val="TableParagraph"/>
+              <w:spacing w:before="0"/>
+            </w:pPr>
+          </w:p>
+        </w:tc>
+        <w:tc>
+          <w:tcPr>
+            <w:tcW w:w="714" w:type="pct"/>
             <w:tcBorders>
               <w:left w:val="single" w:sz="4" w:space="0" w:color="000000"/>
             </w:tcBorders>
-          </w:tcPr>
-          <w:p>
-            <w:pPr>
-              <w:pStyle w:val="TableParagraph"/>
-              <w:ind w:left="119"/>
-            </w:pPr>
-            <w:proofErr w:type="spellStart"/>
+            <w:vAlign w:val="center"/>
+          </w:tcPr>
+          <w:p>
+            <w:pPr>
+              <w:pStyle w:val="TableParagraph"/>
+              <w:spacing w:before="0"/>
+            </w:pPr>
             <w:r>
               <w:t>XinD</w:t>
             </w:r>
-            <w:proofErr w:type="spellEnd"/>
-          </w:p>
-        </w:tc>
-        <w:tc>
-          <w:tcPr>
-            <w:tcW w:w="737" w:type="dxa"/>
-          </w:tcPr>
-          <w:p>
-            <w:pPr>
-              <w:pStyle w:val="TableParagraph"/>
-              <w:ind w:left="119"/>
-            </w:pPr>
-          </w:p>
-        </w:tc>
-        <w:tc>
-          <w:tcPr>
-            <w:tcW w:w="852" w:type="dxa"/>
-          </w:tcPr>
-          <w:p>
-            <w:pPr>
-              <w:pStyle w:val="TableParagraph"/>
-              <w:ind w:left="119"/>
+          </w:p>
+        </w:tc>
+        <w:tc>
+          <w:tcPr>
+            <w:tcW w:w="312" w:type="pct"/>
+            <w:vAlign w:val="center"/>
+          </w:tcPr>
+          <w:p>
+            <w:pPr>
+              <w:pStyle w:val="TableParagraph"/>
+              <w:spacing w:before="0"/>
+              <w:jc w:val="center"/>
+            </w:pPr>
+          </w:p>
+        </w:tc>
+        <w:tc>
+          <w:tcPr>
+            <w:tcW w:w="373" w:type="pct"/>
+            <w:vAlign w:val="center"/>
+          </w:tcPr>
+          <w:p>
+            <w:pPr>
+              <w:pStyle w:val="TableParagraph"/>
+              <w:spacing w:before="0"/>
+              <w:jc w:val="center"/>
             </w:pPr>
             <w:r>
               <w:t>L</w:t>
@@ -3676,12 +4678,14 @@
         </w:tc>
         <w:tc>
           <w:tcPr>
-            <w:tcW w:w="852" w:type="dxa"/>
-          </w:tcPr>
-          <w:p>
-            <w:pPr>
-              <w:pStyle w:val="TableParagraph"/>
-              <w:ind w:left="119"/>
+            <w:tcW w:w="374" w:type="pct"/>
+            <w:vAlign w:val="center"/>
+          </w:tcPr>
+          <w:p>
+            <w:pPr>
+              <w:pStyle w:val="TableParagraph"/>
+              <w:spacing w:before="0"/>
+              <w:jc w:val="center"/>
             </w:pPr>
             <w:r>
               <w:t>106</w:t>
@@ -3690,23 +4694,45 @@
         </w:tc>
         <w:tc>
           <w:tcPr>
-            <w:tcW w:w="737" w:type="dxa"/>
-          </w:tcPr>
-          <w:p>
-            <w:pPr>
-              <w:pStyle w:val="TableParagraph"/>
-              <w:ind w:left="119"/>
-            </w:pPr>
-          </w:p>
-        </w:tc>
-        <w:tc>
-          <w:tcPr>
-            <w:tcW w:w="5805" w:type="dxa"/>
-          </w:tcPr>
-          <w:p>
-            <w:pPr>
-              <w:pStyle w:val="TableParagraph"/>
-              <w:ind w:left="119"/>
+            <w:tcW w:w="312" w:type="pct"/>
+            <w:vAlign w:val="center"/>
+          </w:tcPr>
+          <w:p>
+            <w:pPr>
+              <w:pStyle w:val="TableParagraph"/>
+              <w:spacing w:before="0"/>
+              <w:jc w:val="center"/>
+            </w:pPr>
+          </w:p>
+        </w:tc>
+        <w:tc>
+          <w:tcPr>
+            <w:tcW w:w="499" w:type="pct"/>
+            <w:vAlign w:val="center"/>
+          </w:tcPr>
+          <w:p>
+            <w:pPr>
+              <w:pStyle w:val="TableParagraph"/>
+              <w:spacing w:before="0"/>
+              <w:jc w:val="center"/>
+            </w:pPr>
+            <w:r>
+              <w:rPr>
+                <w:rFonts w:ascii="Segoe UI Symbol" w:hAnsi="Segoe UI Symbol" w:cs="Segoe UI Symbol"/>
+              </w:rPr>
+              <w:t>✓</w:t>
+            </w:r>
+          </w:p>
+        </w:tc>
+        <w:tc>
+          <w:tcPr>
+            <w:tcW w:w="2074" w:type="pct"/>
+            <w:vAlign w:val="center"/>
+          </w:tcPr>
+          <w:p>
+            <w:pPr>
+              <w:pStyle w:val="TableParagraph"/>
+              <w:spacing w:before="0"/>
             </w:pPr>
             <w:r>
               <w:t>Wavy line a bit long</w:t>
@@ -3720,29 +4746,31 @@
         </w:trPr>
         <w:tc>
           <w:tcPr>
-            <w:tcW w:w="796" w:type="dxa"/>
+            <w:tcW w:w="342" w:type="pct"/>
             <w:tcBorders>
               <w:right w:val="single" w:sz="4" w:space="0" w:color="000000"/>
             </w:tcBorders>
-          </w:tcPr>
-          <w:p>
-            <w:pPr>
-              <w:pStyle w:val="TableParagraph"/>
-              <w:ind w:left="119"/>
-            </w:pPr>
-          </w:p>
-        </w:tc>
-        <w:tc>
-          <w:tcPr>
-            <w:tcW w:w="1383" w:type="dxa"/>
+            <w:vAlign w:val="center"/>
+          </w:tcPr>
+          <w:p>
+            <w:pPr>
+              <w:pStyle w:val="TableParagraph"/>
+              <w:spacing w:before="0"/>
+            </w:pPr>
+          </w:p>
+        </w:tc>
+        <w:tc>
+          <w:tcPr>
+            <w:tcW w:w="714" w:type="pct"/>
             <w:tcBorders>
               <w:left w:val="single" w:sz="4" w:space="0" w:color="000000"/>
             </w:tcBorders>
-          </w:tcPr>
-          <w:p>
-            <w:pPr>
-              <w:pStyle w:val="TableParagraph"/>
-              <w:ind w:left="119"/>
+            <w:vAlign w:val="center"/>
+          </w:tcPr>
+          <w:p>
+            <w:pPr>
+              <w:pStyle w:val="TableParagraph"/>
+              <w:spacing w:before="0"/>
             </w:pPr>
             <w:r>
               <w:t>EH I, EH II, ZH</w:t>
@@ -3751,23 +4779,27 @@
         </w:tc>
         <w:tc>
           <w:tcPr>
-            <w:tcW w:w="737" w:type="dxa"/>
-          </w:tcPr>
-          <w:p>
-            <w:pPr>
-              <w:pStyle w:val="TableParagraph"/>
-              <w:ind w:left="119"/>
-            </w:pPr>
-          </w:p>
-        </w:tc>
-        <w:tc>
-          <w:tcPr>
-            <w:tcW w:w="852" w:type="dxa"/>
-          </w:tcPr>
-          <w:p>
-            <w:pPr>
-              <w:pStyle w:val="TableParagraph"/>
-              <w:ind w:left="119"/>
+            <w:tcW w:w="312" w:type="pct"/>
+            <w:vAlign w:val="center"/>
+          </w:tcPr>
+          <w:p>
+            <w:pPr>
+              <w:pStyle w:val="TableParagraph"/>
+              <w:spacing w:before="0"/>
+              <w:jc w:val="center"/>
+            </w:pPr>
+          </w:p>
+        </w:tc>
+        <w:tc>
+          <w:tcPr>
+            <w:tcW w:w="373" w:type="pct"/>
+            <w:vAlign w:val="center"/>
+          </w:tcPr>
+          <w:p>
+            <w:pPr>
+              <w:pStyle w:val="TableParagraph"/>
+              <w:spacing w:before="0"/>
+              <w:jc w:val="center"/>
             </w:pPr>
             <w:r>
               <w:t>N</w:t>
@@ -3776,12 +4808,14 @@
         </w:tc>
         <w:tc>
           <w:tcPr>
-            <w:tcW w:w="852" w:type="dxa"/>
-          </w:tcPr>
-          <w:p>
-            <w:pPr>
-              <w:pStyle w:val="TableParagraph"/>
-              <w:ind w:left="119"/>
+            <w:tcW w:w="374" w:type="pct"/>
+            <w:vAlign w:val="center"/>
+          </w:tcPr>
+          <w:p>
+            <w:pPr>
+              <w:pStyle w:val="TableParagraph"/>
+              <w:spacing w:before="0"/>
+              <w:jc w:val="center"/>
             </w:pPr>
             <w:r>
               <w:t>113</w:t>
@@ -3790,23 +4824,45 @@
         </w:tc>
         <w:tc>
           <w:tcPr>
-            <w:tcW w:w="737" w:type="dxa"/>
-          </w:tcPr>
-          <w:p>
-            <w:pPr>
-              <w:pStyle w:val="TableParagraph"/>
-              <w:ind w:left="119"/>
-            </w:pPr>
-          </w:p>
-        </w:tc>
-        <w:tc>
-          <w:tcPr>
-            <w:tcW w:w="5805" w:type="dxa"/>
-          </w:tcPr>
-          <w:p>
-            <w:pPr>
-              <w:pStyle w:val="TableParagraph"/>
-              <w:ind w:left="119"/>
+            <w:tcW w:w="312" w:type="pct"/>
+            <w:vAlign w:val="center"/>
+          </w:tcPr>
+          <w:p>
+            <w:pPr>
+              <w:pStyle w:val="TableParagraph"/>
+              <w:spacing w:before="0"/>
+              <w:jc w:val="center"/>
+            </w:pPr>
+          </w:p>
+        </w:tc>
+        <w:tc>
+          <w:tcPr>
+            <w:tcW w:w="499" w:type="pct"/>
+            <w:vAlign w:val="center"/>
+          </w:tcPr>
+          <w:p>
+            <w:pPr>
+              <w:pStyle w:val="TableParagraph"/>
+              <w:spacing w:before="0"/>
+              <w:jc w:val="center"/>
+            </w:pPr>
+            <w:r>
+              <w:rPr>
+                <w:rFonts w:ascii="Segoe UI Symbol" w:hAnsi="Segoe UI Symbol" w:cs="Segoe UI Symbol"/>
+              </w:rPr>
+              <w:t>✓</w:t>
+            </w:r>
+          </w:p>
+        </w:tc>
+        <w:tc>
+          <w:tcPr>
+            <w:tcW w:w="2074" w:type="pct"/>
+            <w:vAlign w:val="center"/>
+          </w:tcPr>
+          <w:p>
+            <w:pPr>
+              <w:pStyle w:val="TableParagraph"/>
+              <w:spacing w:before="0"/>
             </w:pPr>
             <w:r>
               <w:t>Should the trills have wavy lines?</w:t>
@@ -3820,31 +4876,31 @@
         </w:trPr>
         <w:tc>
           <w:tcPr>
-            <w:tcW w:w="796" w:type="dxa"/>
+            <w:tcW w:w="342" w:type="pct"/>
             <w:tcBorders>
               <w:right w:val="single" w:sz="4" w:space="0" w:color="000000"/>
             </w:tcBorders>
-          </w:tcPr>
-          <w:p>
-            <w:pPr>
-              <w:pStyle w:val="TableParagraph"/>
-              <w:ind w:left="119"/>
-            </w:pPr>
-            <w:bookmarkStart w:id="0" w:name="_GoBack"/>
-            <w:bookmarkEnd w:id="0"/>
-          </w:p>
-        </w:tc>
-        <w:tc>
-          <w:tcPr>
-            <w:tcW w:w="1383" w:type="dxa"/>
+            <w:vAlign w:val="center"/>
+          </w:tcPr>
+          <w:p>
+            <w:pPr>
+              <w:pStyle w:val="TableParagraph"/>
+              <w:spacing w:before="0"/>
+            </w:pPr>
+          </w:p>
+        </w:tc>
+        <w:tc>
+          <w:tcPr>
+            <w:tcW w:w="714" w:type="pct"/>
             <w:tcBorders>
               <w:left w:val="single" w:sz="4" w:space="0" w:color="000000"/>
             </w:tcBorders>
-          </w:tcPr>
-          <w:p>
-            <w:pPr>
-              <w:pStyle w:val="TableParagraph"/>
-              <w:ind w:left="119"/>
+            <w:vAlign w:val="center"/>
+          </w:tcPr>
+          <w:p>
+            <w:pPr>
+              <w:pStyle w:val="TableParagraph"/>
+              <w:spacing w:before="0"/>
             </w:pPr>
             <w:r>
               <w:t>CZYSN</w:t>
@@ -3853,23 +4909,27 @@
         </w:tc>
         <w:tc>
           <w:tcPr>
-            <w:tcW w:w="737" w:type="dxa"/>
-          </w:tcPr>
-          <w:p>
-            <w:pPr>
-              <w:pStyle w:val="TableParagraph"/>
-              <w:ind w:left="119"/>
-            </w:pPr>
-          </w:p>
-        </w:tc>
-        <w:tc>
-          <w:tcPr>
-            <w:tcW w:w="852" w:type="dxa"/>
-          </w:tcPr>
-          <w:p>
-            <w:pPr>
-              <w:pStyle w:val="TableParagraph"/>
-              <w:ind w:left="119"/>
+            <w:tcW w:w="312" w:type="pct"/>
+            <w:vAlign w:val="center"/>
+          </w:tcPr>
+          <w:p>
+            <w:pPr>
+              <w:pStyle w:val="TableParagraph"/>
+              <w:spacing w:before="0"/>
+              <w:jc w:val="center"/>
+            </w:pPr>
+          </w:p>
+        </w:tc>
+        <w:tc>
+          <w:tcPr>
+            <w:tcW w:w="373" w:type="pct"/>
+            <w:vAlign w:val="center"/>
+          </w:tcPr>
+          <w:p>
+            <w:pPr>
+              <w:pStyle w:val="TableParagraph"/>
+              <w:spacing w:before="0"/>
+              <w:jc w:val="center"/>
             </w:pPr>
             <w:r>
               <w:t>P</w:t>
@@ -3878,12 +4938,14 @@
         </w:tc>
         <w:tc>
           <w:tcPr>
-            <w:tcW w:w="852" w:type="dxa"/>
-          </w:tcPr>
-          <w:p>
-            <w:pPr>
-              <w:pStyle w:val="TableParagraph"/>
-              <w:ind w:left="119"/>
+            <w:tcW w:w="374" w:type="pct"/>
+            <w:vAlign w:val="center"/>
+          </w:tcPr>
+          <w:p>
+            <w:pPr>
+              <w:pStyle w:val="TableParagraph"/>
+              <w:spacing w:before="0"/>
+              <w:jc w:val="center"/>
             </w:pPr>
             <w:r>
               <w:t>134</w:t>
@@ -3892,12 +4954,14 @@
         </w:tc>
         <w:tc>
           <w:tcPr>
-            <w:tcW w:w="737" w:type="dxa"/>
-          </w:tcPr>
-          <w:p>
-            <w:pPr>
-              <w:pStyle w:val="TableParagraph"/>
-              <w:ind w:left="119"/>
+            <w:tcW w:w="312" w:type="pct"/>
+            <w:vAlign w:val="center"/>
+          </w:tcPr>
+          <w:p>
+            <w:pPr>
+              <w:pStyle w:val="TableParagraph"/>
+              <w:spacing w:before="0"/>
+              <w:jc w:val="center"/>
             </w:pPr>
             <w:r>
               <w:t>1</w:t>
@@ -3906,18 +4970,43 @@
         </w:tc>
         <w:tc>
           <w:tcPr>
-            <w:tcW w:w="5805" w:type="dxa"/>
-          </w:tcPr>
-          <w:p>
-            <w:pPr>
-              <w:pStyle w:val="TableParagraph"/>
-              <w:ind w:left="119"/>
-            </w:pPr>
-            <w:r>
-              <w:t xml:space="preserve">Grace note slur should be to </w:t>
-            </w:r>
-            <w:r>
-              <w:t>the note</w:t>
+            <w:tcW w:w="499" w:type="pct"/>
+            <w:vAlign w:val="center"/>
+          </w:tcPr>
+          <w:p>
+            <w:pPr>
+              <w:pStyle w:val="TableParagraph"/>
+              <w:spacing w:before="0"/>
+              <w:jc w:val="center"/>
+            </w:pPr>
+            <w:r>
+              <w:rPr>
+                <w:rFonts w:ascii="Segoe UI Symbol" w:hAnsi="Segoe UI Symbol" w:cs="Segoe UI Symbol"/>
+              </w:rPr>
+              <w:t>✓</w:t>
+            </w:r>
+          </w:p>
+        </w:tc>
+        <w:tc>
+          <w:tcPr>
+            <w:tcW w:w="2074" w:type="pct"/>
+            <w:vAlign w:val="center"/>
+          </w:tcPr>
+          <w:p>
+            <w:pPr>
+              <w:pStyle w:val="TableParagraph"/>
+              <w:spacing w:before="0"/>
+            </w:pPr>
+            <w:r>
+              <w:t xml:space="preserve">Grace </w:t>
+            </w:r>
+            <w:proofErr w:type="gramStart"/>
+            <w:r>
+              <w:t>note</w:t>
+            </w:r>
+            <w:proofErr w:type="gramEnd"/>
+            <w:r>
+              <w:t xml:space="preserve"> slur should be to the note</w:t>
             </w:r>
           </w:p>
         </w:tc>
@@ -3928,29 +5017,31 @@
         </w:trPr>
         <w:tc>
           <w:tcPr>
-            <w:tcW w:w="796" w:type="dxa"/>
+            <w:tcW w:w="342" w:type="pct"/>
             <w:tcBorders>
               <w:right w:val="single" w:sz="4" w:space="0" w:color="000000"/>
             </w:tcBorders>
-          </w:tcPr>
-          <w:p>
-            <w:pPr>
-              <w:pStyle w:val="TableParagraph"/>
-              <w:ind w:left="119"/>
-            </w:pPr>
-          </w:p>
-        </w:tc>
-        <w:tc>
-          <w:tcPr>
-            <w:tcW w:w="1383" w:type="dxa"/>
+            <w:vAlign w:val="center"/>
+          </w:tcPr>
+          <w:p>
+            <w:pPr>
+              <w:pStyle w:val="TableParagraph"/>
+              <w:spacing w:before="0"/>
+            </w:pPr>
+          </w:p>
+        </w:tc>
+        <w:tc>
+          <w:tcPr>
+            <w:tcW w:w="714" w:type="pct"/>
             <w:tcBorders>
               <w:left w:val="single" w:sz="4" w:space="0" w:color="000000"/>
             </w:tcBorders>
-          </w:tcPr>
-          <w:p>
-            <w:pPr>
-              <w:pStyle w:val="TableParagraph"/>
-              <w:ind w:left="119"/>
+            <w:vAlign w:val="center"/>
+          </w:tcPr>
+          <w:p>
+            <w:pPr>
+              <w:pStyle w:val="TableParagraph"/>
+              <w:spacing w:before="0"/>
             </w:pPr>
             <w:r>
               <w:t>Tempo</w:t>
@@ -3959,23 +5050,27 @@
         </w:tc>
         <w:tc>
           <w:tcPr>
-            <w:tcW w:w="737" w:type="dxa"/>
-          </w:tcPr>
-          <w:p>
-            <w:pPr>
-              <w:pStyle w:val="TableParagraph"/>
-              <w:ind w:left="119"/>
-            </w:pPr>
-          </w:p>
-        </w:tc>
-        <w:tc>
-          <w:tcPr>
-            <w:tcW w:w="852" w:type="dxa"/>
-          </w:tcPr>
-          <w:p>
-            <w:pPr>
-              <w:pStyle w:val="TableParagraph"/>
-              <w:ind w:left="119"/>
+            <w:tcW w:w="312" w:type="pct"/>
+            <w:vAlign w:val="center"/>
+          </w:tcPr>
+          <w:p>
+            <w:pPr>
+              <w:pStyle w:val="TableParagraph"/>
+              <w:spacing w:before="0"/>
+              <w:jc w:val="center"/>
+            </w:pPr>
+          </w:p>
+        </w:tc>
+        <w:tc>
+          <w:tcPr>
+            <w:tcW w:w="373" w:type="pct"/>
+            <w:vAlign w:val="center"/>
+          </w:tcPr>
+          <w:p>
+            <w:pPr>
+              <w:pStyle w:val="TableParagraph"/>
+              <w:spacing w:before="0"/>
+              <w:jc w:val="center"/>
             </w:pPr>
             <w:r>
               <w:t>P</w:t>
@@ -3984,40 +5079,61 @@
         </w:tc>
         <w:tc>
           <w:tcPr>
-            <w:tcW w:w="852" w:type="dxa"/>
-          </w:tcPr>
-          <w:p>
-            <w:pPr>
-              <w:pStyle w:val="TableParagraph"/>
-              <w:ind w:left="119"/>
-            </w:pPr>
-            <w:r>
-              <w:t>138</w:t>
-            </w:r>
-            <w:r>
-              <w:t>-139</w:t>
-            </w:r>
-          </w:p>
-        </w:tc>
-        <w:tc>
-          <w:tcPr>
-            <w:tcW w:w="737" w:type="dxa"/>
-          </w:tcPr>
-          <w:p>
-            <w:pPr>
-              <w:pStyle w:val="TableParagraph"/>
-              <w:ind w:left="119"/>
-            </w:pPr>
-          </w:p>
-        </w:tc>
-        <w:tc>
-          <w:tcPr>
-            <w:tcW w:w="5805" w:type="dxa"/>
-          </w:tcPr>
-          <w:p>
-            <w:pPr>
-              <w:pStyle w:val="TableParagraph"/>
-              <w:ind w:left="119"/>
+            <w:tcW w:w="374" w:type="pct"/>
+            <w:vAlign w:val="center"/>
+          </w:tcPr>
+          <w:p>
+            <w:pPr>
+              <w:pStyle w:val="TableParagraph"/>
+              <w:spacing w:before="0"/>
+              <w:jc w:val="center"/>
+            </w:pPr>
+            <w:r>
+              <w:t>138-139</w:t>
+            </w:r>
+          </w:p>
+        </w:tc>
+        <w:tc>
+          <w:tcPr>
+            <w:tcW w:w="312" w:type="pct"/>
+            <w:vAlign w:val="center"/>
+          </w:tcPr>
+          <w:p>
+            <w:pPr>
+              <w:pStyle w:val="TableParagraph"/>
+              <w:spacing w:before="0"/>
+              <w:jc w:val="center"/>
+            </w:pPr>
+          </w:p>
+        </w:tc>
+        <w:tc>
+          <w:tcPr>
+            <w:tcW w:w="499" w:type="pct"/>
+            <w:vAlign w:val="center"/>
+          </w:tcPr>
+          <w:p>
+            <w:pPr>
+              <w:pStyle w:val="TableParagraph"/>
+              <w:spacing w:before="0"/>
+              <w:jc w:val="center"/>
+            </w:pPr>
+            <w:r>
+              <w:rPr>
+                <w:rFonts w:ascii="Segoe UI Symbol" w:hAnsi="Segoe UI Symbol" w:cs="Segoe UI Symbol"/>
+              </w:rPr>
+              <w:t>✓</w:t>
+            </w:r>
+          </w:p>
+        </w:tc>
+        <w:tc>
+          <w:tcPr>
+            <w:tcW w:w="2074" w:type="pct"/>
+            <w:vAlign w:val="center"/>
+          </w:tcPr>
+          <w:p>
+            <w:pPr>
+              <w:pStyle w:val="TableParagraph"/>
+              <w:spacing w:before="0"/>
             </w:pPr>
             <w:r>
               <w:t>Tempo markings move to the right</w:t>
@@ -4031,29 +5147,31 @@
         </w:trPr>
         <w:tc>
           <w:tcPr>
-            <w:tcW w:w="796" w:type="dxa"/>
+            <w:tcW w:w="342" w:type="pct"/>
             <w:tcBorders>
               <w:right w:val="single" w:sz="4" w:space="0" w:color="000000"/>
             </w:tcBorders>
-          </w:tcPr>
-          <w:p>
-            <w:pPr>
-              <w:pStyle w:val="TableParagraph"/>
-              <w:ind w:left="119"/>
-            </w:pPr>
-          </w:p>
-        </w:tc>
-        <w:tc>
-          <w:tcPr>
-            <w:tcW w:w="1383" w:type="dxa"/>
+            <w:vAlign w:val="center"/>
+          </w:tcPr>
+          <w:p>
+            <w:pPr>
+              <w:pStyle w:val="TableParagraph"/>
+              <w:spacing w:before="0"/>
+            </w:pPr>
+          </w:p>
+        </w:tc>
+        <w:tc>
+          <w:tcPr>
+            <w:tcW w:w="714" w:type="pct"/>
             <w:tcBorders>
               <w:left w:val="single" w:sz="4" w:space="0" w:color="000000"/>
             </w:tcBorders>
-          </w:tcPr>
-          <w:p>
-            <w:pPr>
-              <w:pStyle w:val="TableParagraph"/>
-              <w:ind w:left="119"/>
+            <w:vAlign w:val="center"/>
+          </w:tcPr>
+          <w:p>
+            <w:pPr>
+              <w:pStyle w:val="TableParagraph"/>
+              <w:spacing w:before="0"/>
             </w:pPr>
             <w:proofErr w:type="spellStart"/>
             <w:r>
@@ -4064,23 +5182,27 @@
         </w:tc>
         <w:tc>
           <w:tcPr>
-            <w:tcW w:w="737" w:type="dxa"/>
-          </w:tcPr>
-          <w:p>
-            <w:pPr>
-              <w:pStyle w:val="TableParagraph"/>
-              <w:ind w:left="119"/>
-            </w:pPr>
-          </w:p>
-        </w:tc>
-        <w:tc>
-          <w:tcPr>
-            <w:tcW w:w="852" w:type="dxa"/>
-          </w:tcPr>
-          <w:p>
-            <w:pPr>
-              <w:pStyle w:val="TableParagraph"/>
-              <w:ind w:left="119"/>
+            <w:tcW w:w="312" w:type="pct"/>
+            <w:vAlign w:val="center"/>
+          </w:tcPr>
+          <w:p>
+            <w:pPr>
+              <w:pStyle w:val="TableParagraph"/>
+              <w:spacing w:before="0"/>
+              <w:jc w:val="center"/>
+            </w:pPr>
+          </w:p>
+        </w:tc>
+        <w:tc>
+          <w:tcPr>
+            <w:tcW w:w="373" w:type="pct"/>
+            <w:vAlign w:val="center"/>
+          </w:tcPr>
+          <w:p>
+            <w:pPr>
+              <w:pStyle w:val="TableParagraph"/>
+              <w:spacing w:before="0"/>
+              <w:jc w:val="center"/>
             </w:pPr>
             <w:r>
               <w:t>P</w:t>
@@ -4089,12 +5211,14 @@
         </w:tc>
         <w:tc>
           <w:tcPr>
-            <w:tcW w:w="852" w:type="dxa"/>
-          </w:tcPr>
-          <w:p>
-            <w:pPr>
-              <w:pStyle w:val="TableParagraph"/>
-              <w:ind w:left="119"/>
+            <w:tcW w:w="374" w:type="pct"/>
+            <w:vAlign w:val="center"/>
+          </w:tcPr>
+          <w:p>
+            <w:pPr>
+              <w:pStyle w:val="TableParagraph"/>
+              <w:spacing w:before="0"/>
+              <w:jc w:val="center"/>
             </w:pPr>
             <w:r>
               <w:t>140</w:t>
@@ -4103,12 +5227,14 @@
         </w:tc>
         <w:tc>
           <w:tcPr>
-            <w:tcW w:w="737" w:type="dxa"/>
-          </w:tcPr>
-          <w:p>
-            <w:pPr>
-              <w:pStyle w:val="TableParagraph"/>
-              <w:ind w:left="119"/>
+            <w:tcW w:w="312" w:type="pct"/>
+            <w:vAlign w:val="center"/>
+          </w:tcPr>
+          <w:p>
+            <w:pPr>
+              <w:pStyle w:val="TableParagraph"/>
+              <w:spacing w:before="0"/>
+              <w:jc w:val="center"/>
             </w:pPr>
             <w:r>
               <w:t>1</w:t>
@@ -4117,15 +5243,47 @@
         </w:tc>
         <w:tc>
           <w:tcPr>
-            <w:tcW w:w="5805" w:type="dxa"/>
-          </w:tcPr>
-          <w:p>
-            <w:pPr>
-              <w:pStyle w:val="TableParagraph"/>
-              <w:ind w:left="119"/>
+            <w:tcW w:w="499" w:type="pct"/>
+            <w:vAlign w:val="center"/>
+          </w:tcPr>
+          <w:p>
+            <w:pPr>
+              <w:pStyle w:val="TableParagraph"/>
+              <w:spacing w:before="0"/>
+              <w:jc w:val="center"/>
+            </w:pPr>
+            <w:r>
+              <w:rPr>
+                <w:rFonts w:ascii="Segoe UI Symbol" w:hAnsi="Segoe UI Symbol" w:cs="Segoe UI Symbol"/>
+              </w:rPr>
+              <w:t>✓</w:t>
+            </w:r>
+          </w:p>
+        </w:tc>
+        <w:tc>
+          <w:tcPr>
+            <w:tcW w:w="2074" w:type="pct"/>
+            <w:vAlign w:val="center"/>
+          </w:tcPr>
+          <w:p>
+            <w:pPr>
+              <w:pStyle w:val="TableParagraph"/>
+              <w:spacing w:before="0"/>
             </w:pPr>
             <w:r>
               <w:t>What is that line?</w:t>
+            </w:r>
+          </w:p>
+          <w:p>
+            <w:pPr>
+              <w:pStyle w:val="TableParagraph"/>
+              <w:spacing w:before="0"/>
+            </w:pPr>
+            <w:r>
+              <w:rPr>
+                <w:color w:val="FF66CC"/>
+              </w:rPr>
+              <w:t xml:space="preserve">Means pizz. glissando. Added gliss. to make it more obvious. </w:t>
             </w:r>
           </w:p>
         </w:tc>
@@ -4136,29 +5294,31 @@
         </w:trPr>
         <w:tc>
           <w:tcPr>
-            <w:tcW w:w="796" w:type="dxa"/>
+            <w:tcW w:w="342" w:type="pct"/>
             <w:tcBorders>
               <w:right w:val="single" w:sz="4" w:space="0" w:color="000000"/>
             </w:tcBorders>
-          </w:tcPr>
-          <w:p>
-            <w:pPr>
-              <w:pStyle w:val="TableParagraph"/>
-              <w:ind w:left="119"/>
-            </w:pPr>
-          </w:p>
-        </w:tc>
-        <w:tc>
-          <w:tcPr>
-            <w:tcW w:w="1383" w:type="dxa"/>
+            <w:vAlign w:val="center"/>
+          </w:tcPr>
+          <w:p>
+            <w:pPr>
+              <w:pStyle w:val="TableParagraph"/>
+              <w:spacing w:before="0"/>
+            </w:pPr>
+          </w:p>
+        </w:tc>
+        <w:tc>
+          <w:tcPr>
+            <w:tcW w:w="714" w:type="pct"/>
             <w:tcBorders>
               <w:left w:val="single" w:sz="4" w:space="0" w:color="000000"/>
             </w:tcBorders>
-          </w:tcPr>
-          <w:p>
-            <w:pPr>
-              <w:pStyle w:val="TableParagraph"/>
-              <w:ind w:left="119"/>
+            <w:vAlign w:val="center"/>
+          </w:tcPr>
+          <w:p>
+            <w:pPr>
+              <w:pStyle w:val="TableParagraph"/>
+              <w:spacing w:before="0"/>
             </w:pPr>
             <w:r>
               <w:t>YQ, LQ, PP, EH I, EH II</w:t>
@@ -4167,23 +5327,27 @@
         </w:tc>
         <w:tc>
           <w:tcPr>
-            <w:tcW w:w="737" w:type="dxa"/>
-          </w:tcPr>
-          <w:p>
-            <w:pPr>
-              <w:pStyle w:val="TableParagraph"/>
-              <w:ind w:left="119"/>
-            </w:pPr>
-          </w:p>
-        </w:tc>
-        <w:tc>
-          <w:tcPr>
-            <w:tcW w:w="852" w:type="dxa"/>
-          </w:tcPr>
-          <w:p>
-            <w:pPr>
-              <w:pStyle w:val="TableParagraph"/>
-              <w:ind w:left="119"/>
+            <w:tcW w:w="312" w:type="pct"/>
+            <w:vAlign w:val="center"/>
+          </w:tcPr>
+          <w:p>
+            <w:pPr>
+              <w:pStyle w:val="TableParagraph"/>
+              <w:spacing w:before="0"/>
+              <w:jc w:val="center"/>
+            </w:pPr>
+          </w:p>
+        </w:tc>
+        <w:tc>
+          <w:tcPr>
+            <w:tcW w:w="373" w:type="pct"/>
+            <w:vAlign w:val="center"/>
+          </w:tcPr>
+          <w:p>
+            <w:pPr>
+              <w:pStyle w:val="TableParagraph"/>
+              <w:spacing w:before="0"/>
+              <w:jc w:val="center"/>
             </w:pPr>
             <w:r>
               <w:t>L</w:t>
@@ -4192,34 +5356,58 @@
         </w:tc>
         <w:tc>
           <w:tcPr>
-            <w:tcW w:w="852" w:type="dxa"/>
-          </w:tcPr>
-          <w:p>
-            <w:pPr>
-              <w:pStyle w:val="TableParagraph"/>
-              <w:ind w:left="119"/>
-            </w:pPr>
-          </w:p>
-        </w:tc>
-        <w:tc>
-          <w:tcPr>
-            <w:tcW w:w="737" w:type="dxa"/>
-          </w:tcPr>
-          <w:p>
-            <w:pPr>
-              <w:pStyle w:val="TableParagraph"/>
-              <w:ind w:left="119"/>
-            </w:pPr>
-          </w:p>
-        </w:tc>
-        <w:tc>
-          <w:tcPr>
-            <w:tcW w:w="5805" w:type="dxa"/>
-          </w:tcPr>
-          <w:p>
-            <w:pPr>
-              <w:pStyle w:val="TableParagraph"/>
-              <w:ind w:left="119"/>
+            <w:tcW w:w="374" w:type="pct"/>
+            <w:vAlign w:val="center"/>
+          </w:tcPr>
+          <w:p>
+            <w:pPr>
+              <w:pStyle w:val="TableParagraph"/>
+              <w:spacing w:before="0"/>
+              <w:jc w:val="center"/>
+            </w:pPr>
+          </w:p>
+        </w:tc>
+        <w:tc>
+          <w:tcPr>
+            <w:tcW w:w="312" w:type="pct"/>
+            <w:vAlign w:val="center"/>
+          </w:tcPr>
+          <w:p>
+            <w:pPr>
+              <w:pStyle w:val="TableParagraph"/>
+              <w:spacing w:before="0"/>
+              <w:jc w:val="center"/>
+            </w:pPr>
+          </w:p>
+        </w:tc>
+        <w:tc>
+          <w:tcPr>
+            <w:tcW w:w="499" w:type="pct"/>
+            <w:vAlign w:val="center"/>
+          </w:tcPr>
+          <w:p>
+            <w:pPr>
+              <w:pStyle w:val="TableParagraph"/>
+              <w:spacing w:before="0"/>
+              <w:jc w:val="center"/>
+            </w:pPr>
+            <w:r>
+              <w:rPr>
+                <w:rFonts w:ascii="Segoe UI Symbol" w:hAnsi="Segoe UI Symbol" w:cs="Segoe UI Symbol"/>
+              </w:rPr>
+              <w:t>✓</w:t>
+            </w:r>
+          </w:p>
+        </w:tc>
+        <w:tc>
+          <w:tcPr>
+            <w:tcW w:w="2074" w:type="pct"/>
+            <w:vAlign w:val="center"/>
+          </w:tcPr>
+          <w:p>
+            <w:pPr>
+              <w:pStyle w:val="TableParagraph"/>
+              <w:spacing w:before="0"/>
             </w:pPr>
             <w:r>
               <w:t>From 2</w:t>
@@ -4242,29 +5430,31 @@
         </w:trPr>
         <w:tc>
           <w:tcPr>
-            <w:tcW w:w="796" w:type="dxa"/>
+            <w:tcW w:w="342" w:type="pct"/>
             <w:tcBorders>
               <w:right w:val="single" w:sz="4" w:space="0" w:color="000000"/>
             </w:tcBorders>
-          </w:tcPr>
-          <w:p>
-            <w:pPr>
-              <w:pStyle w:val="TableParagraph"/>
-              <w:ind w:left="119"/>
-            </w:pPr>
-          </w:p>
-        </w:tc>
-        <w:tc>
-          <w:tcPr>
-            <w:tcW w:w="1383" w:type="dxa"/>
+            <w:vAlign w:val="center"/>
+          </w:tcPr>
+          <w:p>
+            <w:pPr>
+              <w:pStyle w:val="TableParagraph"/>
+              <w:spacing w:before="0"/>
+            </w:pPr>
+          </w:p>
+        </w:tc>
+        <w:tc>
+          <w:tcPr>
+            <w:tcW w:w="714" w:type="pct"/>
             <w:tcBorders>
               <w:left w:val="single" w:sz="4" w:space="0" w:color="000000"/>
             </w:tcBorders>
-          </w:tcPr>
-          <w:p>
-            <w:pPr>
-              <w:pStyle w:val="TableParagraph"/>
-              <w:ind w:left="119"/>
+            <w:vAlign w:val="center"/>
+          </w:tcPr>
+          <w:p>
+            <w:pPr>
+              <w:pStyle w:val="TableParagraph"/>
+              <w:spacing w:before="0"/>
             </w:pPr>
             <w:r>
               <w:t>Woodblocks</w:t>
@@ -4273,67 +5463,95 @@
         </w:tc>
         <w:tc>
           <w:tcPr>
-            <w:tcW w:w="737" w:type="dxa"/>
-          </w:tcPr>
-          <w:p>
-            <w:pPr>
-              <w:pStyle w:val="TableParagraph"/>
-              <w:ind w:left="119"/>
-            </w:pPr>
-          </w:p>
-        </w:tc>
-        <w:tc>
-          <w:tcPr>
-            <w:tcW w:w="852" w:type="dxa"/>
-          </w:tcPr>
-          <w:p>
-            <w:pPr>
-              <w:pStyle w:val="TableParagraph"/>
-              <w:ind w:left="119"/>
-            </w:pPr>
-          </w:p>
-        </w:tc>
-        <w:tc>
-          <w:tcPr>
-            <w:tcW w:w="852" w:type="dxa"/>
-          </w:tcPr>
-          <w:p>
-            <w:pPr>
-              <w:pStyle w:val="TableParagraph"/>
-              <w:ind w:left="119"/>
-            </w:pPr>
-          </w:p>
-        </w:tc>
-        <w:tc>
-          <w:tcPr>
-            <w:tcW w:w="737" w:type="dxa"/>
-          </w:tcPr>
-          <w:p>
-            <w:pPr>
-              <w:pStyle w:val="TableParagraph"/>
-              <w:ind w:left="119"/>
-            </w:pPr>
-          </w:p>
-        </w:tc>
-        <w:tc>
-          <w:tcPr>
-            <w:tcW w:w="5805" w:type="dxa"/>
-          </w:tcPr>
-          <w:p>
-            <w:pPr>
-              <w:pStyle w:val="TableParagraph"/>
-              <w:ind w:left="119"/>
-            </w:pPr>
-            <w:r>
-              <w:t xml:space="preserve">Abbreviation can be without capital B, and add full stop. </w:t>
+            <w:tcW w:w="312" w:type="pct"/>
+            <w:vAlign w:val="center"/>
+          </w:tcPr>
+          <w:p>
+            <w:pPr>
+              <w:pStyle w:val="TableParagraph"/>
+              <w:spacing w:before="0"/>
+              <w:jc w:val="center"/>
+            </w:pPr>
+          </w:p>
+        </w:tc>
+        <w:tc>
+          <w:tcPr>
+            <w:tcW w:w="373" w:type="pct"/>
+            <w:vAlign w:val="center"/>
+          </w:tcPr>
+          <w:p>
+            <w:pPr>
+              <w:pStyle w:val="TableParagraph"/>
+              <w:spacing w:before="0"/>
+              <w:jc w:val="center"/>
+            </w:pPr>
+          </w:p>
+        </w:tc>
+        <w:tc>
+          <w:tcPr>
+            <w:tcW w:w="374" w:type="pct"/>
+            <w:vAlign w:val="center"/>
+          </w:tcPr>
+          <w:p>
+            <w:pPr>
+              <w:pStyle w:val="TableParagraph"/>
+              <w:spacing w:before="0"/>
+              <w:jc w:val="center"/>
+            </w:pPr>
+          </w:p>
+        </w:tc>
+        <w:tc>
+          <w:tcPr>
+            <w:tcW w:w="312" w:type="pct"/>
+            <w:vAlign w:val="center"/>
+          </w:tcPr>
+          <w:p>
+            <w:pPr>
+              <w:pStyle w:val="TableParagraph"/>
+              <w:spacing w:before="0"/>
+              <w:jc w:val="center"/>
+            </w:pPr>
+          </w:p>
+        </w:tc>
+        <w:tc>
+          <w:tcPr>
+            <w:tcW w:w="499" w:type="pct"/>
+            <w:vAlign w:val="center"/>
+          </w:tcPr>
+          <w:p>
+            <w:pPr>
+              <w:pStyle w:val="TableParagraph"/>
+              <w:spacing w:before="0"/>
+              <w:jc w:val="center"/>
+            </w:pPr>
+            <w:r>
+              <w:rPr>
+                <w:rFonts w:ascii="Segoe UI Symbol" w:hAnsi="Segoe UI Symbol" w:cs="Segoe UI Symbol"/>
+              </w:rPr>
+              <w:t>✓</w:t>
+            </w:r>
+          </w:p>
+        </w:tc>
+        <w:tc>
+          <w:tcPr>
+            <w:tcW w:w="2074" w:type="pct"/>
+            <w:vAlign w:val="center"/>
+          </w:tcPr>
+          <w:p>
+            <w:pPr>
+              <w:pStyle w:val="TableParagraph"/>
+              <w:spacing w:before="0"/>
+            </w:pPr>
+            <w:r>
+              <w:t xml:space="preserve">Abbreviation can be without capital </w:t>
             </w:r>
             <w:proofErr w:type="gramStart"/>
             <w:r>
-              <w:t>Generally</w:t>
+              <w:t>B, and</w:t>
             </w:r>
             <w:proofErr w:type="gramEnd"/>
             <w:r>
-              <w:t xml:space="preserve"> for western instruments only capitalize first letter</w:t>
+              <w:t xml:space="preserve"> add full stop. Generally for western instruments only capitalize first letter</w:t>
             </w:r>
           </w:p>
         </w:tc>
@@ -4367,7 +5585,7 @@
 </file>
 
 <file path=word/endnotes.xml><?xml version="1.0" encoding="utf-8"?>
-<w:endnotes xmlns:wpc="http://schemas.microsoft.com/office/word/2010/wordprocessingCanvas" xmlns:cx="http://schemas.microsoft.com/office/drawing/2014/chartex" xmlns:cx1="http://schemas.microsoft.com/office/drawing/2015/9/8/chartex" xmlns:cx2="http://schemas.microsoft.com/office/drawing/2015/10/21/chartex" xmlns:cx3="http://schemas.microsoft.com/office/drawing/2016/5/9/chartex" xmlns:cx4="http://schemas.microsoft.com/office/drawing/2016/5/10/chartex" xmlns:cx5="http://schemas.microsoft.com/office/drawing/2016/5/11/chartex" xmlns:cx6="http://schemas.microsoft.com/office/drawing/2016/5/12/chartex" xmlns:cx7="http://schemas.microsoft.com/office/drawing/2016/5/13/chartex" xmlns:cx8="http://schemas.microsoft.com/office/drawing/2016/5/14/chartex" xmlns:mc="http://schemas.openxmlformats.org/markup-compatibility/2006" xmlns:aink="http://schemas.microsoft.com/office/drawing/2016/ink" xmlns:am3d="http://schemas.microsoft.com/office/drawing/2017/model3d" xmlns:o="urn:schemas-microsoft-com:office:office" xmlns:r="http://schemas.openxmlformats.org/officeDocument/2006/relationships" xmlns:m="http://schemas.openxmlformats.org/officeDocument/2006/math" xmlns:v="urn:schemas-microsoft-com:vml" xmlns:wp14="http://schemas.microsoft.com/office/word/2010/wordprocessingDrawing" xmlns:wp="http://schemas.openxmlformats.org/drawingml/2006/wordprocessingDrawing" xmlns:w10="urn:schemas-microsoft-com:office:word" xmlns:w="http://schemas.openxmlformats.org/wordprocessingml/2006/main" xmlns:w14="http://schemas.microsoft.com/office/word/2010/wordml" xmlns:w15="http://schemas.microsoft.com/office/word/2012/wordml" xmlns:w16cid="http://schemas.microsoft.com/office/word/2016/wordml/cid" xmlns:w16se="http://schemas.microsoft.com/office/word/2015/wordml/symex" xmlns:wpg="http://schemas.microsoft.com/office/word/2010/wordprocessingGroup" xmlns:wpi="http://schemas.microsoft.com/office/word/2010/wordprocessingInk" xmlns:wne="http://schemas.microsoft.com/office/word/2006/wordml" xmlns:wps="http://schemas.microsoft.com/office/word/2010/wordprocessingShape" mc:Ignorable="w14 w15 w16se w16cid wp14">
+<w:endnotes xmlns:wpc="http://schemas.microsoft.com/office/word/2010/wordprocessingCanvas" xmlns:cx="http://schemas.microsoft.com/office/drawing/2014/chartex" xmlns:cx1="http://schemas.microsoft.com/office/drawing/2015/9/8/chartex" xmlns:cx2="http://schemas.microsoft.com/office/drawing/2015/10/21/chartex" xmlns:cx3="http://schemas.microsoft.com/office/drawing/2016/5/9/chartex" xmlns:cx4="http://schemas.microsoft.com/office/drawing/2016/5/10/chartex" xmlns:cx5="http://schemas.microsoft.com/office/drawing/2016/5/11/chartex" xmlns:cx6="http://schemas.microsoft.com/office/drawing/2016/5/12/chartex" xmlns:cx7="http://schemas.microsoft.com/office/drawing/2016/5/13/chartex" xmlns:cx8="http://schemas.microsoft.com/office/drawing/2016/5/14/chartex" xmlns:mc="http://schemas.openxmlformats.org/markup-compatibility/2006" xmlns:aink="http://schemas.microsoft.com/office/drawing/2016/ink" xmlns:am3d="http://schemas.microsoft.com/office/drawing/2017/model3d" xmlns:o="urn:schemas-microsoft-com:office:office" xmlns:oel="http://schemas.microsoft.com/office/2019/extlst" xmlns:r="http://schemas.openxmlformats.org/officeDocument/2006/relationships" xmlns:m="http://schemas.openxmlformats.org/officeDocument/2006/math" xmlns:v="urn:schemas-microsoft-com:vml" xmlns:wp14="http://schemas.microsoft.com/office/word/2010/wordprocessingDrawing" xmlns:wp="http://schemas.openxmlformats.org/drawingml/2006/wordprocessingDrawing" xmlns:w10="urn:schemas-microsoft-com:office:word" xmlns:w="http://schemas.openxmlformats.org/wordprocessingml/2006/main" xmlns:w14="http://schemas.microsoft.com/office/word/2010/wordml" xmlns:w15="http://schemas.microsoft.com/office/word/2012/wordml" xmlns:w16cex="http://schemas.microsoft.com/office/word/2018/wordml/cex" xmlns:w16cid="http://schemas.microsoft.com/office/word/2016/wordml/cid" xmlns:w16="http://schemas.microsoft.com/office/word/2018/wordml" xmlns:w16du="http://schemas.microsoft.com/office/word/2023/wordml/word16du" xmlns:w16sdtdh="http://schemas.microsoft.com/office/word/2020/wordml/sdtdatahash" xmlns:w16se="http://schemas.microsoft.com/office/word/2015/wordml/symex" xmlns:wpg="http://schemas.microsoft.com/office/word/2010/wordprocessingGroup" xmlns:wpi="http://schemas.microsoft.com/office/word/2010/wordprocessingInk" xmlns:wne="http://schemas.microsoft.com/office/word/2006/wordml" xmlns:wps="http://schemas.microsoft.com/office/word/2010/wordprocessingShape" mc:Ignorable="w14 w15 w16se w16cid w16 w16cex w16sdtdh w16du wp14">
   <w:endnote w:type="separator" w:id="-1">
     <w:p>
       <w:r>
@@ -4386,7 +5604,7 @@
 </file>
 
 <file path=word/footer1.xml><?xml version="1.0" encoding="utf-8"?>
-<w:ftr xmlns:wpc="http://schemas.microsoft.com/office/word/2010/wordprocessingCanvas" xmlns:cx="http://schemas.microsoft.com/office/drawing/2014/chartex" xmlns:cx1="http://schemas.microsoft.com/office/drawing/2015/9/8/chartex" xmlns:cx2="http://schemas.microsoft.com/office/drawing/2015/10/21/chartex" xmlns:cx3="http://schemas.microsoft.com/office/drawing/2016/5/9/chartex" xmlns:cx4="http://schemas.microsoft.com/office/drawing/2016/5/10/chartex" xmlns:cx5="http://schemas.microsoft.com/office/drawing/2016/5/11/chartex" xmlns:cx6="http://schemas.microsoft.com/office/drawing/2016/5/12/chartex" xmlns:cx7="http://schemas.microsoft.com/office/drawing/2016/5/13/chartex" xmlns:cx8="http://schemas.microsoft.com/office/drawing/2016/5/14/chartex" xmlns:mc="http://schemas.openxmlformats.org/markup-compatibility/2006" xmlns:aink="http://schemas.microsoft.com/office/drawing/2016/ink" xmlns:am3d="http://schemas.microsoft.com/office/drawing/2017/model3d" xmlns:o="urn:schemas-microsoft-com:office:office" xmlns:r="http://schemas.openxmlformats.org/officeDocument/2006/relationships" xmlns:m="http://schemas.openxmlformats.org/officeDocument/2006/math" xmlns:v="urn:schemas-microsoft-com:vml" xmlns:wp14="http://schemas.microsoft.com/office/word/2010/wordprocessingDrawing" xmlns:wp="http://schemas.openxmlformats.org/drawingml/2006/wordprocessingDrawing" xmlns:w10="urn:schemas-microsoft-com:office:word" xmlns:w="http://schemas.openxmlformats.org/wordprocessingml/2006/main" xmlns:w14="http://schemas.microsoft.com/office/word/2010/wordml" xmlns:w15="http://schemas.microsoft.com/office/word/2012/wordml" xmlns:w16cid="http://schemas.microsoft.com/office/word/2016/wordml/cid" xmlns:w16se="http://schemas.microsoft.com/office/word/2015/wordml/symex" xmlns:wpg="http://schemas.microsoft.com/office/word/2010/wordprocessingGroup" xmlns:wpi="http://schemas.microsoft.com/office/word/2010/wordprocessingInk" xmlns:wne="http://schemas.microsoft.com/office/word/2006/wordml" xmlns:wps="http://schemas.microsoft.com/office/word/2010/wordprocessingShape" mc:Ignorable="w14 w15 w16se w16cid wp14">
+<w:ftr xmlns:wpc="http://schemas.microsoft.com/office/word/2010/wordprocessingCanvas" xmlns:cx="http://schemas.microsoft.com/office/drawing/2014/chartex" xmlns:cx1="http://schemas.microsoft.com/office/drawing/2015/9/8/chartex" xmlns:cx2="http://schemas.microsoft.com/office/drawing/2015/10/21/chartex" xmlns:cx3="http://schemas.microsoft.com/office/drawing/2016/5/9/chartex" xmlns:cx4="http://schemas.microsoft.com/office/drawing/2016/5/10/chartex" xmlns:cx5="http://schemas.microsoft.com/office/drawing/2016/5/11/chartex" xmlns:cx6="http://schemas.microsoft.com/office/drawing/2016/5/12/chartex" xmlns:cx7="http://schemas.microsoft.com/office/drawing/2016/5/13/chartex" xmlns:cx8="http://schemas.microsoft.com/office/drawing/2016/5/14/chartex" xmlns:mc="http://schemas.openxmlformats.org/markup-compatibility/2006" xmlns:aink="http://schemas.microsoft.com/office/drawing/2016/ink" xmlns:am3d="http://schemas.microsoft.com/office/drawing/2017/model3d" xmlns:o="urn:schemas-microsoft-com:office:office" xmlns:oel="http://schemas.microsoft.com/office/2019/extlst" xmlns:r="http://schemas.openxmlformats.org/officeDocument/2006/relationships" xmlns:m="http://schemas.openxmlformats.org/officeDocument/2006/math" xmlns:v="urn:schemas-microsoft-com:vml" xmlns:wp14="http://schemas.microsoft.com/office/word/2010/wordprocessingDrawing" xmlns:wp="http://schemas.openxmlformats.org/drawingml/2006/wordprocessingDrawing" xmlns:w10="urn:schemas-microsoft-com:office:word" xmlns:w="http://schemas.openxmlformats.org/wordprocessingml/2006/main" xmlns:w14="http://schemas.microsoft.com/office/word/2010/wordml" xmlns:w15="http://schemas.microsoft.com/office/word/2012/wordml" xmlns:w16cex="http://schemas.microsoft.com/office/word/2018/wordml/cex" xmlns:w16cid="http://schemas.microsoft.com/office/word/2016/wordml/cid" xmlns:w16="http://schemas.microsoft.com/office/word/2018/wordml" xmlns:w16du="http://schemas.microsoft.com/office/word/2023/wordml/word16du" xmlns:w16sdtdh="http://schemas.microsoft.com/office/word/2020/wordml/sdtdatahash" xmlns:w16se="http://schemas.microsoft.com/office/word/2015/wordml/symex" xmlns:wpg="http://schemas.microsoft.com/office/word/2010/wordprocessingGroup" xmlns:wpi="http://schemas.microsoft.com/office/word/2010/wordprocessingInk" xmlns:wne="http://schemas.microsoft.com/office/word/2006/wordml" xmlns:wps="http://schemas.microsoft.com/office/word/2010/wordprocessingShape" mc:Ignorable="w14 w15 w16se w16cid w16 w16cex w16sdtdh w16du wp14">
   <w:p>
     <w:pPr>
       <w:tabs>
@@ -4577,7 +5795,7 @@
 </file>
 
 <file path=word/footnotes.xml><?xml version="1.0" encoding="utf-8"?>
-<w:footnotes xmlns:wpc="http://schemas.microsoft.com/office/word/2010/wordprocessingCanvas" xmlns:cx="http://schemas.microsoft.com/office/drawing/2014/chartex" xmlns:cx1="http://schemas.microsoft.com/office/drawing/2015/9/8/chartex" xmlns:cx2="http://schemas.microsoft.com/office/drawing/2015/10/21/chartex" xmlns:cx3="http://schemas.microsoft.com/office/drawing/2016/5/9/chartex" xmlns:cx4="http://schemas.microsoft.com/office/drawing/2016/5/10/chartex" xmlns:cx5="http://schemas.microsoft.com/office/drawing/2016/5/11/chartex" xmlns:cx6="http://schemas.microsoft.com/office/drawing/2016/5/12/chartex" xmlns:cx7="http://schemas.microsoft.com/office/drawing/2016/5/13/chartex" xmlns:cx8="http://schemas.microsoft.com/office/drawing/2016/5/14/chartex" xmlns:mc="http://schemas.openxmlformats.org/markup-compatibility/2006" xmlns:aink="http://schemas.microsoft.com/office/drawing/2016/ink" xmlns:am3d="http://schemas.microsoft.com/office/drawing/2017/model3d" xmlns:o="urn:schemas-microsoft-com:office:office" xmlns:r="http://schemas.openxmlformats.org/officeDocument/2006/relationships" xmlns:m="http://schemas.openxmlformats.org/officeDocument/2006/math" xmlns:v="urn:schemas-microsoft-com:vml" xmlns:wp14="http://schemas.microsoft.com/office/word/2010/wordprocessingDrawing" xmlns:wp="http://schemas.openxmlformats.org/drawingml/2006/wordprocessingDrawing" xmlns:w10="urn:schemas-microsoft-com:office:word" xmlns:w="http://schemas.openxmlformats.org/wordprocessingml/2006/main" xmlns:w14="http://schemas.microsoft.com/office/word/2010/wordml" xmlns:w15="http://schemas.microsoft.com/office/word/2012/wordml" xmlns:w16cid="http://schemas.microsoft.com/office/word/2016/wordml/cid" xmlns:w16se="http://schemas.microsoft.com/office/word/2015/wordml/symex" xmlns:wpg="http://schemas.microsoft.com/office/word/2010/wordprocessingGroup" xmlns:wpi="http://schemas.microsoft.com/office/word/2010/wordprocessingInk" xmlns:wne="http://schemas.microsoft.com/office/word/2006/wordml" xmlns:wps="http://schemas.microsoft.com/office/word/2010/wordprocessingShape" mc:Ignorable="w14 w15 w16se w16cid wp14">
+<w:footnotes xmlns:wpc="http://schemas.microsoft.com/office/word/2010/wordprocessingCanvas" xmlns:cx="http://schemas.microsoft.com/office/drawing/2014/chartex" xmlns:cx1="http://schemas.microsoft.com/office/drawing/2015/9/8/chartex" xmlns:cx2="http://schemas.microsoft.com/office/drawing/2015/10/21/chartex" xmlns:cx3="http://schemas.microsoft.com/office/drawing/2016/5/9/chartex" xmlns:cx4="http://schemas.microsoft.com/office/drawing/2016/5/10/chartex" xmlns:cx5="http://schemas.microsoft.com/office/drawing/2016/5/11/chartex" xmlns:cx6="http://schemas.microsoft.com/office/drawing/2016/5/12/chartex" xmlns:cx7="http://schemas.microsoft.com/office/drawing/2016/5/13/chartex" xmlns:cx8="http://schemas.microsoft.com/office/drawing/2016/5/14/chartex" xmlns:mc="http://schemas.openxmlformats.org/markup-compatibility/2006" xmlns:aink="http://schemas.microsoft.com/office/drawing/2016/ink" xmlns:am3d="http://schemas.microsoft.com/office/drawing/2017/model3d" xmlns:o="urn:schemas-microsoft-com:office:office" xmlns:oel="http://schemas.microsoft.com/office/2019/extlst" xmlns:r="http://schemas.openxmlformats.org/officeDocument/2006/relationships" xmlns:m="http://schemas.openxmlformats.org/officeDocument/2006/math" xmlns:v="urn:schemas-microsoft-com:vml" xmlns:wp14="http://schemas.microsoft.com/office/word/2010/wordprocessingDrawing" xmlns:wp="http://schemas.openxmlformats.org/drawingml/2006/wordprocessingDrawing" xmlns:w10="urn:schemas-microsoft-com:office:word" xmlns:w="http://schemas.openxmlformats.org/wordprocessingml/2006/main" xmlns:w14="http://schemas.microsoft.com/office/word/2010/wordml" xmlns:w15="http://schemas.microsoft.com/office/word/2012/wordml" xmlns:w16cex="http://schemas.microsoft.com/office/word/2018/wordml/cex" xmlns:w16cid="http://schemas.microsoft.com/office/word/2016/wordml/cid" xmlns:w16="http://schemas.microsoft.com/office/word/2018/wordml" xmlns:w16du="http://schemas.microsoft.com/office/word/2023/wordml/word16du" xmlns:w16sdtdh="http://schemas.microsoft.com/office/word/2020/wordml/sdtdatahash" xmlns:w16se="http://schemas.microsoft.com/office/word/2015/wordml/symex" xmlns:wpg="http://schemas.microsoft.com/office/word/2010/wordprocessingGroup" xmlns:wpi="http://schemas.microsoft.com/office/word/2010/wordprocessingInk" xmlns:wne="http://schemas.microsoft.com/office/word/2006/wordml" xmlns:wps="http://schemas.microsoft.com/office/word/2010/wordprocessingShape" mc:Ignorable="w14 w15 w16se w16cid w16 w16cex w16sdtdh w16du wp14">
   <w:footnote w:type="separator" w:id="-1">
     <w:p>
       <w:r>
@@ -4596,7 +5814,7 @@
 </file>
 
 <file path=word/header1.xml><?xml version="1.0" encoding="utf-8"?>
-<w:hdr xmlns:wpc="http://schemas.microsoft.com/office/word/2010/wordprocessingCanvas" xmlns:cx="http://schemas.microsoft.com/office/drawing/2014/chartex" xmlns:cx1="http://schemas.microsoft.com/office/drawing/2015/9/8/chartex" xmlns:cx2="http://schemas.microsoft.com/office/drawing/2015/10/21/chartex" xmlns:cx3="http://schemas.microsoft.com/office/drawing/2016/5/9/chartex" xmlns:cx4="http://schemas.microsoft.com/office/drawing/2016/5/10/chartex" xmlns:cx5="http://schemas.microsoft.com/office/drawing/2016/5/11/chartex" xmlns:cx6="http://schemas.microsoft.com/office/drawing/2016/5/12/chartex" xmlns:cx7="http://schemas.microsoft.com/office/drawing/2016/5/13/chartex" xmlns:cx8="http://schemas.microsoft.com/office/drawing/2016/5/14/chartex" xmlns:mc="http://schemas.openxmlformats.org/markup-compatibility/2006" xmlns:aink="http://schemas.microsoft.com/office/drawing/2016/ink" xmlns:am3d="http://schemas.microsoft.com/office/drawing/2017/model3d" xmlns:o="urn:schemas-microsoft-com:office:office" xmlns:r="http://schemas.openxmlformats.org/officeDocument/2006/relationships" xmlns:m="http://schemas.openxmlformats.org/officeDocument/2006/math" xmlns:v="urn:schemas-microsoft-com:vml" xmlns:wp14="http://schemas.microsoft.com/office/word/2010/wordprocessingDrawing" xmlns:wp="http://schemas.openxmlformats.org/drawingml/2006/wordprocessingDrawing" xmlns:w10="urn:schemas-microsoft-com:office:word" xmlns:w="http://schemas.openxmlformats.org/wordprocessingml/2006/main" xmlns:w14="http://schemas.microsoft.com/office/word/2010/wordml" xmlns:w15="http://schemas.microsoft.com/office/word/2012/wordml" xmlns:w16cid="http://schemas.microsoft.com/office/word/2016/wordml/cid" xmlns:w16se="http://schemas.microsoft.com/office/word/2015/wordml/symex" xmlns:wpg="http://schemas.microsoft.com/office/word/2010/wordprocessingGroup" xmlns:wpi="http://schemas.microsoft.com/office/word/2010/wordprocessingInk" xmlns:wne="http://schemas.microsoft.com/office/word/2006/wordml" xmlns:wps="http://schemas.microsoft.com/office/word/2010/wordprocessingShape" mc:Ignorable="w14 w15 w16se w16cid wp14">
+<w:hdr xmlns:wpc="http://schemas.microsoft.com/office/word/2010/wordprocessingCanvas" xmlns:cx="http://schemas.microsoft.com/office/drawing/2014/chartex" xmlns:cx1="http://schemas.microsoft.com/office/drawing/2015/9/8/chartex" xmlns:cx2="http://schemas.microsoft.com/office/drawing/2015/10/21/chartex" xmlns:cx3="http://schemas.microsoft.com/office/drawing/2016/5/9/chartex" xmlns:cx4="http://schemas.microsoft.com/office/drawing/2016/5/10/chartex" xmlns:cx5="http://schemas.microsoft.com/office/drawing/2016/5/11/chartex" xmlns:cx6="http://schemas.microsoft.com/office/drawing/2016/5/12/chartex" xmlns:cx7="http://schemas.microsoft.com/office/drawing/2016/5/13/chartex" xmlns:cx8="http://schemas.microsoft.com/office/drawing/2016/5/14/chartex" xmlns:mc="http://schemas.openxmlformats.org/markup-compatibility/2006" xmlns:aink="http://schemas.microsoft.com/office/drawing/2016/ink" xmlns:am3d="http://schemas.microsoft.com/office/drawing/2017/model3d" xmlns:o="urn:schemas-microsoft-com:office:office" xmlns:oel="http://schemas.microsoft.com/office/2019/extlst" xmlns:r="http://schemas.openxmlformats.org/officeDocument/2006/relationships" xmlns:m="http://schemas.openxmlformats.org/officeDocument/2006/math" xmlns:v="urn:schemas-microsoft-com:vml" xmlns:wp14="http://schemas.microsoft.com/office/word/2010/wordprocessingDrawing" xmlns:wp="http://schemas.openxmlformats.org/drawingml/2006/wordprocessingDrawing" xmlns:w10="urn:schemas-microsoft-com:office:word" xmlns:w="http://schemas.openxmlformats.org/wordprocessingml/2006/main" xmlns:w14="http://schemas.microsoft.com/office/word/2010/wordml" xmlns:w15="http://schemas.microsoft.com/office/word/2012/wordml" xmlns:w16cex="http://schemas.microsoft.com/office/word/2018/wordml/cex" xmlns:w16cid="http://schemas.microsoft.com/office/word/2016/wordml/cid" xmlns:w16="http://schemas.microsoft.com/office/word/2018/wordml" xmlns:w16du="http://schemas.microsoft.com/office/word/2023/wordml/word16du" xmlns:w16sdtdh="http://schemas.microsoft.com/office/word/2020/wordml/sdtdatahash" xmlns:w16se="http://schemas.microsoft.com/office/word/2015/wordml/symex" xmlns:wpg="http://schemas.microsoft.com/office/word/2010/wordprocessingGroup" xmlns:wpi="http://schemas.microsoft.com/office/word/2010/wordprocessingInk" xmlns:wne="http://schemas.microsoft.com/office/word/2006/wordml" xmlns:wps="http://schemas.microsoft.com/office/word/2010/wordprocessingShape" mc:Ignorable="w14 w15 w16se w16cid w16 w16cex w16sdtdh w16du wp14">
   <w:p>
     <w:pPr>
       <w:pStyle w:val="Title"/>
@@ -4638,7 +5856,7 @@
 </file>
 
 <file path=word/styles.xml><?xml version="1.0" encoding="utf-8"?>
-<w:styles xmlns:mc="http://schemas.openxmlformats.org/markup-compatibility/2006" xmlns:r="http://schemas.openxmlformats.org/officeDocument/2006/relationships" xmlns:w="http://schemas.openxmlformats.org/wordprocessingml/2006/main" xmlns:w14="http://schemas.microsoft.com/office/word/2010/wordml" xmlns:w15="http://schemas.microsoft.com/office/word/2012/wordml" xmlns:w16cid="http://schemas.microsoft.com/office/word/2016/wordml/cid" xmlns:w16se="http://schemas.microsoft.com/office/word/2015/wordml/symex" mc:Ignorable="w14 w15 w16se w16cid">
+<w:styles xmlns:mc="http://schemas.openxmlformats.org/markup-compatibility/2006" xmlns:r="http://schemas.openxmlformats.org/officeDocument/2006/relationships" xmlns:w="http://schemas.openxmlformats.org/wordprocessingml/2006/main" xmlns:w14="http://schemas.microsoft.com/office/word/2010/wordml" xmlns:w15="http://schemas.microsoft.com/office/word/2012/wordml" xmlns:w16cex="http://schemas.microsoft.com/office/word/2018/wordml/cex" xmlns:w16cid="http://schemas.microsoft.com/office/word/2016/wordml/cid" xmlns:w16="http://schemas.microsoft.com/office/word/2018/wordml" xmlns:w16du="http://schemas.microsoft.com/office/word/2023/wordml/word16du" xmlns:w16sdtdh="http://schemas.microsoft.com/office/word/2020/wordml/sdtdatahash" xmlns:w16se="http://schemas.microsoft.com/office/word/2015/wordml/symex" mc:Ignorable="w14 w15 w16se w16cid w16 w16cex w16sdtdh w16du">
   <w:docDefaults>
     <w:rPrDefault>
       <w:rPr>
@@ -4656,7 +5874,7 @@
       </w:pPr>
     </w:pPrDefault>
   </w:docDefaults>
-  <w:latentStyles w:defLockedState="0" w:defUIPriority="99" w:defSemiHidden="0" w:defUnhideWhenUsed="0" w:defQFormat="0" w:count="375">
+  <w:latentStyles w:defLockedState="0" w:defUIPriority="99" w:defSemiHidden="0" w:defUnhideWhenUsed="0" w:defQFormat="0" w:count="376">
     <w:lsdException w:name="Normal" w:uiPriority="0" w:qFormat="1"/>
     <w:lsdException w:name="heading 1" w:uiPriority="9" w:qFormat="1"/>
     <w:lsdException w:name="heading 2" w:semiHidden="1" w:uiPriority="9" w:unhideWhenUsed="1" w:qFormat="1"/>
@@ -5032,6 +6250,7 @@
     <w:lsdException w:name="Smart Hyperlink" w:semiHidden="1" w:unhideWhenUsed="1"/>
     <w:lsdException w:name="Hashtag" w:semiHidden="1" w:unhideWhenUsed="1"/>
     <w:lsdException w:name="Unresolved Mention" w:semiHidden="1" w:unhideWhenUsed="1"/>
+    <w:lsdException w:name="Smart Link" w:semiHidden="1" w:unhideWhenUsed="1"/>
   </w:latentStyles>
   <w:style w:type="paragraph" w:default="1" w:styleId="Normal">
     <w:name w:val="Normal"/>
@@ -5043,7 +6262,6 @@
   <w:style w:type="character" w:default="1" w:styleId="DefaultParagraphFont">
     <w:name w:val="Default Paragraph Font"/>
     <w:uiPriority w:val="1"/>
-    <w:semiHidden/>
     <w:unhideWhenUsed/>
   </w:style>
   <w:style w:type="table" w:default="1" w:styleId="TableNormal">
